--- a/docs/guida_utente.docx
+++ b/docs/guida_utente.docx
@@ -4480,6 +4480,107 @@
           </w:p>
         </w:tc>
       </w:tr>
+      <w:tr>
+        <w:tc>
+          <w:tcPr>
+            <w:tcW w:w="2047" w:type="dxa"/>
+            <w:shd w:val="clear" w:color="auto" w:fill="FFFFFF"/>
+            <w:tcBorders>
+              <w:top w:val="nil"/>
+              <w:bottom w:val="single" w:sz="8" w:color="DEE2E6" w:space="0"/>
+              <w:left w:val="nil"/>
+              <w:right w:val="nil"/>
+            </w:tcBorders>
+            <w:tcMar>
+              <w:top w:w="55" w:type="dxa"/>
+              <w:bottom w:w="55" w:type="dxa"/>
+              <w:left w:w="80" w:type="dxa"/>
+              <w:right w:w="80" w:type="dxa"/>
+            </w:tcMar>
+          </w:tcPr>
+          <w:p>
+            <w:pPr>
+              <w:spacing w:before="0" w:after="0"/>
+            </w:pPr>
+            <w:r>
+              <w:rPr>
+                <w:rFonts w:ascii="PT Sans Narrow" w:hAnsi="PT Sans Narrow" w:cs="PT Sans Narrow" w:eastAsia="PT Sans Narrow"/>
+                <w:b/>
+                <w:i w:val="0"/>
+                <w:color w:val="16213E"/>
+                <w:sz w:val="22"/>
+              </w:rPr>
+              <w:t>Pasti Aziendali Oggi</w:t>
+            </w:r>
+          </w:p>
+        </w:tc>
+        <w:tc>
+          <w:tcPr>
+            <w:tcW w:w="590" w:type="dxa"/>
+            <w:shd w:val="clear" w:color="auto" w:fill="FFFFFF"/>
+            <w:tcBorders>
+              <w:top w:val="nil"/>
+              <w:bottom w:val="single" w:sz="8" w:color="DEE2E6" w:space="0"/>
+              <w:left w:val="nil"/>
+              <w:right w:val="nil"/>
+            </w:tcBorders>
+            <w:tcMar>
+              <w:top w:w="55" w:type="dxa"/>
+              <w:bottom w:w="55" w:type="dxa"/>
+              <w:left w:w="80" w:type="dxa"/>
+              <w:right w:w="80" w:type="dxa"/>
+            </w:tcMar>
+          </w:tcPr>
+          <w:p>
+            <w:pPr>
+              <w:spacing w:before="0" w:after="0"/>
+            </w:pPr>
+            <w:r>
+              <w:rPr>
+                <w:rFonts w:ascii="PT Sans Narrow" w:hAnsi="PT Sans Narrow" w:cs="PT Sans Narrow" w:eastAsia="PT Sans Narrow"/>
+                <w:b w:val="0"/>
+                <w:i w:val="0"/>
+                <w:color w:val="6C757D"/>
+                <w:sz w:val="22"/>
+              </w:rPr>
+              <w:t>🏭</w:t>
+            </w:r>
+          </w:p>
+        </w:tc>
+        <w:tc>
+          <w:tcPr>
+            <w:tcW w:w="4291" w:type="dxa"/>
+            <w:shd w:val="clear" w:color="auto" w:fill="FFFFFF"/>
+            <w:tcBorders>
+              <w:top w:val="nil"/>
+              <w:bottom w:val="single" w:sz="8" w:color="DEE2E6" w:space="0"/>
+              <w:left w:val="nil"/>
+              <w:right w:val="nil"/>
+            </w:tcBorders>
+            <w:tcMar>
+              <w:top w:w="55" w:type="dxa"/>
+              <w:bottom w:w="55" w:type="dxa"/>
+              <w:left w:w="80" w:type="dxa"/>
+              <w:right w:w="80" w:type="dxa"/>
+            </w:tcMar>
+          </w:tcPr>
+          <w:p>
+            <w:pPr>
+              <w:spacing w:before="0" w:after="0"/>
+            </w:pPr>
+            <w:r>
+              <w:rPr>
+                <w:rFonts w:ascii="PT Sans Narrow" w:hAnsi="PT Sans Narrow" w:cs="PT Sans Narrow" w:eastAsia="PT Sans Narrow"/>
+                <w:b w:val="0"/>
+                <w:i w:val="0"/>
+                <w:color w:val="6C757D"/>
+                <w:sz w:val="22"/>
+              </w:rPr>
+              <w:t>Card con prenotazioni/posti per ogni opzione, barra avanzamento e il proprio pasto prenotato (se applicabile)</w:t>
+            </w:r>
+          </w:p>
+        </w:tc>
+      </w:tr>
     </w:tbl>
     <w:p>
       <w:pPr>
@@ -5187,7 +5288,7 @@
           <w:color w:val="16213E"/>
           <w:sz w:val="32"/>
         </w:rPr>
-        <w:t>2.3  Fasce orarie (Slot)</w:t>
+        <w:t>2.3  Gestione Tavoli — due sistemi distinti</w:t>
       </w:r>
     </w:p>
     <w:p>
@@ -5203,7 +5304,7 @@
           <w:color w:val="343A40"/>
           <w:sz w:val="28"/>
         </w:rPr>
-        <w:t>Le fasce orarie definiscono quando è possibile ordinare e prenotare tavoli. Ogni slot ha un orario e una durata massima di permanenza al tavolo.</w:t>
+        <w:t>Admin → Tavoli è una pagina con quattro tab. È fondamentale capire la differenza tra i due sistemi di orari:</w:t>
       </w:r>
     </w:p>
     <w:p>
@@ -5237,7 +5338,7 @@
               <w:left w:w="80" w:type="dxa"/>
               <w:right w:w="80" w:type="dxa"/>
             </w:tcMar>
-            <w:tcW w:w="1574" w:type="dxa"/>
+            <w:tcW w:w="1377" w:type="dxa"/>
           </w:tcPr>
           <w:p>
             <w:pPr>
@@ -5251,7 +5352,7 @@
                 <w:color w:val="FFFFFF"/>
                 <w:sz w:val="22"/>
               </w:rPr>
-              <w:t>Campo</w:t>
+              <w:t>Sistema</w:t>
             </w:r>
           </w:p>
         </w:tc>
@@ -5270,7 +5371,7 @@
               <w:left w:w="80" w:type="dxa"/>
               <w:right w:w="80" w:type="dxa"/>
             </w:tcMar>
-            <w:tcW w:w="2952" w:type="dxa"/>
+            <w:tcW w:w="4133" w:type="dxa"/>
           </w:tcPr>
           <w:p>
             <w:pPr>
@@ -5284,7 +5385,7 @@
                 <w:color w:val="FFFFFF"/>
                 <w:sz w:val="22"/>
               </w:rPr>
-              <w:t>Descrizione</w:t>
+              <w:t>Scopo</w:t>
             </w:r>
           </w:p>
         </w:tc>
@@ -5303,7 +5404,7 @@
               <w:left w:w="80" w:type="dxa"/>
               <w:right w:w="80" w:type="dxa"/>
             </w:tcMar>
-            <w:tcW w:w="2401" w:type="dxa"/>
+            <w:tcW w:w="1377" w:type="dxa"/>
           </w:tcPr>
           <w:p>
             <w:pPr>
@@ -5317,7 +5418,7 @@
                 <w:color w:val="FFFFFF"/>
                 <w:sz w:val="22"/>
               </w:rPr>
-              <w:t>Esempio</w:t>
+              <w:t>Dove si configura</w:t>
             </w:r>
           </w:p>
         </w:tc>
@@ -5325,7 +5426,7 @@
       <w:tr>
         <w:tc>
           <w:tcPr>
-            <w:tcW w:w="1574" w:type="dxa"/>
+            <w:tcW w:w="1377" w:type="dxa"/>
             <w:shd w:val="clear" w:color="auto" w:fill="FFFFFF"/>
             <w:tcBorders>
               <w:top w:val="nil"/>
@@ -5352,13 +5453,13 @@
                 <w:color w:val="16213E"/>
                 <w:sz w:val="22"/>
               </w:rPr>
-              <w:t>Orario slot</w:t>
-            </w:r>
-          </w:p>
-        </w:tc>
-        <w:tc>
-          <w:tcPr>
-            <w:tcW w:w="2952" w:type="dxa"/>
+              <w:t>Slot ordini</w:t>
+            </w:r>
+          </w:p>
+        </w:tc>
+        <w:tc>
+          <w:tcPr>
+            <w:tcW w:w="4133" w:type="dxa"/>
             <w:shd w:val="clear" w:color="auto" w:fill="FFFFFF"/>
             <w:tcBorders>
               <w:top w:val="nil"/>
@@ -5385,13 +5486,13 @@
                 <w:color w:val="6C757D"/>
                 <w:sz w:val="22"/>
               </w:rPr>
-              <w:t>Orario di inizio (es. 12:00)</w:t>
-            </w:r>
-          </w:p>
-        </w:tc>
-        <w:tc>
-          <w:tcPr>
-            <w:tcW w:w="2401" w:type="dxa"/>
+              <w:t>Orari di ritiro del cibo (es. 12:00, 12:15…). Capienza max ordini per non sovraccaricare la cucina.</w:t>
+            </w:r>
+          </w:p>
+        </w:tc>
+        <w:tc>
+          <w:tcPr>
+            <w:tcW w:w="1377" w:type="dxa"/>
             <w:shd w:val="clear" w:color="auto" w:fill="FFFFFF"/>
             <w:tcBorders>
               <w:top w:val="nil"/>
@@ -5418,7 +5519,7 @@
                 <w:color w:val="6C757D"/>
                 <w:sz w:val="22"/>
               </w:rPr>
-              <w:t>12:00</w:t>
+              <w:t>Tab "Slot ordini"</w:t>
             </w:r>
           </w:p>
         </w:tc>
@@ -5426,7 +5527,7 @@
       <w:tr>
         <w:tc>
           <w:tcPr>
-            <w:tcW w:w="1574" w:type="dxa"/>
+            <w:tcW w:w="1377" w:type="dxa"/>
             <w:shd w:val="clear" w:color="auto" w:fill="F8F9FA"/>
             <w:tcBorders>
               <w:top w:val="nil"/>
@@ -5453,13 +5554,13 @@
                 <w:color w:val="16213E"/>
                 <w:sz w:val="22"/>
               </w:rPr>
-              <w:t>Capienza massima</w:t>
-            </w:r>
-          </w:p>
-        </w:tc>
-        <w:tc>
-          <w:tcPr>
-            <w:tcW w:w="2952" w:type="dxa"/>
+              <w:t>Fasce orarie</w:t>
+            </w:r>
+          </w:p>
+        </w:tc>
+        <w:tc>
+          <w:tcPr>
+            <w:tcW w:w="4133" w:type="dxa"/>
             <w:shd w:val="clear" w:color="auto" w:fill="F8F9FA"/>
             <w:tcBorders>
               <w:top w:val="nil"/>
@@ -5486,13 +5587,13 @@
                 <w:color w:val="6C757D"/>
                 <w:sz w:val="22"/>
               </w:rPr>
-              <w:t>Max persone prenotabili in quello slot</w:t>
-            </w:r>
-          </w:p>
-        </w:tc>
-        <w:tc>
-          <w:tcPr>
-            <w:tcW w:w="2401" w:type="dxa"/>
+              <w:t>Blocchi di tempo per prenotare un tavolo. Ogni fascia ha inizio, fine e durata seduta in minuti.</w:t>
+            </w:r>
+          </w:p>
+        </w:tc>
+        <w:tc>
+          <w:tcPr>
+            <w:tcW w:w="1377" w:type="dxa"/>
             <w:shd w:val="clear" w:color="auto" w:fill="F8F9FA"/>
             <w:tcBorders>
               <w:top w:val="nil"/>
@@ -5519,209 +5620,499 @@
                 <w:color w:val="6C757D"/>
                 <w:sz w:val="22"/>
               </w:rPr>
-              <w:t>30</w:t>
+              <w:t>Tab "Fasce orarie"</w:t>
             </w:r>
           </w:p>
         </w:tc>
       </w:tr>
+    </w:tbl>
+    <w:p>
+      <w:pPr>
+        <w:spacing w:before="0" w:after="120"/>
+      </w:pPr>
+    </w:p>
+    <w:p>
+      <w:pPr>
+        <w:spacing w:before="0" w:after="80"/>
+        <w:jc w:val="left"/>
+      </w:pPr>
+      <w:r>
+        <w:rPr>
+          <w:rFonts w:ascii="PT Sans Narrow" w:hAnsi="PT Sans Narrow" w:cs="PT Sans Narrow" w:eastAsia="PT Sans Narrow"/>
+          <w:b w:val="0"/>
+          <w:i w:val="0"/>
+          <w:color w:val="343A40"/>
+          <w:sz w:val="28"/>
+        </w:rPr>
+        <w:t>Le fasce orarie generano automaticamente le sessioni prenotabili: una fascia 11:25–12:30 con 30 min crea le sessioni 11:25, 11:55 e 12:25. I clienti scelgono data + sessione + tavolo disponibile.</w:t>
+      </w:r>
+    </w:p>
+    <w:p>
+      <w:pPr>
+        <w:spacing w:before="0" w:after="80"/>
+      </w:pPr>
+    </w:p>
+    <w:tbl>
+      <w:tblPr>
+        <w:tblLook w:firstColumn="1" w:firstRow="1" w:lastColumn="0" w:lastRow="0" w:noHBand="0" w:noVBand="1" w:val="04A0"/>
+        <w:tblBorders>
+          <w:top w:val="nil"/>
+          <w:left w:val="nil"/>
+          <w:bottom w:val="nil"/>
+          <w:right w:val="nil"/>
+          <w:insideH w:val="nil"/>
+          <w:insideV w:val="nil"/>
+        </w:tblBorders>
+        <w:tblW w:w="6929" w:type="dxa"/>
+      </w:tblPr>
+      <w:tblGrid>
+        <w:gridCol w:w="9412"/>
+      </w:tblGrid>
       <w:tr>
         <w:tc>
           <w:tcPr>
-            <w:tcW w:w="1574" w:type="dxa"/>
-            <w:shd w:val="clear" w:color="auto" w:fill="FFFFFF"/>
+            <w:tcW w:type="dxa" w:w="9412"/>
+            <w:shd w:val="clear" w:color="auto" w:fill="F5F5F5"/>
             <w:tcBorders>
-              <w:top w:val="nil"/>
-              <w:bottom w:val="single" w:sz="8" w:color="DEE2E6" w:space="0"/>
-              <w:left w:val="nil"/>
-              <w:right w:val="nil"/>
+              <w:top w:val="single" w:sz="14" w:color="E8E8E8" w:space="0"/>
+              <w:bottom w:val="single" w:sz="14" w:color="E8E8E8" w:space="0"/>
+              <w:left w:val="single" w:sz="14" w:color="E94560" w:space="0"/>
+              <w:right w:val="single" w:sz="14" w:color="E8E8E8" w:space="0"/>
             </w:tcBorders>
             <w:tcMar>
-              <w:top w:w="55" w:type="dxa"/>
-              <w:bottom w:w="55" w:type="dxa"/>
-              <w:left w:w="80" w:type="dxa"/>
-              <w:right w:w="80" w:type="dxa"/>
-            </w:tcMar>
-          </w:tcPr>
-          <w:p>
-            <w:pPr>
-              <w:spacing w:before="0" w:after="0"/>
+              <w:top w:w="70" w:type="dxa"/>
+              <w:bottom w:w="70" w:type="dxa"/>
+              <w:left w:w="130" w:type="dxa"/>
+              <w:right w:w="90" w:type="dxa"/>
+            </w:tcMar>
+          </w:tcPr>
+          <w:p>
+            <w:pPr>
+              <w:spacing w:before="0" w:after="0"/>
+            </w:pPr>
+            <w:r>
+              <w:rPr>
+                <w:rFonts w:ascii="PT Sans Narrow" w:hAnsi="PT Sans Narrow" w:cs="PT Sans Narrow" w:eastAsia="PT Sans Narrow"/>
+                <w:b w:val="0"/>
+                <w:i w:val="0"/>
+                <w:color w:val="E94560"/>
+                <w:sz w:val="26"/>
+              </w:rPr>
+              <w:t xml:space="preserve">⚠️  </w:t>
+            </w:r>
+            <w:r>
+              <w:rPr>
+                <w:rFonts w:ascii="PT Sans Narrow" w:hAnsi="PT Sans Narrow" w:cs="PT Sans Narrow" w:eastAsia="PT Sans Narrow"/>
+                <w:b w:val="0"/>
+                <w:i w:val="0"/>
+                <w:color w:val="343A40"/>
+                <w:sz w:val="26"/>
+              </w:rPr>
+              <w:t>La durata di permanenza (campo nella fascia oraria) determina quando viene inviata la notifica Telegram al responsabile sala: l'avviso parte 10 minuti prima della scadenza.</w:t>
+            </w:r>
+          </w:p>
+        </w:tc>
+      </w:tr>
+    </w:tbl>
+    <w:p>
+      <w:pPr>
+        <w:spacing w:before="0" w:after="160"/>
+      </w:pPr>
+    </w:p>
+    <w:p>
+      <w:pPr>
+        <w:spacing w:before="100" w:after="40"/>
+      </w:pPr>
+      <w:r>
+        <w:rPr>
+          <w:rFonts w:ascii="PT Sans Narrow" w:hAnsi="PT Sans Narrow" w:cs="PT Sans Narrow" w:eastAsia="PT Sans Narrow"/>
+          <w:b/>
+          <w:i w:val="0"/>
+          <w:color w:val="0F3460"/>
+          <w:sz w:val="28"/>
+        </w:rPr>
+        <w:t>Aggiungere e rimuovere slot ordini</w:t>
+      </w:r>
+    </w:p>
+    <w:p>
+      <w:pPr>
+        <w:spacing w:before="0" w:after="80"/>
+        <w:jc w:val="left"/>
+      </w:pPr>
+      <w:r>
+        <w:rPr>
+          <w:rFonts w:ascii="PT Sans Narrow" w:hAnsi="PT Sans Narrow" w:cs="PT Sans Narrow" w:eastAsia="PT Sans Narrow"/>
+          <w:b w:val="0"/>
+          <w:i w:val="0"/>
+          <w:color w:val="343A40"/>
+          <w:sz w:val="28"/>
+        </w:rPr>
+        <w:t>Nel tab "Slot Ordini" (Admin → Tavoli) è possibile creare nuovi slot e rimuovere quelli non più necessari direttamente dalla stessa pagina.</w:t>
+      </w:r>
+    </w:p>
+    <w:p>
+      <w:pPr>
+        <w:spacing w:before="0" w:after="80"/>
+      </w:pPr>
+    </w:p>
+    <w:tbl>
+      <w:tblPr>
+        <w:tblLook w:firstColumn="1" w:firstRow="1" w:lastColumn="0" w:lastRow="0" w:noHBand="0" w:noVBand="1" w:val="04A0"/>
+        <w:tblBorders>
+          <w:top w:val="nil"/>
+          <w:left w:val="nil"/>
+          <w:bottom w:val="nil"/>
+          <w:right w:val="nil"/>
+          <w:insideH w:val="nil"/>
+          <w:insideV w:val="nil"/>
+        </w:tblBorders>
+        <w:tblW w:w="6929" w:type="dxa"/>
+      </w:tblPr>
+      <w:tblGrid>
+        <w:gridCol w:w="4706"/>
+        <w:gridCol w:w="4706"/>
+      </w:tblGrid>
+      <w:tr>
+        <w:tc>
+          <w:tcPr>
+            <w:tcW w:w="472" w:type="dxa"/>
+            <w:shd w:val="clear" w:color="auto" w:fill="E94560"/>
+            <w:tcMar>
+              <w:top w:w="70" w:type="dxa"/>
+              <w:bottom w:w="70" w:type="dxa"/>
+              <w:left w:w="40" w:type="dxa"/>
+              <w:right w:w="40" w:type="dxa"/>
+            </w:tcMar>
+            <w:vAlign w:val="center"/>
+          </w:tcPr>
+          <w:p>
+            <w:pPr>
+              <w:spacing w:before="0" w:after="0"/>
+              <w:jc w:val="center"/>
             </w:pPr>
             <w:r>
               <w:rPr>
                 <w:rFonts w:ascii="PT Sans Narrow" w:hAnsi="PT Sans Narrow" w:cs="PT Sans Narrow" w:eastAsia="PT Sans Narrow"/>
                 <w:b/>
                 <w:i w:val="0"/>
+                <w:color w:val="FFFFFF"/>
+                <w:sz w:val="30"/>
+              </w:rPr>
+              <w:t>1</w:t>
+            </w:r>
+          </w:p>
+        </w:tc>
+        <w:tc>
+          <w:tcPr>
+            <w:tcW w:type="dxa" w:w="4706"/>
+            <w:shd w:val="clear" w:color="auto" w:fill="F0F4F8"/>
+            <w:tcMar>
+              <w:top w:w="70" w:type="dxa"/>
+              <w:bottom w:w="70" w:type="dxa"/>
+              <w:left w:w="110" w:type="dxa"/>
+              <w:right w:w="90" w:type="dxa"/>
+            </w:tcMar>
+          </w:tcPr>
+          <w:p>
+            <w:pPr>
+              <w:spacing w:before="0" w:after="60"/>
+            </w:pPr>
+            <w:r>
+              <w:rPr>
+                <w:rFonts w:ascii="PT Sans Narrow" w:hAnsi="PT Sans Narrow" w:cs="PT Sans Narrow" w:eastAsia="PT Sans Narrow"/>
+                <w:b/>
+                <w:i w:val="0"/>
                 <w:color w:val="16213E"/>
-                <w:sz w:val="22"/>
-              </w:rPr>
-              <w:t>Durata permanenza</w:t>
-            </w:r>
-          </w:p>
-        </w:tc>
-        <w:tc>
-          <w:tcPr>
-            <w:tcW w:w="2952" w:type="dxa"/>
-            <w:shd w:val="clear" w:color="auto" w:fill="FFFFFF"/>
-            <w:tcBorders>
-              <w:top w:val="nil"/>
-              <w:bottom w:val="single" w:sz="8" w:color="DEE2E6" w:space="0"/>
-              <w:left w:val="nil"/>
-              <w:right w:val="nil"/>
-            </w:tcBorders>
-            <w:tcMar>
-              <w:top w:w="55" w:type="dxa"/>
-              <w:bottom w:w="55" w:type="dxa"/>
-              <w:left w:w="80" w:type="dxa"/>
-              <w:right w:w="80" w:type="dxa"/>
-            </w:tcMar>
-          </w:tcPr>
-          <w:p>
-            <w:pPr>
-              <w:spacing w:before="0" w:after="0"/>
-            </w:pPr>
+                <w:sz w:val="26"/>
+              </w:rPr>
+              <w:t>Apri il tab "Slot Ordini"</w:t>
+              <w:br/>
+            </w:r>
             <w:r>
               <w:rPr>
                 <w:rFonts w:ascii="PT Sans Narrow" w:hAnsi="PT Sans Narrow" w:cs="PT Sans Narrow" w:eastAsia="PT Sans Narrow"/>
                 <w:b w:val="0"/>
                 <w:i w:val="0"/>
                 <w:color w:val="6C757D"/>
-                <w:sz w:val="22"/>
-              </w:rPr>
-              <w:t>Minuti massimi al tavolo (0 = illimitato)</w:t>
-            </w:r>
-          </w:p>
-        </w:tc>
-        <w:tc>
-          <w:tcPr>
-            <w:tcW w:w="2401" w:type="dxa"/>
-            <w:shd w:val="clear" w:color="auto" w:fill="FFFFFF"/>
-            <w:tcBorders>
-              <w:top w:val="nil"/>
-              <w:bottom w:val="single" w:sz="8" w:color="DEE2E6" w:space="0"/>
-              <w:left w:val="nil"/>
-              <w:right w:val="nil"/>
-            </w:tcBorders>
-            <w:tcMar>
-              <w:top w:w="55" w:type="dxa"/>
-              <w:bottom w:w="55" w:type="dxa"/>
-              <w:left w:w="80" w:type="dxa"/>
-              <w:right w:w="80" w:type="dxa"/>
-            </w:tcMar>
-          </w:tcPr>
-          <w:p>
-            <w:pPr>
-              <w:spacing w:before="0" w:after="0"/>
-            </w:pPr>
+                <w:sz w:val="24"/>
+              </w:rPr>
+              <w:t>Admin → Tavoli → tab Slot Ordini</w:t>
+            </w:r>
+          </w:p>
+        </w:tc>
+      </w:tr>
+    </w:tbl>
+    <w:p>
+      <w:pPr>
+        <w:spacing w:before="0" w:after="80"/>
+      </w:pPr>
+    </w:p>
+    <w:tbl>
+      <w:tblPr>
+        <w:tblLook w:firstColumn="1" w:firstRow="1" w:lastColumn="0" w:lastRow="0" w:noHBand="0" w:noVBand="1" w:val="04A0"/>
+        <w:tblBorders>
+          <w:top w:val="nil"/>
+          <w:left w:val="nil"/>
+          <w:bottom w:val="nil"/>
+          <w:right w:val="nil"/>
+          <w:insideH w:val="nil"/>
+          <w:insideV w:val="nil"/>
+        </w:tblBorders>
+        <w:tblW w:w="6929" w:type="dxa"/>
+      </w:tblPr>
+      <w:tblGrid>
+        <w:gridCol w:w="4706"/>
+        <w:gridCol w:w="4706"/>
+      </w:tblGrid>
+      <w:tr>
+        <w:tc>
+          <w:tcPr>
+            <w:tcW w:w="472" w:type="dxa"/>
+            <w:shd w:val="clear" w:color="auto" w:fill="E94560"/>
+            <w:tcMar>
+              <w:top w:w="70" w:type="dxa"/>
+              <w:bottom w:w="70" w:type="dxa"/>
+              <w:left w:w="40" w:type="dxa"/>
+              <w:right w:w="40" w:type="dxa"/>
+            </w:tcMar>
+            <w:vAlign w:val="center"/>
+          </w:tcPr>
+          <w:p>
+            <w:pPr>
+              <w:spacing w:before="0" w:after="0"/>
+              <w:jc w:val="center"/>
+            </w:pPr>
+            <w:r>
+              <w:rPr>
+                <w:rFonts w:ascii="PT Sans Narrow" w:hAnsi="PT Sans Narrow" w:cs="PT Sans Narrow" w:eastAsia="PT Sans Narrow"/>
+                <w:b/>
+                <w:i w:val="0"/>
+                <w:color w:val="FFFFFF"/>
+                <w:sz w:val="30"/>
+              </w:rPr>
+              <w:t>2</w:t>
+            </w:r>
+          </w:p>
+        </w:tc>
+        <w:tc>
+          <w:tcPr>
+            <w:tcW w:type="dxa" w:w="4706"/>
+            <w:shd w:val="clear" w:color="auto" w:fill="F0F4F8"/>
+            <w:tcMar>
+              <w:top w:w="70" w:type="dxa"/>
+              <w:bottom w:w="70" w:type="dxa"/>
+              <w:left w:w="110" w:type="dxa"/>
+              <w:right w:w="90" w:type="dxa"/>
+            </w:tcMar>
+          </w:tcPr>
+          <w:p>
+            <w:pPr>
+              <w:spacing w:before="0" w:after="60"/>
+            </w:pPr>
+            <w:r>
+              <w:rPr>
+                <w:rFonts w:ascii="PT Sans Narrow" w:hAnsi="PT Sans Narrow" w:cs="PT Sans Narrow" w:eastAsia="PT Sans Narrow"/>
+                <w:b/>
+                <w:i w:val="0"/>
+                <w:color w:val="16213E"/>
+                <w:sz w:val="26"/>
+              </w:rPr>
+              <w:t>Compila il form in cima alla pagina</w:t>
+              <w:br/>
+            </w:r>
             <w:r>
               <w:rPr>
                 <w:rFonts w:ascii="PT Sans Narrow" w:hAnsi="PT Sans Narrow" w:cs="PT Sans Narrow" w:eastAsia="PT Sans Narrow"/>
                 <w:b w:val="0"/>
                 <w:i w:val="0"/>
                 <w:color w:val="6C757D"/>
-                <w:sz w:val="22"/>
-              </w:rPr>
-              <w:t>45</w:t>
+                <w:sz w:val="24"/>
+              </w:rPr>
+              <w:t>Inserisci l'orario (time picker) e la capacità massima di ordini per quello slot</w:t>
             </w:r>
           </w:p>
         </w:tc>
       </w:tr>
+    </w:tbl>
+    <w:p>
+      <w:pPr>
+        <w:spacing w:before="0" w:after="80"/>
+      </w:pPr>
+    </w:p>
+    <w:tbl>
+      <w:tblPr>
+        <w:tblLook w:firstColumn="1" w:firstRow="1" w:lastColumn="0" w:lastRow="0" w:noHBand="0" w:noVBand="1" w:val="04A0"/>
+        <w:tblBorders>
+          <w:top w:val="nil"/>
+          <w:left w:val="nil"/>
+          <w:bottom w:val="nil"/>
+          <w:right w:val="nil"/>
+          <w:insideH w:val="nil"/>
+          <w:insideV w:val="nil"/>
+        </w:tblBorders>
+        <w:tblW w:w="6929" w:type="dxa"/>
+      </w:tblPr>
+      <w:tblGrid>
+        <w:gridCol w:w="4706"/>
+        <w:gridCol w:w="4706"/>
+      </w:tblGrid>
       <w:tr>
         <w:tc>
           <w:tcPr>
-            <w:tcW w:w="1574" w:type="dxa"/>
-            <w:shd w:val="clear" w:color="auto" w:fill="F8F9FA"/>
-            <w:tcBorders>
-              <w:top w:val="nil"/>
-              <w:bottom w:val="single" w:sz="8" w:color="DEE2E6" w:space="0"/>
-              <w:left w:val="nil"/>
-              <w:right w:val="nil"/>
-            </w:tcBorders>
-            <w:tcMar>
-              <w:top w:w="55" w:type="dxa"/>
-              <w:bottom w:w="55" w:type="dxa"/>
-              <w:left w:w="80" w:type="dxa"/>
-              <w:right w:w="80" w:type="dxa"/>
-            </w:tcMar>
-          </w:tcPr>
-          <w:p>
-            <w:pPr>
-              <w:spacing w:before="0" w:after="0"/>
+            <w:tcW w:w="472" w:type="dxa"/>
+            <w:shd w:val="clear" w:color="auto" w:fill="E94560"/>
+            <w:tcMar>
+              <w:top w:w="70" w:type="dxa"/>
+              <w:bottom w:w="70" w:type="dxa"/>
+              <w:left w:w="40" w:type="dxa"/>
+              <w:right w:w="40" w:type="dxa"/>
+            </w:tcMar>
+            <w:vAlign w:val="center"/>
+          </w:tcPr>
+          <w:p>
+            <w:pPr>
+              <w:spacing w:before="0" w:after="0"/>
+              <w:jc w:val="center"/>
             </w:pPr>
             <w:r>
               <w:rPr>
                 <w:rFonts w:ascii="PT Sans Narrow" w:hAnsi="PT Sans Narrow" w:cs="PT Sans Narrow" w:eastAsia="PT Sans Narrow"/>
                 <w:b/>
                 <w:i w:val="0"/>
+                <w:color w:val="FFFFFF"/>
+                <w:sz w:val="30"/>
+              </w:rPr>
+              <w:t>3</w:t>
+            </w:r>
+          </w:p>
+        </w:tc>
+        <w:tc>
+          <w:tcPr>
+            <w:tcW w:type="dxa" w:w="4706"/>
+            <w:shd w:val="clear" w:color="auto" w:fill="F0F4F8"/>
+            <w:tcMar>
+              <w:top w:w="70" w:type="dxa"/>
+              <w:bottom w:w="70" w:type="dxa"/>
+              <w:left w:w="110" w:type="dxa"/>
+              <w:right w:w="90" w:type="dxa"/>
+            </w:tcMar>
+          </w:tcPr>
+          <w:p>
+            <w:pPr>
+              <w:spacing w:before="0" w:after="60"/>
+            </w:pPr>
+            <w:r>
+              <w:rPr>
+                <w:rFonts w:ascii="PT Sans Narrow" w:hAnsi="PT Sans Narrow" w:cs="PT Sans Narrow" w:eastAsia="PT Sans Narrow"/>
+                <w:b/>
+                <w:i w:val="0"/>
                 <w:color w:val="16213E"/>
-                <w:sz w:val="22"/>
-              </w:rPr>
-              <w:t>Attivo</w:t>
-            </w:r>
-          </w:p>
-        </w:tc>
-        <w:tc>
-          <w:tcPr>
-            <w:tcW w:w="2952" w:type="dxa"/>
-            <w:shd w:val="clear" w:color="auto" w:fill="F8F9FA"/>
-            <w:tcBorders>
-              <w:top w:val="nil"/>
-              <w:bottom w:val="single" w:sz="8" w:color="DEE2E6" w:space="0"/>
-              <w:left w:val="nil"/>
-              <w:right w:val="nil"/>
-            </w:tcBorders>
-            <w:tcMar>
-              <w:top w:w="55" w:type="dxa"/>
-              <w:bottom w:w="55" w:type="dxa"/>
-              <w:left w:w="80" w:type="dxa"/>
-              <w:right w:w="80" w:type="dxa"/>
-            </w:tcMar>
-          </w:tcPr>
-          <w:p>
-            <w:pPr>
-              <w:spacing w:before="0" w:after="0"/>
-            </w:pPr>
+                <w:sz w:val="26"/>
+              </w:rPr>
+              <w:t>Clicca "Aggiungi slot"</w:t>
+              <w:br/>
+            </w:r>
             <w:r>
               <w:rPr>
                 <w:rFonts w:ascii="PT Sans Narrow" w:hAnsi="PT Sans Narrow" w:cs="PT Sans Narrow" w:eastAsia="PT Sans Narrow"/>
                 <w:b w:val="0"/>
                 <w:i w:val="0"/>
                 <w:color w:val="6C757D"/>
-                <w:sz w:val="22"/>
-              </w:rPr>
-              <w:t>Se spuntato, i clienti possono prenotare</w:t>
-            </w:r>
-          </w:p>
-        </w:tc>
-        <w:tc>
-          <w:tcPr>
-            <w:tcW w:w="2401" w:type="dxa"/>
-            <w:shd w:val="clear" w:color="auto" w:fill="F8F9FA"/>
-            <w:tcBorders>
-              <w:top w:val="nil"/>
-              <w:bottom w:val="single" w:sz="8" w:color="DEE2E6" w:space="0"/>
-              <w:left w:val="nil"/>
-              <w:right w:val="nil"/>
-            </w:tcBorders>
-            <w:tcMar>
-              <w:top w:w="55" w:type="dxa"/>
-              <w:bottom w:w="55" w:type="dxa"/>
-              <w:left w:w="80" w:type="dxa"/>
-              <w:right w:w="80" w:type="dxa"/>
-            </w:tcMar>
-          </w:tcPr>
-          <w:p>
-            <w:pPr>
-              <w:spacing w:before="0" w:after="0"/>
-            </w:pPr>
+                <w:sz w:val="24"/>
+              </w:rPr>
+              <w:t>Lo slot viene creato immediatamente e appare nella lista</w:t>
+            </w:r>
+          </w:p>
+        </w:tc>
+      </w:tr>
+    </w:tbl>
+    <w:p>
+      <w:pPr>
+        <w:spacing w:before="0" w:after="80"/>
+      </w:pPr>
+    </w:p>
+    <w:tbl>
+      <w:tblPr>
+        <w:tblLook w:firstColumn="1" w:firstRow="1" w:lastColumn="0" w:lastRow="0" w:noHBand="0" w:noVBand="1" w:val="04A0"/>
+        <w:tblBorders>
+          <w:top w:val="nil"/>
+          <w:left w:val="nil"/>
+          <w:bottom w:val="nil"/>
+          <w:right w:val="nil"/>
+          <w:insideH w:val="nil"/>
+          <w:insideV w:val="nil"/>
+        </w:tblBorders>
+        <w:tblW w:w="6929" w:type="dxa"/>
+      </w:tblPr>
+      <w:tblGrid>
+        <w:gridCol w:w="4706"/>
+        <w:gridCol w:w="4706"/>
+      </w:tblGrid>
+      <w:tr>
+        <w:tc>
+          <w:tcPr>
+            <w:tcW w:w="472" w:type="dxa"/>
+            <w:shd w:val="clear" w:color="auto" w:fill="E94560"/>
+            <w:tcMar>
+              <w:top w:w="70" w:type="dxa"/>
+              <w:bottom w:w="70" w:type="dxa"/>
+              <w:left w:w="40" w:type="dxa"/>
+              <w:right w:w="40" w:type="dxa"/>
+            </w:tcMar>
+            <w:vAlign w:val="center"/>
+          </w:tcPr>
+          <w:p>
+            <w:pPr>
+              <w:spacing w:before="0" w:after="0"/>
+              <w:jc w:val="center"/>
+            </w:pPr>
+            <w:r>
+              <w:rPr>
+                <w:rFonts w:ascii="PT Sans Narrow" w:hAnsi="PT Sans Narrow" w:cs="PT Sans Narrow" w:eastAsia="PT Sans Narrow"/>
+                <w:b/>
+                <w:i w:val="0"/>
+                <w:color w:val="FFFFFF"/>
+                <w:sz w:val="30"/>
+              </w:rPr>
+              <w:t>4</w:t>
+            </w:r>
+          </w:p>
+        </w:tc>
+        <w:tc>
+          <w:tcPr>
+            <w:tcW w:type="dxa" w:w="4706"/>
+            <w:shd w:val="clear" w:color="auto" w:fill="F0F4F8"/>
+            <w:tcMar>
+              <w:top w:w="70" w:type="dxa"/>
+              <w:bottom w:w="70" w:type="dxa"/>
+              <w:left w:w="110" w:type="dxa"/>
+              <w:right w:w="90" w:type="dxa"/>
+            </w:tcMar>
+          </w:tcPr>
+          <w:p>
+            <w:pPr>
+              <w:spacing w:before="0" w:after="60"/>
+            </w:pPr>
+            <w:r>
+              <w:rPr>
+                <w:rFonts w:ascii="PT Sans Narrow" w:hAnsi="PT Sans Narrow" w:cs="PT Sans Narrow" w:eastAsia="PT Sans Narrow"/>
+                <w:b/>
+                <w:i w:val="0"/>
+                <w:color w:val="16213E"/>
+                <w:sz w:val="26"/>
+              </w:rPr>
+              <w:t>Eliminare uno slot esistente</w:t>
+              <w:br/>
+            </w:r>
             <w:r>
               <w:rPr>
                 <w:rFonts w:ascii="PT Sans Narrow" w:hAnsi="PT Sans Narrow" w:cs="PT Sans Narrow" w:eastAsia="PT Sans Narrow"/>
                 <w:b w:val="0"/>
                 <w:i w:val="0"/>
                 <w:color w:val="6C757D"/>
-                <w:sz w:val="22"/>
-              </w:rPr>
-              <w:t>Sì</w:t>
+                <w:sz w:val="24"/>
+              </w:rPr>
+              <w:t>Clicca il pulsante "Elimina" a fianco dello slot desiderato — viene rimosso senza conferma aggiuntiva</w:t>
             </w:r>
           </w:p>
         </w:tc>
@@ -5778,7 +6169,7 @@
                 <w:color w:val="E94560"/>
                 <w:sz w:val="26"/>
               </w:rPr>
-              <w:t xml:space="preserve">⚠️  </w:t>
+              <w:t xml:space="preserve">💡  </w:t>
             </w:r>
             <w:r>
               <w:rPr>
@@ -5788,7 +6179,7 @@
                 <w:color w:val="343A40"/>
                 <w:sz w:val="26"/>
               </w:rPr>
-              <w:t>La durata di permanenza determina quando viene inviata la notifica Telegram al responsabile sala. Con 45 minuti, l'avviso parte quando restano 10 minuti.</w:t>
+              <w:t>Ogni slot ordine ha una capacità massima: una volta raggiunto il numero di ordini configurato, lo slot non è più selezionabile dai clienti. Calibra la capacità in base al ritmo di preparazione della cucina.</w:t>
             </w:r>
           </w:p>
         </w:tc>
@@ -7879,6 +8270,529 @@
     </w:tbl>
     <w:p>
       <w:pPr>
+        <w:spacing w:before="0" w:after="160"/>
+      </w:pPr>
+    </w:p>
+    <w:p>
+      <w:pPr>
+        <w:spacing w:before="160" w:after="60"/>
+      </w:pPr>
+      <w:r>
+        <w:rPr>
+          <w:rFonts w:ascii="PT Sans Narrow" w:hAnsi="PT Sans Narrow" w:cs="PT Sans Narrow" w:eastAsia="PT Sans Narrow"/>
+          <w:b/>
+          <w:i w:val="0"/>
+          <w:color w:val="16213E"/>
+          <w:sz w:val="32"/>
+        </w:rPr>
+        <w:t>2.7  Banco POS — Gestione articoli</w:t>
+      </w:r>
+    </w:p>
+    <w:p>
+      <w:pPr>
+        <w:spacing w:before="0" w:after="80"/>
+        <w:jc w:val="left"/>
+      </w:pPr>
+      <w:r>
+        <w:rPr>
+          <w:rFonts w:ascii="PT Sans Narrow" w:hAnsi="PT Sans Narrow" w:cs="PT Sans Narrow" w:eastAsia="PT Sans Narrow"/>
+          <w:b w:val="0"/>
+          <w:i w:val="0"/>
+          <w:color w:val="343A40"/>
+          <w:sz w:val="28"/>
+        </w:rPr>
+        <w:t>Il Banco POS è uno strumento di cassa rapida per pagamenti al bancone tramite QR. L'Admin configura la griglia degli articoli disponibili raggiungibile da Admin → Banco → pulsante "Gestisci" (oppure direttamente su /admin/banco/items).</w:t>
+      </w:r>
+    </w:p>
+    <w:p>
+      <w:pPr>
+        <w:spacing w:before="0" w:after="120"/>
+      </w:pPr>
+    </w:p>
+    <w:tbl>
+      <w:tblPr>
+        <w:tblLook w:firstColumn="1" w:firstRow="1" w:lastColumn="0" w:lastRow="0" w:noHBand="0" w:noVBand="1" w:val="04A0"/>
+        <w:tblW w:w="6929" w:type="dxa"/>
+      </w:tblPr>
+      <w:tblGrid>
+        <w:gridCol w:w="3137"/>
+        <w:gridCol w:w="3137"/>
+        <w:gridCol w:w="3137"/>
+      </w:tblGrid>
+      <w:tr>
+        <w:tc>
+          <w:tcPr>
+            <w:shd w:val="clear" w:color="auto" w:fill="E94560"/>
+            <w:tcBorders>
+              <w:top w:val="nil"/>
+              <w:bottom w:val="nil"/>
+              <w:left w:val="nil"/>
+              <w:right w:val="nil"/>
+            </w:tcBorders>
+            <w:tcMar>
+              <w:top w:w="60" w:type="dxa"/>
+              <w:bottom w:w="60" w:type="dxa"/>
+              <w:left w:w="80" w:type="dxa"/>
+              <w:right w:w="80" w:type="dxa"/>
+            </w:tcMar>
+            <w:tcW w:w="1496" w:type="dxa"/>
+          </w:tcPr>
+          <w:p>
+            <w:pPr>
+              <w:spacing w:before="0" w:after="0"/>
+            </w:pPr>
+            <w:r>
+              <w:rPr>
+                <w:rFonts w:ascii="PT Sans Narrow" w:hAnsi="PT Sans Narrow" w:cs="PT Sans Narrow" w:eastAsia="PT Sans Narrow"/>
+                <w:b/>
+                <w:i w:val="0"/>
+                <w:color w:val="FFFFFF"/>
+                <w:sz w:val="22"/>
+              </w:rPr>
+              <w:t>Azione</w:t>
+            </w:r>
+          </w:p>
+        </w:tc>
+        <w:tc>
+          <w:tcPr>
+            <w:shd w:val="clear" w:color="auto" w:fill="E94560"/>
+            <w:tcBorders>
+              <w:top w:val="nil"/>
+              <w:bottom w:val="nil"/>
+              <w:left w:val="nil"/>
+              <w:right w:val="nil"/>
+            </w:tcBorders>
+            <w:tcMar>
+              <w:top w:w="60" w:type="dxa"/>
+              <w:bottom w:w="60" w:type="dxa"/>
+              <w:left w:w="80" w:type="dxa"/>
+              <w:right w:w="80" w:type="dxa"/>
+            </w:tcMar>
+            <w:tcW w:w="3228" w:type="dxa"/>
+          </w:tcPr>
+          <w:p>
+            <w:pPr>
+              <w:spacing w:before="0" w:after="0"/>
+            </w:pPr>
+            <w:r>
+              <w:rPr>
+                <w:rFonts w:ascii="PT Sans Narrow" w:hAnsi="PT Sans Narrow" w:cs="PT Sans Narrow" w:eastAsia="PT Sans Narrow"/>
+                <w:b/>
+                <w:i w:val="0"/>
+                <w:color w:val="FFFFFF"/>
+                <w:sz w:val="22"/>
+              </w:rPr>
+              <w:t>Come fare</w:t>
+            </w:r>
+          </w:p>
+        </w:tc>
+        <w:tc>
+          <w:tcPr>
+            <w:shd w:val="clear" w:color="auto" w:fill="E94560"/>
+            <w:tcBorders>
+              <w:top w:val="nil"/>
+              <w:bottom w:val="nil"/>
+              <w:left w:val="nil"/>
+              <w:right w:val="nil"/>
+            </w:tcBorders>
+            <w:tcMar>
+              <w:top w:w="60" w:type="dxa"/>
+              <w:bottom w:w="60" w:type="dxa"/>
+              <w:left w:w="80" w:type="dxa"/>
+              <w:right w:w="80" w:type="dxa"/>
+            </w:tcMar>
+            <w:tcW w:w="2204" w:type="dxa"/>
+          </w:tcPr>
+          <w:p>
+            <w:pPr>
+              <w:spacing w:before="0" w:after="0"/>
+            </w:pPr>
+            <w:r>
+              <w:rPr>
+                <w:rFonts w:ascii="PT Sans Narrow" w:hAnsi="PT Sans Narrow" w:cs="PT Sans Narrow" w:eastAsia="PT Sans Narrow"/>
+                <w:b/>
+                <w:i w:val="0"/>
+                <w:color w:val="FFFFFF"/>
+                <w:sz w:val="22"/>
+              </w:rPr>
+              <w:t>Nota</w:t>
+            </w:r>
+          </w:p>
+        </w:tc>
+      </w:tr>
+      <w:tr>
+        <w:tc>
+          <w:tcPr>
+            <w:tcW w:w="1496" w:type="dxa"/>
+            <w:shd w:val="clear" w:color="auto" w:fill="FFFFFF"/>
+            <w:tcBorders>
+              <w:top w:val="nil"/>
+              <w:bottom w:val="single" w:sz="8" w:color="DEE2E6" w:space="0"/>
+              <w:left w:val="nil"/>
+              <w:right w:val="nil"/>
+            </w:tcBorders>
+            <w:tcMar>
+              <w:top w:w="55" w:type="dxa"/>
+              <w:bottom w:w="55" w:type="dxa"/>
+              <w:left w:w="80" w:type="dxa"/>
+              <w:right w:w="80" w:type="dxa"/>
+            </w:tcMar>
+          </w:tcPr>
+          <w:p>
+            <w:pPr>
+              <w:spacing w:before="0" w:after="0"/>
+            </w:pPr>
+            <w:r>
+              <w:rPr>
+                <w:rFonts w:ascii="PT Sans Narrow" w:hAnsi="PT Sans Narrow" w:cs="PT Sans Narrow" w:eastAsia="PT Sans Narrow"/>
+                <w:b/>
+                <w:i w:val="0"/>
+                <w:color w:val="16213E"/>
+                <w:sz w:val="22"/>
+              </w:rPr>
+              <w:t>Aggiungere articolo</w:t>
+            </w:r>
+          </w:p>
+        </w:tc>
+        <w:tc>
+          <w:tcPr>
+            <w:tcW w:w="3228" w:type="dxa"/>
+            <w:shd w:val="clear" w:color="auto" w:fill="FFFFFF"/>
+            <w:tcBorders>
+              <w:top w:val="nil"/>
+              <w:bottom w:val="single" w:sz="8" w:color="DEE2E6" w:space="0"/>
+              <w:left w:val="nil"/>
+              <w:right w:val="nil"/>
+            </w:tcBorders>
+            <w:tcMar>
+              <w:top w:w="55" w:type="dxa"/>
+              <w:bottom w:w="55" w:type="dxa"/>
+              <w:left w:w="80" w:type="dxa"/>
+              <w:right w:w="80" w:type="dxa"/>
+            </w:tcMar>
+          </w:tcPr>
+          <w:p>
+            <w:pPr>
+              <w:spacing w:before="0" w:after="0"/>
+            </w:pPr>
+            <w:r>
+              <w:rPr>
+                <w:rFonts w:ascii="PT Sans Narrow" w:hAnsi="PT Sans Narrow" w:cs="PT Sans Narrow" w:eastAsia="PT Sans Narrow"/>
+                <w:b w:val="0"/>
+                <w:i w:val="0"/>
+                <w:color w:val="6C757D"/>
+                <w:sz w:val="22"/>
+              </w:rPr>
+              <w:t>Form inline: inserisci nome, prezzo, icona Font Awesome e colore → "Salva"</w:t>
+            </w:r>
+          </w:p>
+        </w:tc>
+        <w:tc>
+          <w:tcPr>
+            <w:tcW w:w="2204" w:type="dxa"/>
+            <w:shd w:val="clear" w:color="auto" w:fill="FFFFFF"/>
+            <w:tcBorders>
+              <w:top w:val="nil"/>
+              <w:bottom w:val="single" w:sz="8" w:color="DEE2E6" w:space="0"/>
+              <w:left w:val="nil"/>
+              <w:right w:val="nil"/>
+            </w:tcBorders>
+            <w:tcMar>
+              <w:top w:w="55" w:type="dxa"/>
+              <w:bottom w:w="55" w:type="dxa"/>
+              <w:left w:w="80" w:type="dxa"/>
+              <w:right w:w="80" w:type="dxa"/>
+            </w:tcMar>
+          </w:tcPr>
+          <w:p>
+            <w:pPr>
+              <w:spacing w:before="0" w:after="0"/>
+            </w:pPr>
+            <w:r>
+              <w:rPr>
+                <w:rFonts w:ascii="PT Sans Narrow" w:hAnsi="PT Sans Narrow" w:cs="PT Sans Narrow" w:eastAsia="PT Sans Narrow"/>
+                <w:b w:val="0"/>
+                <w:i w:val="0"/>
+                <w:color w:val="6C757D"/>
+                <w:sz w:val="22"/>
+              </w:rPr>
+              <w:t>Appare subito nella griglia del Banco</w:t>
+            </w:r>
+          </w:p>
+        </w:tc>
+      </w:tr>
+      <w:tr>
+        <w:tc>
+          <w:tcPr>
+            <w:tcW w:w="1496" w:type="dxa"/>
+            <w:shd w:val="clear" w:color="auto" w:fill="F8F9FA"/>
+            <w:tcBorders>
+              <w:top w:val="nil"/>
+              <w:bottom w:val="single" w:sz="8" w:color="DEE2E6" w:space="0"/>
+              <w:left w:val="nil"/>
+              <w:right w:val="nil"/>
+            </w:tcBorders>
+            <w:tcMar>
+              <w:top w:w="55" w:type="dxa"/>
+              <w:bottom w:w="55" w:type="dxa"/>
+              <w:left w:w="80" w:type="dxa"/>
+              <w:right w:w="80" w:type="dxa"/>
+            </w:tcMar>
+          </w:tcPr>
+          <w:p>
+            <w:pPr>
+              <w:spacing w:before="0" w:after="0"/>
+            </w:pPr>
+            <w:r>
+              <w:rPr>
+                <w:rFonts w:ascii="PT Sans Narrow" w:hAnsi="PT Sans Narrow" w:cs="PT Sans Narrow" w:eastAsia="PT Sans Narrow"/>
+                <w:b/>
+                <w:i w:val="0"/>
+                <w:color w:val="16213E"/>
+                <w:sz w:val="22"/>
+              </w:rPr>
+              <w:t>Modificare articolo</w:t>
+            </w:r>
+          </w:p>
+        </w:tc>
+        <w:tc>
+          <w:tcPr>
+            <w:tcW w:w="3228" w:type="dxa"/>
+            <w:shd w:val="clear" w:color="auto" w:fill="F8F9FA"/>
+            <w:tcBorders>
+              <w:top w:val="nil"/>
+              <w:bottom w:val="single" w:sz="8" w:color="DEE2E6" w:space="0"/>
+              <w:left w:val="nil"/>
+              <w:right w:val="nil"/>
+            </w:tcBorders>
+            <w:tcMar>
+              <w:top w:w="55" w:type="dxa"/>
+              <w:bottom w:w="55" w:type="dxa"/>
+              <w:left w:w="80" w:type="dxa"/>
+              <w:right w:w="80" w:type="dxa"/>
+            </w:tcMar>
+          </w:tcPr>
+          <w:p>
+            <w:pPr>
+              <w:spacing w:before="0" w:after="0"/>
+            </w:pPr>
+            <w:r>
+              <w:rPr>
+                <w:rFonts w:ascii="PT Sans Narrow" w:hAnsi="PT Sans Narrow" w:cs="PT Sans Narrow" w:eastAsia="PT Sans Narrow"/>
+                <w:b w:val="0"/>
+                <w:i w:val="0"/>
+                <w:color w:val="6C757D"/>
+                <w:sz w:val="22"/>
+              </w:rPr>
+              <w:t>Clicca sull'articolo nella lista → si apre modal di modifica → "Salva"</w:t>
+            </w:r>
+          </w:p>
+        </w:tc>
+        <w:tc>
+          <w:tcPr>
+            <w:tcW w:w="2204" w:type="dxa"/>
+            <w:shd w:val="clear" w:color="auto" w:fill="F8F9FA"/>
+            <w:tcBorders>
+              <w:top w:val="nil"/>
+              <w:bottom w:val="single" w:sz="8" w:color="DEE2E6" w:space="0"/>
+              <w:left w:val="nil"/>
+              <w:right w:val="nil"/>
+            </w:tcBorders>
+            <w:tcMar>
+              <w:top w:w="55" w:type="dxa"/>
+              <w:bottom w:w="55" w:type="dxa"/>
+              <w:left w:w="80" w:type="dxa"/>
+              <w:right w:w="80" w:type="dxa"/>
+            </w:tcMar>
+          </w:tcPr>
+          <w:p>
+            <w:pPr>
+              <w:spacing w:before="0" w:after="0"/>
+            </w:pPr>
+            <w:r>
+              <w:rPr>
+                <w:rFonts w:ascii="PT Sans Narrow" w:hAnsi="PT Sans Narrow" w:cs="PT Sans Narrow" w:eastAsia="PT Sans Narrow"/>
+                <w:b w:val="0"/>
+                <w:i w:val="0"/>
+                <w:color w:val="6C757D"/>
+                <w:sz w:val="22"/>
+              </w:rPr>
+              <w:t>Modifica immediata senza ricaricare</w:t>
+            </w:r>
+          </w:p>
+        </w:tc>
+      </w:tr>
+      <w:tr>
+        <w:tc>
+          <w:tcPr>
+            <w:tcW w:w="1496" w:type="dxa"/>
+            <w:shd w:val="clear" w:color="auto" w:fill="FFFFFF"/>
+            <w:tcBorders>
+              <w:top w:val="nil"/>
+              <w:bottom w:val="single" w:sz="8" w:color="DEE2E6" w:space="0"/>
+              <w:left w:val="nil"/>
+              <w:right w:val="nil"/>
+            </w:tcBorders>
+            <w:tcMar>
+              <w:top w:w="55" w:type="dxa"/>
+              <w:bottom w:w="55" w:type="dxa"/>
+              <w:left w:w="80" w:type="dxa"/>
+              <w:right w:w="80" w:type="dxa"/>
+            </w:tcMar>
+          </w:tcPr>
+          <w:p>
+            <w:pPr>
+              <w:spacing w:before="0" w:after="0"/>
+            </w:pPr>
+            <w:r>
+              <w:rPr>
+                <w:rFonts w:ascii="PT Sans Narrow" w:hAnsi="PT Sans Narrow" w:cs="PT Sans Narrow" w:eastAsia="PT Sans Narrow"/>
+                <w:b/>
+                <w:i w:val="0"/>
+                <w:color w:val="16213E"/>
+                <w:sz w:val="22"/>
+              </w:rPr>
+              <w:t>Rimuovere articolo</w:t>
+            </w:r>
+          </w:p>
+        </w:tc>
+        <w:tc>
+          <w:tcPr>
+            <w:tcW w:w="3228" w:type="dxa"/>
+            <w:shd w:val="clear" w:color="auto" w:fill="FFFFFF"/>
+            <w:tcBorders>
+              <w:top w:val="nil"/>
+              <w:bottom w:val="single" w:sz="8" w:color="DEE2E6" w:space="0"/>
+              <w:left w:val="nil"/>
+              <w:right w:val="nil"/>
+            </w:tcBorders>
+            <w:tcMar>
+              <w:top w:w="55" w:type="dxa"/>
+              <w:bottom w:w="55" w:type="dxa"/>
+              <w:left w:w="80" w:type="dxa"/>
+              <w:right w:w="80" w:type="dxa"/>
+            </w:tcMar>
+          </w:tcPr>
+          <w:p>
+            <w:pPr>
+              <w:spacing w:before="0" w:after="0"/>
+            </w:pPr>
+            <w:r>
+              <w:rPr>
+                <w:rFonts w:ascii="PT Sans Narrow" w:hAnsi="PT Sans Narrow" w:cs="PT Sans Narrow" w:eastAsia="PT Sans Narrow"/>
+                <w:b w:val="0"/>
+                <w:i w:val="0"/>
+                <w:color w:val="6C757D"/>
+                <w:sz w:val="22"/>
+              </w:rPr>
+              <w:t>Pulsante "Elimina" a fianco dell'articolo</w:t>
+            </w:r>
+          </w:p>
+        </w:tc>
+        <w:tc>
+          <w:tcPr>
+            <w:tcW w:w="2204" w:type="dxa"/>
+            <w:shd w:val="clear" w:color="auto" w:fill="FFFFFF"/>
+            <w:tcBorders>
+              <w:top w:val="nil"/>
+              <w:bottom w:val="single" w:sz="8" w:color="DEE2E6" w:space="0"/>
+              <w:left w:val="nil"/>
+              <w:right w:val="nil"/>
+            </w:tcBorders>
+            <w:tcMar>
+              <w:top w:w="55" w:type="dxa"/>
+              <w:bottom w:w="55" w:type="dxa"/>
+              <w:left w:w="80" w:type="dxa"/>
+              <w:right w:w="80" w:type="dxa"/>
+            </w:tcMar>
+          </w:tcPr>
+          <w:p>
+            <w:pPr>
+              <w:spacing w:before="0" w:after="0"/>
+            </w:pPr>
+            <w:r>
+              <w:rPr>
+                <w:rFonts w:ascii="PT Sans Narrow" w:hAnsi="PT Sans Narrow" w:cs="PT Sans Narrow" w:eastAsia="PT Sans Narrow"/>
+                <w:b w:val="0"/>
+                <w:i w:val="0"/>
+                <w:color w:val="6C757D"/>
+                <w:sz w:val="22"/>
+              </w:rPr>
+              <w:t>Eliminazione soft: is_active=false (non persi i dati storici)</w:t>
+            </w:r>
+          </w:p>
+        </w:tc>
+      </w:tr>
+    </w:tbl>
+    <w:p>
+      <w:pPr>
+        <w:spacing w:before="0" w:after="120"/>
+      </w:pPr>
+    </w:p>
+    <w:tbl>
+      <w:tblPr>
+        <w:tblLook w:firstColumn="1" w:firstRow="1" w:lastColumn="0" w:lastRow="0" w:noHBand="0" w:noVBand="1" w:val="04A0"/>
+        <w:tblBorders>
+          <w:top w:val="nil"/>
+          <w:left w:val="nil"/>
+          <w:bottom w:val="nil"/>
+          <w:right w:val="nil"/>
+          <w:insideH w:val="nil"/>
+          <w:insideV w:val="nil"/>
+        </w:tblBorders>
+        <w:tblW w:w="6929" w:type="dxa"/>
+      </w:tblPr>
+      <w:tblGrid>
+        <w:gridCol w:w="9412"/>
+      </w:tblGrid>
+      <w:tr>
+        <w:tc>
+          <w:tcPr>
+            <w:tcW w:type="dxa" w:w="9412"/>
+            <w:shd w:val="clear" w:color="auto" w:fill="F5F5F5"/>
+            <w:tcBorders>
+              <w:top w:val="single" w:sz="14" w:color="E8E8E8" w:space="0"/>
+              <w:bottom w:val="single" w:sz="14" w:color="E8E8E8" w:space="0"/>
+              <w:left w:val="single" w:sz="14" w:color="E94560" w:space="0"/>
+              <w:right w:val="single" w:sz="14" w:color="E8E8E8" w:space="0"/>
+            </w:tcBorders>
+            <w:tcMar>
+              <w:top w:w="70" w:type="dxa"/>
+              <w:bottom w:w="70" w:type="dxa"/>
+              <w:left w:w="130" w:type="dxa"/>
+              <w:right w:w="90" w:type="dxa"/>
+            </w:tcMar>
+          </w:tcPr>
+          <w:p>
+            <w:pPr>
+              <w:spacing w:before="0" w:after="0"/>
+            </w:pPr>
+            <w:r>
+              <w:rPr>
+                <w:rFonts w:ascii="PT Sans Narrow" w:hAnsi="PT Sans Narrow" w:cs="PT Sans Narrow" w:eastAsia="PT Sans Narrow"/>
+                <w:b w:val="0"/>
+                <w:i w:val="0"/>
+                <w:color w:val="E94560"/>
+                <w:sz w:val="26"/>
+              </w:rPr>
+              <w:t xml:space="preserve">💡  </w:t>
+            </w:r>
+            <w:r>
+              <w:rPr>
+                <w:rFonts w:ascii="PT Sans Narrow" w:hAnsi="PT Sans Narrow" w:cs="PT Sans Narrow" w:eastAsia="PT Sans Narrow"/>
+                <w:b w:val="0"/>
+                <w:i w:val="0"/>
+                <w:color w:val="343A40"/>
+                <w:sz w:val="26"/>
+              </w:rPr>
+              <w:t>Scegli icone Font Awesome per rendere la griglia più intuitiva per lo staff: ad esempio "fa-coffee" per il caffè, "fa-bread-slice" per la brioche. Il colore del pulsante aiuta a distinguere le categorie a colpo d'occhio.</w:t>
+            </w:r>
+          </w:p>
+        </w:tc>
+      </w:tr>
+    </w:tbl>
+    <w:p>
+      <w:pPr>
         <w:spacing w:after="0" w:before="0"/>
       </w:pPr>
       <w:r>
@@ -11202,6 +12116,1287 @@
                 <w:sz w:val="26"/>
               </w:rPr>
               <w:t>In caso di dubbio, usa sempre il tasto "Annulla" invece di forzare una transazione errata. È sempre possibile riaprire un ordine e correggerlo prima del pagamento finale.</w:t>
+            </w:r>
+          </w:p>
+        </w:tc>
+      </w:tr>
+    </w:tbl>
+    <w:p>
+      <w:pPr>
+        <w:spacing w:before="0" w:after="200"/>
+      </w:pPr>
+    </w:p>
+    <w:p>
+      <w:pPr>
+        <w:spacing w:before="160" w:after="60"/>
+      </w:pPr>
+      <w:r>
+        <w:rPr>
+          <w:rFonts w:ascii="PT Sans Narrow" w:hAnsi="PT Sans Narrow" w:cs="PT Sans Narrow" w:eastAsia="PT Sans Narrow"/>
+          <w:b/>
+          <w:i w:val="0"/>
+          <w:color w:val="16213E"/>
+          <w:sz w:val="32"/>
+        </w:rPr>
+        <w:t>☕  Banco POS — Pagamento QR</w:t>
+      </w:r>
+    </w:p>
+    <w:p>
+      <w:pPr>
+        <w:spacing w:before="0" w:after="80"/>
+        <w:jc w:val="left"/>
+      </w:pPr>
+      <w:r>
+        <w:rPr>
+          <w:rFonts w:ascii="PT Sans Narrow" w:hAnsi="PT Sans Narrow" w:cs="PT Sans Narrow" w:eastAsia="PT Sans Narrow"/>
+          <w:b w:val="0"/>
+          <w:i w:val="0"/>
+          <w:color w:val="343A40"/>
+          <w:sz w:val="28"/>
+        </w:rPr>
+        <w:t>Il Banco POS è la modalità di cassa rapida per pagamenti al bancone: lo staff compone l'ordine su una griglia articoli e genera un QR che il cliente scansiona con l'app per pagare istantaneamente. Si accede da Admin → Banco (icona tazza nel menu laterale).</w:t>
+      </w:r>
+    </w:p>
+    <w:p>
+      <w:pPr>
+        <w:spacing w:before="0" w:after="120"/>
+      </w:pPr>
+    </w:p>
+    <w:tbl>
+      <w:tblPr>
+        <w:tblLook w:firstColumn="1" w:firstRow="1" w:lastColumn="0" w:lastRow="0" w:noHBand="0" w:noVBand="1" w:val="04A0"/>
+        <w:tblBorders>
+          <w:top w:val="nil"/>
+          <w:left w:val="nil"/>
+          <w:bottom w:val="nil"/>
+          <w:right w:val="nil"/>
+          <w:insideH w:val="nil"/>
+          <w:insideV w:val="nil"/>
+        </w:tblBorders>
+        <w:tblW w:w="6929" w:type="dxa"/>
+      </w:tblPr>
+      <w:tblGrid>
+        <w:gridCol w:w="9412"/>
+      </w:tblGrid>
+      <w:tr>
+        <w:tc>
+          <w:tcPr>
+            <w:tcW w:type="dxa" w:w="9412"/>
+            <w:shd w:val="clear" w:color="auto" w:fill="EAF7EA"/>
+            <w:tcBorders>
+              <w:top w:val="single" w:sz="6" w:color="27AE60" w:space="0"/>
+              <w:bottom w:val="single" w:sz="6" w:color="27AE60" w:space="0"/>
+              <w:left w:val="single" w:sz="6" w:color="27AE60" w:space="0"/>
+              <w:right w:val="single" w:sz="6" w:color="27AE60" w:space="0"/>
+            </w:tcBorders>
+            <w:tcMar>
+              <w:top w:w="70" w:type="dxa"/>
+              <w:bottom w:w="70" w:type="dxa"/>
+              <w:left w:w="130" w:type="dxa"/>
+              <w:right w:w="90" w:type="dxa"/>
+            </w:tcMar>
+          </w:tcPr>
+          <w:p>
+            <w:pPr>
+              <w:spacing w:before="0" w:after="0"/>
+            </w:pPr>
+            <w:r>
+              <w:rPr>
+                <w:rFonts w:ascii="PT Sans Narrow" w:hAnsi="PT Sans Narrow" w:cs="PT Sans Narrow" w:eastAsia="PT Sans Narrow"/>
+                <w:b w:val="0"/>
+                <w:i w:val="0"/>
+                <w:color w:val="343A40"/>
+                <w:sz w:val="26"/>
+              </w:rPr>
+              <w:t>☕  SCENARIO: Un cliente si avvicina al bancone e chiede un caffè e una brioche. Lo staff tocca gli articoli, genera il QR e il cliente paga con il telefono in pochi secondi.</w:t>
+            </w:r>
+          </w:p>
+        </w:tc>
+      </w:tr>
+    </w:tbl>
+    <w:p>
+      <w:pPr>
+        <w:spacing w:before="0" w:after="160"/>
+      </w:pPr>
+    </w:p>
+    <w:p>
+      <w:pPr>
+        <w:spacing w:before="100" w:after="40"/>
+      </w:pPr>
+      <w:r>
+        <w:rPr>
+          <w:rFonts w:ascii="PT Sans Narrow" w:hAnsi="PT Sans Narrow" w:cs="PT Sans Narrow" w:eastAsia="PT Sans Narrow"/>
+          <w:b/>
+          <w:i w:val="0"/>
+          <w:color w:val="0F3460"/>
+          <w:sz w:val="28"/>
+        </w:rPr>
+        <w:t>Composizione dell'ordine al banco</w:t>
+      </w:r>
+    </w:p>
+    <w:tbl>
+      <w:tblPr>
+        <w:tblLook w:firstColumn="1" w:firstRow="1" w:lastColumn="0" w:lastRow="0" w:noHBand="0" w:noVBand="1" w:val="04A0"/>
+        <w:tblBorders>
+          <w:top w:val="nil"/>
+          <w:left w:val="nil"/>
+          <w:bottom w:val="nil"/>
+          <w:right w:val="nil"/>
+          <w:insideH w:val="nil"/>
+          <w:insideV w:val="nil"/>
+        </w:tblBorders>
+        <w:tblW w:w="6929" w:type="dxa"/>
+      </w:tblPr>
+      <w:tblGrid>
+        <w:gridCol w:w="4706"/>
+        <w:gridCol w:w="4706"/>
+      </w:tblGrid>
+      <w:tr>
+        <w:tc>
+          <w:tcPr>
+            <w:tcW w:w="472" w:type="dxa"/>
+            <w:shd w:val="clear" w:color="auto" w:fill="27AE60"/>
+            <w:tcMar>
+              <w:top w:w="70" w:type="dxa"/>
+              <w:bottom w:w="70" w:type="dxa"/>
+              <w:left w:w="40" w:type="dxa"/>
+              <w:right w:w="40" w:type="dxa"/>
+            </w:tcMar>
+            <w:vAlign w:val="center"/>
+          </w:tcPr>
+          <w:p>
+            <w:pPr>
+              <w:spacing w:before="0" w:after="0"/>
+              <w:jc w:val="center"/>
+            </w:pPr>
+            <w:r>
+              <w:rPr>
+                <w:rFonts w:ascii="PT Sans Narrow" w:hAnsi="PT Sans Narrow" w:cs="PT Sans Narrow" w:eastAsia="PT Sans Narrow"/>
+                <w:b/>
+                <w:i w:val="0"/>
+                <w:color w:val="FFFFFF"/>
+                <w:sz w:val="30"/>
+              </w:rPr>
+              <w:t>1</w:t>
+            </w:r>
+          </w:p>
+        </w:tc>
+        <w:tc>
+          <w:tcPr>
+            <w:tcW w:type="dxa" w:w="4706"/>
+            <w:shd w:val="clear" w:color="auto" w:fill="F0F4F8"/>
+            <w:tcMar>
+              <w:top w:w="70" w:type="dxa"/>
+              <w:bottom w:w="70" w:type="dxa"/>
+              <w:left w:w="110" w:type="dxa"/>
+              <w:right w:w="90" w:type="dxa"/>
+            </w:tcMar>
+          </w:tcPr>
+          <w:p>
+            <w:pPr>
+              <w:spacing w:before="0" w:after="60"/>
+            </w:pPr>
+            <w:r>
+              <w:rPr>
+                <w:rFonts w:ascii="PT Sans Narrow" w:hAnsi="PT Sans Narrow" w:cs="PT Sans Narrow" w:eastAsia="PT Sans Narrow"/>
+                <w:b/>
+                <w:i w:val="0"/>
+                <w:color w:val="16213E"/>
+                <w:sz w:val="26"/>
+              </w:rPr>
+              <w:t>Accedi al Banco</w:t>
+              <w:br/>
+            </w:r>
+            <w:r>
+              <w:rPr>
+                <w:rFonts w:ascii="PT Sans Narrow" w:hAnsi="PT Sans Narrow" w:cs="PT Sans Narrow" w:eastAsia="PT Sans Narrow"/>
+                <w:b w:val="0"/>
+                <w:i w:val="0"/>
+                <w:color w:val="6C757D"/>
+                <w:sz w:val="24"/>
+              </w:rPr>
+              <w:t>Vai in Admin → Banco. La schermata è divisa: griglia articoli a sinistra, riepilogo + QR a destra.</w:t>
+            </w:r>
+          </w:p>
+        </w:tc>
+      </w:tr>
+    </w:tbl>
+    <w:p>
+      <w:pPr>
+        <w:spacing w:before="0" w:after="80"/>
+      </w:pPr>
+    </w:p>
+    <w:tbl>
+      <w:tblPr>
+        <w:tblLook w:firstColumn="1" w:firstRow="1" w:lastColumn="0" w:lastRow="0" w:noHBand="0" w:noVBand="1" w:val="04A0"/>
+        <w:tblBorders>
+          <w:top w:val="nil"/>
+          <w:left w:val="nil"/>
+          <w:bottom w:val="nil"/>
+          <w:right w:val="nil"/>
+          <w:insideH w:val="nil"/>
+          <w:insideV w:val="nil"/>
+        </w:tblBorders>
+        <w:tblW w:w="6929" w:type="dxa"/>
+      </w:tblPr>
+      <w:tblGrid>
+        <w:gridCol w:w="4706"/>
+        <w:gridCol w:w="4706"/>
+      </w:tblGrid>
+      <w:tr>
+        <w:tc>
+          <w:tcPr>
+            <w:tcW w:w="472" w:type="dxa"/>
+            <w:shd w:val="clear" w:color="auto" w:fill="27AE60"/>
+            <w:tcMar>
+              <w:top w:w="70" w:type="dxa"/>
+              <w:bottom w:w="70" w:type="dxa"/>
+              <w:left w:w="40" w:type="dxa"/>
+              <w:right w:w="40" w:type="dxa"/>
+            </w:tcMar>
+            <w:vAlign w:val="center"/>
+          </w:tcPr>
+          <w:p>
+            <w:pPr>
+              <w:spacing w:before="0" w:after="0"/>
+              <w:jc w:val="center"/>
+            </w:pPr>
+            <w:r>
+              <w:rPr>
+                <w:rFonts w:ascii="PT Sans Narrow" w:hAnsi="PT Sans Narrow" w:cs="PT Sans Narrow" w:eastAsia="PT Sans Narrow"/>
+                <w:b/>
+                <w:i w:val="0"/>
+                <w:color w:val="FFFFFF"/>
+                <w:sz w:val="30"/>
+              </w:rPr>
+              <w:t>2</w:t>
+            </w:r>
+          </w:p>
+        </w:tc>
+        <w:tc>
+          <w:tcPr>
+            <w:tcW w:type="dxa" w:w="4706"/>
+            <w:shd w:val="clear" w:color="auto" w:fill="F0F4F8"/>
+            <w:tcMar>
+              <w:top w:w="70" w:type="dxa"/>
+              <w:bottom w:w="70" w:type="dxa"/>
+              <w:left w:w="110" w:type="dxa"/>
+              <w:right w:w="90" w:type="dxa"/>
+            </w:tcMar>
+          </w:tcPr>
+          <w:p>
+            <w:pPr>
+              <w:spacing w:before="0" w:after="60"/>
+            </w:pPr>
+            <w:r>
+              <w:rPr>
+                <w:rFonts w:ascii="PT Sans Narrow" w:hAnsi="PT Sans Narrow" w:cs="PT Sans Narrow" w:eastAsia="PT Sans Narrow"/>
+                <w:b/>
+                <w:i w:val="0"/>
+                <w:color w:val="16213E"/>
+                <w:sz w:val="26"/>
+              </w:rPr>
+              <w:t>Tocca gli articoli desiderati</w:t>
+              <w:br/>
+            </w:r>
+            <w:r>
+              <w:rPr>
+                <w:rFonts w:ascii="PT Sans Narrow" w:hAnsi="PT Sans Narrow" w:cs="PT Sans Narrow" w:eastAsia="PT Sans Narrow"/>
+                <w:b w:val="0"/>
+                <w:i w:val="0"/>
+                <w:color w:val="6C757D"/>
+                <w:sz w:val="24"/>
+              </w:rPr>
+              <w:t>Ogni tocco aggiunge 1 unità. Il badge sul pulsante mostra la quantità corrente.</w:t>
+            </w:r>
+          </w:p>
+        </w:tc>
+      </w:tr>
+    </w:tbl>
+    <w:p>
+      <w:pPr>
+        <w:spacing w:before="0" w:after="80"/>
+      </w:pPr>
+    </w:p>
+    <w:tbl>
+      <w:tblPr>
+        <w:tblLook w:firstColumn="1" w:firstRow="1" w:lastColumn="0" w:lastRow="0" w:noHBand="0" w:noVBand="1" w:val="04A0"/>
+        <w:tblBorders>
+          <w:top w:val="nil"/>
+          <w:left w:val="nil"/>
+          <w:bottom w:val="nil"/>
+          <w:right w:val="nil"/>
+          <w:insideH w:val="nil"/>
+          <w:insideV w:val="nil"/>
+        </w:tblBorders>
+        <w:tblW w:w="6929" w:type="dxa"/>
+      </w:tblPr>
+      <w:tblGrid>
+        <w:gridCol w:w="4706"/>
+        <w:gridCol w:w="4706"/>
+      </w:tblGrid>
+      <w:tr>
+        <w:tc>
+          <w:tcPr>
+            <w:tcW w:w="472" w:type="dxa"/>
+            <w:shd w:val="clear" w:color="auto" w:fill="27AE60"/>
+            <w:tcMar>
+              <w:top w:w="70" w:type="dxa"/>
+              <w:bottom w:w="70" w:type="dxa"/>
+              <w:left w:w="40" w:type="dxa"/>
+              <w:right w:w="40" w:type="dxa"/>
+            </w:tcMar>
+            <w:vAlign w:val="center"/>
+          </w:tcPr>
+          <w:p>
+            <w:pPr>
+              <w:spacing w:before="0" w:after="0"/>
+              <w:jc w:val="center"/>
+            </w:pPr>
+            <w:r>
+              <w:rPr>
+                <w:rFonts w:ascii="PT Sans Narrow" w:hAnsi="PT Sans Narrow" w:cs="PT Sans Narrow" w:eastAsia="PT Sans Narrow"/>
+                <w:b/>
+                <w:i w:val="0"/>
+                <w:color w:val="FFFFFF"/>
+                <w:sz w:val="30"/>
+              </w:rPr>
+              <w:t>3</w:t>
+            </w:r>
+          </w:p>
+        </w:tc>
+        <w:tc>
+          <w:tcPr>
+            <w:tcW w:type="dxa" w:w="4706"/>
+            <w:shd w:val="clear" w:color="auto" w:fill="F0F4F8"/>
+            <w:tcMar>
+              <w:top w:w="70" w:type="dxa"/>
+              <w:bottom w:w="70" w:type="dxa"/>
+              <w:left w:w="110" w:type="dxa"/>
+              <w:right w:w="90" w:type="dxa"/>
+            </w:tcMar>
+          </w:tcPr>
+          <w:p>
+            <w:pPr>
+              <w:spacing w:before="0" w:after="60"/>
+            </w:pPr>
+            <w:r>
+              <w:rPr>
+                <w:rFonts w:ascii="PT Sans Narrow" w:hAnsi="PT Sans Narrow" w:cs="PT Sans Narrow" w:eastAsia="PT Sans Narrow"/>
+                <w:b/>
+                <w:i w:val="0"/>
+                <w:color w:val="16213E"/>
+                <w:sz w:val="26"/>
+              </w:rPr>
+              <w:t>Rivedi il riepilogo</w:t>
+              <w:br/>
+            </w:r>
+            <w:r>
+              <w:rPr>
+                <w:rFonts w:ascii="PT Sans Narrow" w:hAnsi="PT Sans Narrow" w:cs="PT Sans Narrow" w:eastAsia="PT Sans Narrow"/>
+                <w:b w:val="0"/>
+                <w:i w:val="0"/>
+                <w:color w:val="6C757D"/>
+                <w:sz w:val="24"/>
+              </w:rPr>
+              <w:t>A destra compaiono gli articoli aggiunti con quantità. Usa il pulsante "−" per rimuovere unità.</w:t>
+            </w:r>
+          </w:p>
+        </w:tc>
+      </w:tr>
+    </w:tbl>
+    <w:p>
+      <w:pPr>
+        <w:spacing w:before="0" w:after="80"/>
+      </w:pPr>
+    </w:p>
+    <w:tbl>
+      <w:tblPr>
+        <w:tblLook w:firstColumn="1" w:firstRow="1" w:lastColumn="0" w:lastRow="0" w:noHBand="0" w:noVBand="1" w:val="04A0"/>
+        <w:tblBorders>
+          <w:top w:val="nil"/>
+          <w:left w:val="nil"/>
+          <w:bottom w:val="nil"/>
+          <w:right w:val="nil"/>
+          <w:insideH w:val="nil"/>
+          <w:insideV w:val="nil"/>
+        </w:tblBorders>
+        <w:tblW w:w="6929" w:type="dxa"/>
+      </w:tblPr>
+      <w:tblGrid>
+        <w:gridCol w:w="4706"/>
+        <w:gridCol w:w="4706"/>
+      </w:tblGrid>
+      <w:tr>
+        <w:tc>
+          <w:tcPr>
+            <w:tcW w:w="472" w:type="dxa"/>
+            <w:shd w:val="clear" w:color="auto" w:fill="27AE60"/>
+            <w:tcMar>
+              <w:top w:w="70" w:type="dxa"/>
+              <w:bottom w:w="70" w:type="dxa"/>
+              <w:left w:w="40" w:type="dxa"/>
+              <w:right w:w="40" w:type="dxa"/>
+            </w:tcMar>
+            <w:vAlign w:val="center"/>
+          </w:tcPr>
+          <w:p>
+            <w:pPr>
+              <w:spacing w:before="0" w:after="0"/>
+              <w:jc w:val="center"/>
+            </w:pPr>
+            <w:r>
+              <w:rPr>
+                <w:rFonts w:ascii="PT Sans Narrow" w:hAnsi="PT Sans Narrow" w:cs="PT Sans Narrow" w:eastAsia="PT Sans Narrow"/>
+                <w:b/>
+                <w:i w:val="0"/>
+                <w:color w:val="FFFFFF"/>
+                <w:sz w:val="30"/>
+              </w:rPr>
+              <w:t>4</w:t>
+            </w:r>
+          </w:p>
+        </w:tc>
+        <w:tc>
+          <w:tcPr>
+            <w:tcW w:type="dxa" w:w="4706"/>
+            <w:shd w:val="clear" w:color="auto" w:fill="F0F4F8"/>
+            <w:tcMar>
+              <w:top w:w="70" w:type="dxa"/>
+              <w:bottom w:w="70" w:type="dxa"/>
+              <w:left w:w="110" w:type="dxa"/>
+              <w:right w:w="90" w:type="dxa"/>
+            </w:tcMar>
+          </w:tcPr>
+          <w:p>
+            <w:pPr>
+              <w:spacing w:before="0" w:after="60"/>
+            </w:pPr>
+            <w:r>
+              <w:rPr>
+                <w:rFonts w:ascii="PT Sans Narrow" w:hAnsi="PT Sans Narrow" w:cs="PT Sans Narrow" w:eastAsia="PT Sans Narrow"/>
+                <w:b/>
+                <w:i w:val="0"/>
+                <w:color w:val="16213E"/>
+                <w:sz w:val="26"/>
+              </w:rPr>
+              <w:t>Verifica il totale</w:t>
+              <w:br/>
+            </w:r>
+            <w:r>
+              <w:rPr>
+                <w:rFonts w:ascii="PT Sans Narrow" w:hAnsi="PT Sans Narrow" w:cs="PT Sans Narrow" w:eastAsia="PT Sans Narrow"/>
+                <w:b w:val="0"/>
+                <w:i w:val="0"/>
+                <w:color w:val="6C757D"/>
+                <w:sz w:val="24"/>
+              </w:rPr>
+              <w:t>Il totale si aggiorna in tempo reale ad ogni modifica del carrello.</w:t>
+            </w:r>
+          </w:p>
+        </w:tc>
+      </w:tr>
+    </w:tbl>
+    <w:p>
+      <w:pPr>
+        <w:spacing w:before="0" w:after="160"/>
+      </w:pPr>
+    </w:p>
+    <w:p>
+      <w:pPr>
+        <w:spacing w:before="100" w:after="40"/>
+      </w:pPr>
+      <w:r>
+        <w:rPr>
+          <w:rFonts w:ascii="PT Sans Narrow" w:hAnsi="PT Sans Narrow" w:cs="PT Sans Narrow" w:eastAsia="PT Sans Narrow"/>
+          <w:b/>
+          <w:i w:val="0"/>
+          <w:color w:val="0F3460"/>
+          <w:sz w:val="28"/>
+        </w:rPr>
+        <w:t>Generazione del QR e incasso</w:t>
+      </w:r>
+    </w:p>
+    <w:tbl>
+      <w:tblPr>
+        <w:tblLook w:firstColumn="1" w:firstRow="1" w:lastColumn="0" w:lastRow="0" w:noHBand="0" w:noVBand="1" w:val="04A0"/>
+        <w:tblBorders>
+          <w:top w:val="nil"/>
+          <w:left w:val="nil"/>
+          <w:bottom w:val="nil"/>
+          <w:right w:val="nil"/>
+          <w:insideH w:val="nil"/>
+          <w:insideV w:val="nil"/>
+        </w:tblBorders>
+        <w:tblW w:w="6929" w:type="dxa"/>
+      </w:tblPr>
+      <w:tblGrid>
+        <w:gridCol w:w="4706"/>
+        <w:gridCol w:w="4706"/>
+      </w:tblGrid>
+      <w:tr>
+        <w:tc>
+          <w:tcPr>
+            <w:tcW w:w="472" w:type="dxa"/>
+            <w:shd w:val="clear" w:color="auto" w:fill="27AE60"/>
+            <w:tcMar>
+              <w:top w:w="70" w:type="dxa"/>
+              <w:bottom w:w="70" w:type="dxa"/>
+              <w:left w:w="40" w:type="dxa"/>
+              <w:right w:w="40" w:type="dxa"/>
+            </w:tcMar>
+            <w:vAlign w:val="center"/>
+          </w:tcPr>
+          <w:p>
+            <w:pPr>
+              <w:spacing w:before="0" w:after="0"/>
+              <w:jc w:val="center"/>
+            </w:pPr>
+            <w:r>
+              <w:rPr>
+                <w:rFonts w:ascii="PT Sans Narrow" w:hAnsi="PT Sans Narrow" w:cs="PT Sans Narrow" w:eastAsia="PT Sans Narrow"/>
+                <w:b/>
+                <w:i w:val="0"/>
+                <w:color w:val="FFFFFF"/>
+                <w:sz w:val="30"/>
+              </w:rPr>
+              <w:t>5</w:t>
+            </w:r>
+          </w:p>
+        </w:tc>
+        <w:tc>
+          <w:tcPr>
+            <w:tcW w:type="dxa" w:w="4706"/>
+            <w:shd w:val="clear" w:color="auto" w:fill="F0F4F8"/>
+            <w:tcMar>
+              <w:top w:w="70" w:type="dxa"/>
+              <w:bottom w:w="70" w:type="dxa"/>
+              <w:left w:w="110" w:type="dxa"/>
+              <w:right w:w="90" w:type="dxa"/>
+            </w:tcMar>
+          </w:tcPr>
+          <w:p>
+            <w:pPr>
+              <w:spacing w:before="0" w:after="60"/>
+            </w:pPr>
+            <w:r>
+              <w:rPr>
+                <w:rFonts w:ascii="PT Sans Narrow" w:hAnsi="PT Sans Narrow" w:cs="PT Sans Narrow" w:eastAsia="PT Sans Narrow"/>
+                <w:b/>
+                <w:i w:val="0"/>
+                <w:color w:val="16213E"/>
+                <w:sz w:val="26"/>
+              </w:rPr>
+              <w:t>Tocca "Genera QR"</w:t>
+              <w:br/>
+            </w:r>
+            <w:r>
+              <w:rPr>
+                <w:rFonts w:ascii="PT Sans Narrow" w:hAnsi="PT Sans Narrow" w:cs="PT Sans Narrow" w:eastAsia="PT Sans Narrow"/>
+                <w:b w:val="0"/>
+                <w:i w:val="0"/>
+                <w:color w:val="6C757D"/>
+                <w:sz w:val="24"/>
+              </w:rPr>
+              <w:t>Si apre un modal con: totale in grande, QR code e countdown di 10 minuti.</w:t>
+            </w:r>
+          </w:p>
+        </w:tc>
+      </w:tr>
+    </w:tbl>
+    <w:p>
+      <w:pPr>
+        <w:spacing w:before="0" w:after="80"/>
+      </w:pPr>
+    </w:p>
+    <w:tbl>
+      <w:tblPr>
+        <w:tblLook w:firstColumn="1" w:firstRow="1" w:lastColumn="0" w:lastRow="0" w:noHBand="0" w:noVBand="1" w:val="04A0"/>
+        <w:tblBorders>
+          <w:top w:val="nil"/>
+          <w:left w:val="nil"/>
+          <w:bottom w:val="nil"/>
+          <w:right w:val="nil"/>
+          <w:insideH w:val="nil"/>
+          <w:insideV w:val="nil"/>
+        </w:tblBorders>
+        <w:tblW w:w="6929" w:type="dxa"/>
+      </w:tblPr>
+      <w:tblGrid>
+        <w:gridCol w:w="4706"/>
+        <w:gridCol w:w="4706"/>
+      </w:tblGrid>
+      <w:tr>
+        <w:tc>
+          <w:tcPr>
+            <w:tcW w:w="472" w:type="dxa"/>
+            <w:shd w:val="clear" w:color="auto" w:fill="27AE60"/>
+            <w:tcMar>
+              <w:top w:w="70" w:type="dxa"/>
+              <w:bottom w:w="70" w:type="dxa"/>
+              <w:left w:w="40" w:type="dxa"/>
+              <w:right w:w="40" w:type="dxa"/>
+            </w:tcMar>
+            <w:vAlign w:val="center"/>
+          </w:tcPr>
+          <w:p>
+            <w:pPr>
+              <w:spacing w:before="0" w:after="0"/>
+              <w:jc w:val="center"/>
+            </w:pPr>
+            <w:r>
+              <w:rPr>
+                <w:rFonts w:ascii="PT Sans Narrow" w:hAnsi="PT Sans Narrow" w:cs="PT Sans Narrow" w:eastAsia="PT Sans Narrow"/>
+                <w:b/>
+                <w:i w:val="0"/>
+                <w:color w:val="FFFFFF"/>
+                <w:sz w:val="30"/>
+              </w:rPr>
+              <w:t>6</w:t>
+            </w:r>
+          </w:p>
+        </w:tc>
+        <w:tc>
+          <w:tcPr>
+            <w:tcW w:type="dxa" w:w="4706"/>
+            <w:shd w:val="clear" w:color="auto" w:fill="F0F4F8"/>
+            <w:tcMar>
+              <w:top w:w="70" w:type="dxa"/>
+              <w:bottom w:w="70" w:type="dxa"/>
+              <w:left w:w="110" w:type="dxa"/>
+              <w:right w:w="90" w:type="dxa"/>
+            </w:tcMar>
+          </w:tcPr>
+          <w:p>
+            <w:pPr>
+              <w:spacing w:before="0" w:after="60"/>
+            </w:pPr>
+            <w:r>
+              <w:rPr>
+                <w:rFonts w:ascii="PT Sans Narrow" w:hAnsi="PT Sans Narrow" w:cs="PT Sans Narrow" w:eastAsia="PT Sans Narrow"/>
+                <w:b/>
+                <w:i w:val="0"/>
+                <w:color w:val="16213E"/>
+                <w:sz w:val="26"/>
+              </w:rPr>
+              <w:t>Mostra il QR al cliente</w:t>
+              <w:br/>
+            </w:r>
+            <w:r>
+              <w:rPr>
+                <w:rFonts w:ascii="PT Sans Narrow" w:hAnsi="PT Sans Narrow" w:cs="PT Sans Narrow" w:eastAsia="PT Sans Narrow"/>
+                <w:b w:val="0"/>
+                <w:i w:val="0"/>
+                <w:color w:val="6C757D"/>
+                <w:sz w:val="24"/>
+              </w:rPr>
+              <w:t>Il modal mostra "In attesa di pagamento…" mentre aspetta la scansione.</w:t>
+            </w:r>
+          </w:p>
+        </w:tc>
+      </w:tr>
+    </w:tbl>
+    <w:p>
+      <w:pPr>
+        <w:spacing w:before="0" w:after="80"/>
+      </w:pPr>
+    </w:p>
+    <w:tbl>
+      <w:tblPr>
+        <w:tblLook w:firstColumn="1" w:firstRow="1" w:lastColumn="0" w:lastRow="0" w:noHBand="0" w:noVBand="1" w:val="04A0"/>
+        <w:tblBorders>
+          <w:top w:val="nil"/>
+          <w:left w:val="nil"/>
+          <w:bottom w:val="nil"/>
+          <w:right w:val="nil"/>
+          <w:insideH w:val="nil"/>
+          <w:insideV w:val="nil"/>
+        </w:tblBorders>
+        <w:tblW w:w="6929" w:type="dxa"/>
+      </w:tblPr>
+      <w:tblGrid>
+        <w:gridCol w:w="4706"/>
+        <w:gridCol w:w="4706"/>
+      </w:tblGrid>
+      <w:tr>
+        <w:tc>
+          <w:tcPr>
+            <w:tcW w:w="472" w:type="dxa"/>
+            <w:shd w:val="clear" w:color="auto" w:fill="27AE60"/>
+            <w:tcMar>
+              <w:top w:w="70" w:type="dxa"/>
+              <w:bottom w:w="70" w:type="dxa"/>
+              <w:left w:w="40" w:type="dxa"/>
+              <w:right w:w="40" w:type="dxa"/>
+            </w:tcMar>
+            <w:vAlign w:val="center"/>
+          </w:tcPr>
+          <w:p>
+            <w:pPr>
+              <w:spacing w:before="0" w:after="0"/>
+              <w:jc w:val="center"/>
+            </w:pPr>
+            <w:r>
+              <w:rPr>
+                <w:rFonts w:ascii="PT Sans Narrow" w:hAnsi="PT Sans Narrow" w:cs="PT Sans Narrow" w:eastAsia="PT Sans Narrow"/>
+                <w:b/>
+                <w:i w:val="0"/>
+                <w:color w:val="FFFFFF"/>
+                <w:sz w:val="30"/>
+              </w:rPr>
+              <w:t>7</w:t>
+            </w:r>
+          </w:p>
+        </w:tc>
+        <w:tc>
+          <w:tcPr>
+            <w:tcW w:type="dxa" w:w="4706"/>
+            <w:shd w:val="clear" w:color="auto" w:fill="F0F4F8"/>
+            <w:tcMar>
+              <w:top w:w="70" w:type="dxa"/>
+              <w:bottom w:w="70" w:type="dxa"/>
+              <w:left w:w="110" w:type="dxa"/>
+              <w:right w:w="90" w:type="dxa"/>
+            </w:tcMar>
+          </w:tcPr>
+          <w:p>
+            <w:pPr>
+              <w:spacing w:before="0" w:after="60"/>
+            </w:pPr>
+            <w:r>
+              <w:rPr>
+                <w:rFonts w:ascii="PT Sans Narrow" w:hAnsi="PT Sans Narrow" w:cs="PT Sans Narrow" w:eastAsia="PT Sans Narrow"/>
+                <w:b/>
+                <w:i w:val="0"/>
+                <w:color w:val="16213E"/>
+                <w:sz w:val="26"/>
+              </w:rPr>
+              <w:t>Il cliente scansiona e paga</w:t>
+              <w:br/>
+            </w:r>
+            <w:r>
+              <w:rPr>
+                <w:rFonts w:ascii="PT Sans Narrow" w:hAnsi="PT Sans Narrow" w:cs="PT Sans Narrow" w:eastAsia="PT Sans Narrow"/>
+                <w:b w:val="0"/>
+                <w:i w:val="0"/>
+                <w:color w:val="6C757D"/>
+                <w:sz w:val="24"/>
+              </w:rPr>
+              <w:t>Dall'app cliente → "Paga al Banco", il cliente inquadra il QR e conferma il pagamento.</w:t>
+            </w:r>
+          </w:p>
+        </w:tc>
+      </w:tr>
+    </w:tbl>
+    <w:p>
+      <w:pPr>
+        <w:spacing w:before="0" w:after="80"/>
+      </w:pPr>
+    </w:p>
+    <w:tbl>
+      <w:tblPr>
+        <w:tblLook w:firstColumn="1" w:firstRow="1" w:lastColumn="0" w:lastRow="0" w:noHBand="0" w:noVBand="1" w:val="04A0"/>
+        <w:tblBorders>
+          <w:top w:val="nil"/>
+          <w:left w:val="nil"/>
+          <w:bottom w:val="nil"/>
+          <w:right w:val="nil"/>
+          <w:insideH w:val="nil"/>
+          <w:insideV w:val="nil"/>
+        </w:tblBorders>
+        <w:tblW w:w="6929" w:type="dxa"/>
+      </w:tblPr>
+      <w:tblGrid>
+        <w:gridCol w:w="4706"/>
+        <w:gridCol w:w="4706"/>
+      </w:tblGrid>
+      <w:tr>
+        <w:tc>
+          <w:tcPr>
+            <w:tcW w:w="472" w:type="dxa"/>
+            <w:shd w:val="clear" w:color="auto" w:fill="27AE60"/>
+            <w:tcMar>
+              <w:top w:w="70" w:type="dxa"/>
+              <w:bottom w:w="70" w:type="dxa"/>
+              <w:left w:w="40" w:type="dxa"/>
+              <w:right w:w="40" w:type="dxa"/>
+            </w:tcMar>
+            <w:vAlign w:val="center"/>
+          </w:tcPr>
+          <w:p>
+            <w:pPr>
+              <w:spacing w:before="0" w:after="0"/>
+              <w:jc w:val="center"/>
+            </w:pPr>
+            <w:r>
+              <w:rPr>
+                <w:rFonts w:ascii="PT Sans Narrow" w:hAnsi="PT Sans Narrow" w:cs="PT Sans Narrow" w:eastAsia="PT Sans Narrow"/>
+                <w:b/>
+                <w:i w:val="0"/>
+                <w:color w:val="FFFFFF"/>
+                <w:sz w:val="30"/>
+              </w:rPr>
+              <w:t>8</w:t>
+            </w:r>
+          </w:p>
+        </w:tc>
+        <w:tc>
+          <w:tcPr>
+            <w:tcW w:type="dxa" w:w="4706"/>
+            <w:shd w:val="clear" w:color="auto" w:fill="F0F4F8"/>
+            <w:tcMar>
+              <w:top w:w="70" w:type="dxa"/>
+              <w:bottom w:w="70" w:type="dxa"/>
+              <w:left w:w="110" w:type="dxa"/>
+              <w:right w:w="90" w:type="dxa"/>
+            </w:tcMar>
+          </w:tcPr>
+          <w:p>
+            <w:pPr>
+              <w:spacing w:before="0" w:after="60"/>
+            </w:pPr>
+            <w:r>
+              <w:rPr>
+                <w:rFonts w:ascii="PT Sans Narrow" w:hAnsi="PT Sans Narrow" w:cs="PT Sans Narrow" w:eastAsia="PT Sans Narrow"/>
+                <w:b/>
+                <w:i w:val="0"/>
+                <w:color w:val="16213E"/>
+                <w:sz w:val="26"/>
+              </w:rPr>
+              <w:t>Conferma pagamento ricevuta</w:t>
+              <w:br/>
+            </w:r>
+            <w:r>
+              <w:rPr>
+                <w:rFonts w:ascii="PT Sans Narrow" w:hAnsi="PT Sans Narrow" w:cs="PT Sans Narrow" w:eastAsia="PT Sans Narrow"/>
+                <w:b w:val="0"/>
+                <w:i w:val="0"/>
+                <w:color w:val="6C757D"/>
+                <w:sz w:val="24"/>
+              </w:rPr>
+              <w:t>Il modal mostra "✓ Pagato da [Nome Cliente]". Il carrello si svuota automaticamente per il prossimo cliente.</w:t>
+            </w:r>
+          </w:p>
+        </w:tc>
+      </w:tr>
+    </w:tbl>
+    <w:p>
+      <w:pPr>
+        <w:spacing w:before="0" w:after="160"/>
+      </w:pPr>
+    </w:p>
+    <w:tbl>
+      <w:tblPr>
+        <w:tblLook w:firstColumn="1" w:firstRow="1" w:lastColumn="0" w:lastRow="0" w:noHBand="0" w:noVBand="1" w:val="04A0"/>
+        <w:tblBorders>
+          <w:top w:val="nil"/>
+          <w:left w:val="nil"/>
+          <w:bottom w:val="nil"/>
+          <w:right w:val="nil"/>
+          <w:insideH w:val="nil"/>
+          <w:insideV w:val="nil"/>
+        </w:tblBorders>
+        <w:tblW w:w="6929" w:type="dxa"/>
+      </w:tblPr>
+      <w:tblGrid>
+        <w:gridCol w:w="9412"/>
+      </w:tblGrid>
+      <w:tr>
+        <w:tc>
+          <w:tcPr>
+            <w:tcW w:type="dxa" w:w="9412"/>
+            <w:shd w:val="clear" w:color="auto" w:fill="F5F5F5"/>
+            <w:tcBorders>
+              <w:top w:val="single" w:sz="14" w:color="E8E8E8" w:space="0"/>
+              <w:bottom w:val="single" w:sz="14" w:color="E8E8E8" w:space="0"/>
+              <w:left w:val="single" w:sz="14" w:color="E94560" w:space="0"/>
+              <w:right w:val="single" w:sz="14" w:color="E8E8E8" w:space="0"/>
+            </w:tcBorders>
+            <w:tcMar>
+              <w:top w:w="70" w:type="dxa"/>
+              <w:bottom w:w="70" w:type="dxa"/>
+              <w:left w:w="130" w:type="dxa"/>
+              <w:right w:w="90" w:type="dxa"/>
+            </w:tcMar>
+          </w:tcPr>
+          <w:p>
+            <w:pPr>
+              <w:spacing w:before="0" w:after="0"/>
+            </w:pPr>
+            <w:r>
+              <w:rPr>
+                <w:rFonts w:ascii="PT Sans Narrow" w:hAnsi="PT Sans Narrow" w:cs="PT Sans Narrow" w:eastAsia="PT Sans Narrow"/>
+                <w:b w:val="0"/>
+                <w:i w:val="0"/>
+                <w:color w:val="E94560"/>
+                <w:sz w:val="26"/>
+              </w:rPr>
+              <w:t xml:space="preserve">⚠️  </w:t>
+            </w:r>
+            <w:r>
+              <w:rPr>
+                <w:rFonts w:ascii="PT Sans Narrow" w:hAnsi="PT Sans Narrow" w:cs="PT Sans Narrow" w:eastAsia="PT Sans Narrow"/>
+                <w:b w:val="0"/>
+                <w:i w:val="0"/>
+                <w:color w:val="343A40"/>
+                <w:sz w:val="26"/>
+              </w:rPr>
+              <w:t>Il QR scade dopo 10 minuti (countdown visibile nel modal). Se il cliente non riesce a scansionare in tempo, tocca "Annulla sessione" e genera un nuovo QR.</w:t>
+            </w:r>
+          </w:p>
+        </w:tc>
+      </w:tr>
+    </w:tbl>
+    <w:p>
+      <w:pPr>
+        <w:spacing w:before="0" w:after="160"/>
+      </w:pPr>
+    </w:p>
+    <w:tbl>
+      <w:tblPr>
+        <w:tblLook w:firstColumn="1" w:firstRow="1" w:lastColumn="0" w:lastRow="0" w:noHBand="0" w:noVBand="1" w:val="04A0"/>
+        <w:tblW w:w="6929" w:type="dxa"/>
+      </w:tblPr>
+      <w:tblGrid>
+        <w:gridCol w:w="4706"/>
+        <w:gridCol w:w="4706"/>
+      </w:tblGrid>
+      <w:tr>
+        <w:tc>
+          <w:tcPr>
+            <w:shd w:val="clear" w:color="auto" w:fill="E94560"/>
+            <w:tcBorders>
+              <w:top w:val="nil"/>
+              <w:bottom w:val="nil"/>
+              <w:left w:val="nil"/>
+              <w:right w:val="nil"/>
+            </w:tcBorders>
+            <w:tcMar>
+              <w:top w:w="60" w:type="dxa"/>
+              <w:bottom w:w="60" w:type="dxa"/>
+              <w:left w:w="80" w:type="dxa"/>
+              <w:right w:w="80" w:type="dxa"/>
+            </w:tcMar>
+            <w:tcW w:w="1968" w:type="dxa"/>
+          </w:tcPr>
+          <w:p>
+            <w:pPr>
+              <w:spacing w:before="0" w:after="0"/>
+            </w:pPr>
+            <w:r>
+              <w:rPr>
+                <w:rFonts w:ascii="PT Sans Narrow" w:hAnsi="PT Sans Narrow" w:cs="PT Sans Narrow" w:eastAsia="PT Sans Narrow"/>
+                <w:b/>
+                <w:i w:val="0"/>
+                <w:color w:val="FFFFFF"/>
+                <w:sz w:val="22"/>
+              </w:rPr>
+              <w:t>Situazione</w:t>
+            </w:r>
+          </w:p>
+        </w:tc>
+        <w:tc>
+          <w:tcPr>
+            <w:shd w:val="clear" w:color="auto" w:fill="E94560"/>
+            <w:tcBorders>
+              <w:top w:val="nil"/>
+              <w:bottom w:val="nil"/>
+              <w:left w:val="nil"/>
+              <w:right w:val="nil"/>
+            </w:tcBorders>
+            <w:tcMar>
+              <w:top w:w="60" w:type="dxa"/>
+              <w:bottom w:w="60" w:type="dxa"/>
+              <w:left w:w="80" w:type="dxa"/>
+              <w:right w:w="80" w:type="dxa"/>
+            </w:tcMar>
+            <w:tcW w:w="4960" w:type="dxa"/>
+          </w:tcPr>
+          <w:p>
+            <w:pPr>
+              <w:spacing w:before="0" w:after="0"/>
+            </w:pPr>
+            <w:r>
+              <w:rPr>
+                <w:rFonts w:ascii="PT Sans Narrow" w:hAnsi="PT Sans Narrow" w:cs="PT Sans Narrow" w:eastAsia="PT Sans Narrow"/>
+                <w:b/>
+                <w:i w:val="0"/>
+                <w:color w:val="FFFFFF"/>
+                <w:sz w:val="22"/>
+              </w:rPr>
+              <w:t>Cosa fare</w:t>
+            </w:r>
+          </w:p>
+        </w:tc>
+      </w:tr>
+      <w:tr>
+        <w:tc>
+          <w:tcPr>
+            <w:tcW w:w="1968" w:type="dxa"/>
+            <w:shd w:val="clear" w:color="auto" w:fill="FFFFFF"/>
+            <w:tcBorders>
+              <w:top w:val="nil"/>
+              <w:bottom w:val="single" w:sz="8" w:color="DEE2E6" w:space="0"/>
+              <w:left w:val="nil"/>
+              <w:right w:val="nil"/>
+            </w:tcBorders>
+            <w:tcMar>
+              <w:top w:w="55" w:type="dxa"/>
+              <w:bottom w:w="55" w:type="dxa"/>
+              <w:left w:w="80" w:type="dxa"/>
+              <w:right w:w="80" w:type="dxa"/>
+            </w:tcMar>
+          </w:tcPr>
+          <w:p>
+            <w:pPr>
+              <w:spacing w:before="0" w:after="0"/>
+            </w:pPr>
+            <w:r>
+              <w:rPr>
+                <w:rFonts w:ascii="PT Sans Narrow" w:hAnsi="PT Sans Narrow" w:cs="PT Sans Narrow" w:eastAsia="PT Sans Narrow"/>
+                <w:b/>
+                <w:i w:val="0"/>
+                <w:color w:val="16213E"/>
+                <w:sz w:val="22"/>
+              </w:rPr>
+              <w:t>Cliente non ha l'app</w:t>
+            </w:r>
+          </w:p>
+        </w:tc>
+        <w:tc>
+          <w:tcPr>
+            <w:tcW w:w="4960" w:type="dxa"/>
+            <w:shd w:val="clear" w:color="auto" w:fill="FFFFFF"/>
+            <w:tcBorders>
+              <w:top w:val="nil"/>
+              <w:bottom w:val="single" w:sz="8" w:color="DEE2E6" w:space="0"/>
+              <w:left w:val="nil"/>
+              <w:right w:val="nil"/>
+            </w:tcBorders>
+            <w:tcMar>
+              <w:top w:w="55" w:type="dxa"/>
+              <w:bottom w:w="55" w:type="dxa"/>
+              <w:left w:w="80" w:type="dxa"/>
+              <w:right w:w="80" w:type="dxa"/>
+            </w:tcMar>
+          </w:tcPr>
+          <w:p>
+            <w:pPr>
+              <w:spacing w:before="0" w:after="0"/>
+            </w:pPr>
+            <w:r>
+              <w:rPr>
+                <w:rFonts w:ascii="PT Sans Narrow" w:hAnsi="PT Sans Narrow" w:cs="PT Sans Narrow" w:eastAsia="PT Sans Narrow"/>
+                <w:b w:val="0"/>
+                <w:i w:val="0"/>
+                <w:color w:val="6C757D"/>
+                <w:sz w:val="22"/>
+              </w:rPr>
+              <w:t>Usa la cassa tradizionale (sezione 3.1) con pagamento contanti o wallet</w:t>
+            </w:r>
+          </w:p>
+        </w:tc>
+      </w:tr>
+      <w:tr>
+        <w:tc>
+          <w:tcPr>
+            <w:tcW w:w="1968" w:type="dxa"/>
+            <w:shd w:val="clear" w:color="auto" w:fill="F8F9FA"/>
+            <w:tcBorders>
+              <w:top w:val="nil"/>
+              <w:bottom w:val="single" w:sz="8" w:color="DEE2E6" w:space="0"/>
+              <w:left w:val="nil"/>
+              <w:right w:val="nil"/>
+            </w:tcBorders>
+            <w:tcMar>
+              <w:top w:w="55" w:type="dxa"/>
+              <w:bottom w:w="55" w:type="dxa"/>
+              <w:left w:w="80" w:type="dxa"/>
+              <w:right w:w="80" w:type="dxa"/>
+            </w:tcMar>
+          </w:tcPr>
+          <w:p>
+            <w:pPr>
+              <w:spacing w:before="0" w:after="0"/>
+            </w:pPr>
+            <w:r>
+              <w:rPr>
+                <w:rFonts w:ascii="PT Sans Narrow" w:hAnsi="PT Sans Narrow" w:cs="PT Sans Narrow" w:eastAsia="PT Sans Narrow"/>
+                <w:b/>
+                <w:i w:val="0"/>
+                <w:color w:val="16213E"/>
+                <w:sz w:val="22"/>
+              </w:rPr>
+              <w:t>QR scaduto</w:t>
+            </w:r>
+          </w:p>
+        </w:tc>
+        <w:tc>
+          <w:tcPr>
+            <w:tcW w:w="4960" w:type="dxa"/>
+            <w:shd w:val="clear" w:color="auto" w:fill="F8F9FA"/>
+            <w:tcBorders>
+              <w:top w:val="nil"/>
+              <w:bottom w:val="single" w:sz="8" w:color="DEE2E6" w:space="0"/>
+              <w:left w:val="nil"/>
+              <w:right w:val="nil"/>
+            </w:tcBorders>
+            <w:tcMar>
+              <w:top w:w="55" w:type="dxa"/>
+              <w:bottom w:w="55" w:type="dxa"/>
+              <w:left w:w="80" w:type="dxa"/>
+              <w:right w:w="80" w:type="dxa"/>
+            </w:tcMar>
+          </w:tcPr>
+          <w:p>
+            <w:pPr>
+              <w:spacing w:before="0" w:after="0"/>
+            </w:pPr>
+            <w:r>
+              <w:rPr>
+                <w:rFonts w:ascii="PT Sans Narrow" w:hAnsi="PT Sans Narrow" w:cs="PT Sans Narrow" w:eastAsia="PT Sans Narrow"/>
+                <w:b w:val="0"/>
+                <w:i w:val="0"/>
+                <w:color w:val="6C757D"/>
+                <w:sz w:val="22"/>
+              </w:rPr>
+              <w:t>Tocca "Annulla sessione" nel modal, poi "Genera QR" di nuovo</w:t>
+            </w:r>
+          </w:p>
+        </w:tc>
+      </w:tr>
+      <w:tr>
+        <w:tc>
+          <w:tcPr>
+            <w:tcW w:w="1968" w:type="dxa"/>
+            <w:shd w:val="clear" w:color="auto" w:fill="FFFFFF"/>
+            <w:tcBorders>
+              <w:top w:val="nil"/>
+              <w:bottom w:val="single" w:sz="8" w:color="DEE2E6" w:space="0"/>
+              <w:left w:val="nil"/>
+              <w:right w:val="nil"/>
+            </w:tcBorders>
+            <w:tcMar>
+              <w:top w:w="55" w:type="dxa"/>
+              <w:bottom w:w="55" w:type="dxa"/>
+              <w:left w:w="80" w:type="dxa"/>
+              <w:right w:w="80" w:type="dxa"/>
+            </w:tcMar>
+          </w:tcPr>
+          <w:p>
+            <w:pPr>
+              <w:spacing w:before="0" w:after="0"/>
+            </w:pPr>
+            <w:r>
+              <w:rPr>
+                <w:rFonts w:ascii="PT Sans Narrow" w:hAnsi="PT Sans Narrow" w:cs="PT Sans Narrow" w:eastAsia="PT Sans Narrow"/>
+                <w:b/>
+                <w:i w:val="0"/>
+                <w:color w:val="16213E"/>
+                <w:sz w:val="22"/>
+              </w:rPr>
+              <w:t>Cliente vuole annullare</w:t>
+            </w:r>
+          </w:p>
+        </w:tc>
+        <w:tc>
+          <w:tcPr>
+            <w:tcW w:w="4960" w:type="dxa"/>
+            <w:shd w:val="clear" w:color="auto" w:fill="FFFFFF"/>
+            <w:tcBorders>
+              <w:top w:val="nil"/>
+              <w:bottom w:val="single" w:sz="8" w:color="DEE2E6" w:space="0"/>
+              <w:left w:val="nil"/>
+              <w:right w:val="nil"/>
+            </w:tcBorders>
+            <w:tcMar>
+              <w:top w:w="55" w:type="dxa"/>
+              <w:bottom w:w="55" w:type="dxa"/>
+              <w:left w:w="80" w:type="dxa"/>
+              <w:right w:w="80" w:type="dxa"/>
+            </w:tcMar>
+          </w:tcPr>
+          <w:p>
+            <w:pPr>
+              <w:spacing w:before="0" w:after="0"/>
+            </w:pPr>
+            <w:r>
+              <w:rPr>
+                <w:rFonts w:ascii="PT Sans Narrow" w:hAnsi="PT Sans Narrow" w:cs="PT Sans Narrow" w:eastAsia="PT Sans Narrow"/>
+                <w:b w:val="0"/>
+                <w:i w:val="0"/>
+                <w:color w:val="6C757D"/>
+                <w:sz w:val="22"/>
+              </w:rPr>
+              <w:t>Tocca "Annulla sessione" — il carrello rimane per eventuale nuovo tentativo</w:t>
+            </w:r>
+          </w:p>
+        </w:tc>
+      </w:tr>
+      <w:tr>
+        <w:tc>
+          <w:tcPr>
+            <w:tcW w:w="1968" w:type="dxa"/>
+            <w:shd w:val="clear" w:color="auto" w:fill="F8F9FA"/>
+            <w:tcBorders>
+              <w:top w:val="nil"/>
+              <w:bottom w:val="single" w:sz="8" w:color="DEE2E6" w:space="0"/>
+              <w:left w:val="nil"/>
+              <w:right w:val="nil"/>
+            </w:tcBorders>
+            <w:tcMar>
+              <w:top w:w="55" w:type="dxa"/>
+              <w:bottom w:w="55" w:type="dxa"/>
+              <w:left w:w="80" w:type="dxa"/>
+              <w:right w:w="80" w:type="dxa"/>
+            </w:tcMar>
+          </w:tcPr>
+          <w:p>
+            <w:pPr>
+              <w:spacing w:before="0" w:after="0"/>
+            </w:pPr>
+            <w:r>
+              <w:rPr>
+                <w:rFonts w:ascii="PT Sans Narrow" w:hAnsi="PT Sans Narrow" w:cs="PT Sans Narrow" w:eastAsia="PT Sans Narrow"/>
+                <w:b/>
+                <w:i w:val="0"/>
+                <w:color w:val="16213E"/>
+                <w:sz w:val="22"/>
+              </w:rPr>
+              <w:t>Articolo non presente in griglia</w:t>
+            </w:r>
+          </w:p>
+        </w:tc>
+        <w:tc>
+          <w:tcPr>
+            <w:tcW w:w="4960" w:type="dxa"/>
+            <w:shd w:val="clear" w:color="auto" w:fill="F8F9FA"/>
+            <w:tcBorders>
+              <w:top w:val="nil"/>
+              <w:bottom w:val="single" w:sz="8" w:color="DEE2E6" w:space="0"/>
+              <w:left w:val="nil"/>
+              <w:right w:val="nil"/>
+            </w:tcBorders>
+            <w:tcMar>
+              <w:top w:w="55" w:type="dxa"/>
+              <w:bottom w:w="55" w:type="dxa"/>
+              <w:left w:w="80" w:type="dxa"/>
+              <w:right w:w="80" w:type="dxa"/>
+            </w:tcMar>
+          </w:tcPr>
+          <w:p>
+            <w:pPr>
+              <w:spacing w:before="0" w:after="0"/>
+            </w:pPr>
+            <w:r>
+              <w:rPr>
+                <w:rFonts w:ascii="PT Sans Narrow" w:hAnsi="PT Sans Narrow" w:cs="PT Sans Narrow" w:eastAsia="PT Sans Narrow"/>
+                <w:b w:val="0"/>
+                <w:i w:val="0"/>
+                <w:color w:val="6C757D"/>
+                <w:sz w:val="22"/>
+              </w:rPr>
+              <w:t>Aggiungi l'articolo da Admin → Banco → "Gestisci" (vedi sez. 2.7)</w:t>
             </w:r>
           </w:p>
         </w:tc>
@@ -13906,99 +16101,28 @@
           <w:color w:val="16213E"/>
           <w:sz w:val="32"/>
         </w:rPr>
-        <w:t>5.1  Visualizzare le prenotazioni del giorno</w:t>
+        <w:t>5.1  Come funzionano le fasce orarie</w:t>
       </w:r>
     </w:p>
-    <w:tbl>
-      <w:tblPr>
-        <w:tblLook w:firstColumn="1" w:firstRow="1" w:lastColumn="0" w:lastRow="0" w:noHBand="0" w:noVBand="1" w:val="04A0"/>
-        <w:tblBorders>
-          <w:top w:val="nil"/>
-          <w:left w:val="nil"/>
-          <w:bottom w:val="nil"/>
-          <w:right w:val="nil"/>
-          <w:insideH w:val="nil"/>
-          <w:insideV w:val="nil"/>
-        </w:tblBorders>
-        <w:tblW w:w="6929" w:type="dxa"/>
-      </w:tblPr>
-      <w:tblGrid>
-        <w:gridCol w:w="4706"/>
-        <w:gridCol w:w="4706"/>
-      </w:tblGrid>
-      <w:tr>
-        <w:tc>
-          <w:tcPr>
-            <w:tcW w:w="472" w:type="dxa"/>
-            <w:shd w:val="clear" w:color="auto" w:fill="E94560"/>
-            <w:tcMar>
-              <w:top w:w="70" w:type="dxa"/>
-              <w:bottom w:w="70" w:type="dxa"/>
-              <w:left w:w="40" w:type="dxa"/>
-              <w:right w:w="40" w:type="dxa"/>
-            </w:tcMar>
-            <w:vAlign w:val="center"/>
-          </w:tcPr>
-          <w:p>
-            <w:pPr>
-              <w:spacing w:before="0" w:after="0"/>
-              <w:jc w:val="center"/>
-            </w:pPr>
-            <w:r>
-              <w:rPr>
-                <w:rFonts w:ascii="PT Sans Narrow" w:hAnsi="PT Sans Narrow" w:cs="PT Sans Narrow" w:eastAsia="PT Sans Narrow"/>
-                <w:b/>
-                <w:i w:val="0"/>
-                <w:color w:val="FFFFFF"/>
-                <w:sz w:val="30"/>
-              </w:rPr>
-              <w:t>1</w:t>
-            </w:r>
-          </w:p>
-        </w:tc>
-        <w:tc>
-          <w:tcPr>
-            <w:tcW w:type="dxa" w:w="4706"/>
-            <w:shd w:val="clear" w:color="auto" w:fill="F0F4F8"/>
-            <w:tcMar>
-              <w:top w:w="70" w:type="dxa"/>
-              <w:bottom w:w="70" w:type="dxa"/>
-              <w:left w:w="110" w:type="dxa"/>
-              <w:right w:w="90" w:type="dxa"/>
-            </w:tcMar>
-          </w:tcPr>
-          <w:p>
-            <w:pPr>
-              <w:spacing w:before="0" w:after="60"/>
-            </w:pPr>
-            <w:r>
-              <w:rPr>
-                <w:rFonts w:ascii="PT Sans Narrow" w:hAnsi="PT Sans Narrow" w:cs="PT Sans Narrow" w:eastAsia="PT Sans Narrow"/>
-                <w:b/>
-                <w:i w:val="0"/>
-                <w:color w:val="16213E"/>
-                <w:sz w:val="26"/>
-              </w:rPr>
-              <w:t>Vai in Admin → Tavoli → Prenotazioni</w:t>
-              <w:br/>
-            </w:r>
-            <w:r>
-              <w:rPr>
-                <w:rFonts w:ascii="PT Sans Narrow" w:hAnsi="PT Sans Narrow" w:cs="PT Sans Narrow" w:eastAsia="PT Sans Narrow"/>
-                <w:b w:val="0"/>
-                <w:i w:val="0"/>
-                <w:color w:val="6C757D"/>
-                <w:sz w:val="24"/>
-              </w:rPr>
-              <w:t>Vedi tutte le prenotazioni del giorno organizzate per slot orario</w:t>
-            </w:r>
-          </w:p>
-        </w:tc>
-      </w:tr>
-    </w:tbl>
     <w:p>
       <w:pPr>
         <w:spacing w:before="0" w:after="80"/>
+        <w:jc w:val="left"/>
+      </w:pPr>
+      <w:r>
+        <w:rPr>
+          <w:rFonts w:ascii="PT Sans Narrow" w:hAnsi="PT Sans Narrow" w:cs="PT Sans Narrow" w:eastAsia="PT Sans Narrow"/>
+          <w:b w:val="0"/>
+          <w:i w:val="0"/>
+          <w:color w:val="343A40"/>
+          <w:sz w:val="28"/>
+        </w:rPr>
+        <w:t>Il sistema di prenotazione tavoli è organizzato per FASCE ORARIE, non per singoli slot. L'admin crea fasce come «11:25–12:30 con 30 min a seduta»; il sistema calcola automaticamente le sessioni disponibili: 11:25, 11:55, 12:25. I clienti prenotano un tavolo a una sessione specifica.</w:t>
+      </w:r>
+    </w:p>
+    <w:p>
+      <w:pPr>
+        <w:spacing w:before="0" w:after="120"/>
       </w:pPr>
     </w:p>
     <w:tbl>
@@ -14015,166 +16139,49 @@
         <w:tblW w:w="6929" w:type="dxa"/>
       </w:tblPr>
       <w:tblGrid>
-        <w:gridCol w:w="4706"/>
-        <w:gridCol w:w="4706"/>
+        <w:gridCol w:w="9412"/>
       </w:tblGrid>
       <w:tr>
         <w:tc>
           <w:tcPr>
-            <w:tcW w:w="472" w:type="dxa"/>
-            <w:shd w:val="clear" w:color="auto" w:fill="E94560"/>
+            <w:tcW w:type="dxa" w:w="9412"/>
+            <w:shd w:val="clear" w:color="auto" w:fill="F5F5F5"/>
+            <w:tcBorders>
+              <w:top w:val="single" w:sz="14" w:color="E8E8E8" w:space="0"/>
+              <w:bottom w:val="single" w:sz="14" w:color="E8E8E8" w:space="0"/>
+              <w:left w:val="single" w:sz="14" w:color="E94560" w:space="0"/>
+              <w:right w:val="single" w:sz="14" w:color="E8E8E8" w:space="0"/>
+            </w:tcBorders>
             <w:tcMar>
               <w:top w:w="70" w:type="dxa"/>
               <w:bottom w:w="70" w:type="dxa"/>
-              <w:left w:w="40" w:type="dxa"/>
-              <w:right w:w="40" w:type="dxa"/>
-            </w:tcMar>
-            <w:vAlign w:val="center"/>
-          </w:tcPr>
-          <w:p>
-            <w:pPr>
-              <w:spacing w:before="0" w:after="0"/>
-              <w:jc w:val="center"/>
-            </w:pPr>
-            <w:r>
-              <w:rPr>
-                <w:rFonts w:ascii="PT Sans Narrow" w:hAnsi="PT Sans Narrow" w:cs="PT Sans Narrow" w:eastAsia="PT Sans Narrow"/>
-                <w:b/>
-                <w:i w:val="0"/>
-                <w:color w:val="FFFFFF"/>
-                <w:sz w:val="30"/>
-              </w:rPr>
-              <w:t>2</w:t>
-            </w:r>
-          </w:p>
-        </w:tc>
-        <w:tc>
-          <w:tcPr>
-            <w:tcW w:type="dxa" w:w="4706"/>
-            <w:shd w:val="clear" w:color="auto" w:fill="F0F4F8"/>
-            <w:tcMar>
-              <w:top w:w="70" w:type="dxa"/>
-              <w:bottom w:w="70" w:type="dxa"/>
-              <w:left w:w="110" w:type="dxa"/>
+              <w:left w:w="130" w:type="dxa"/>
               <w:right w:w="90" w:type="dxa"/>
             </w:tcMar>
           </w:tcPr>
           <w:p>
             <w:pPr>
-              <w:spacing w:before="0" w:after="60"/>
-            </w:pPr>
-            <w:r>
-              <w:rPr>
-                <w:rFonts w:ascii="PT Sans Narrow" w:hAnsi="PT Sans Narrow" w:cs="PT Sans Narrow" w:eastAsia="PT Sans Narrow"/>
-                <w:b/>
-                <w:i w:val="0"/>
-                <w:color w:val="16213E"/>
+              <w:spacing w:before="0" w:after="0"/>
+            </w:pPr>
+            <w:r>
+              <w:rPr>
+                <w:rFonts w:ascii="PT Sans Narrow" w:hAnsi="PT Sans Narrow" w:cs="PT Sans Narrow" w:eastAsia="PT Sans Narrow"/>
+                <w:b w:val="0"/>
+                <w:i w:val="0"/>
+                <w:color w:val="E94560"/>
                 <w:sz w:val="26"/>
               </w:rPr>
-              <w:t>Filtra per slot</w:t>
-              <w:br/>
+              <w:t xml:space="preserve">⚠️  </w:t>
             </w:r>
             <w:r>
               <w:rPr>
                 <w:rFonts w:ascii="PT Sans Narrow" w:hAnsi="PT Sans Narrow" w:cs="PT Sans Narrow" w:eastAsia="PT Sans Narrow"/>
                 <w:b w:val="0"/>
                 <w:i w:val="0"/>
-                <w:color w:val="6C757D"/>
-                <w:sz w:val="24"/>
-              </w:rPr>
-              <w:t>Usa il filtro in alto per vedere solo le prenotazioni di una fascia oraria</w:t>
-            </w:r>
-          </w:p>
-        </w:tc>
-      </w:tr>
-    </w:tbl>
-    <w:p>
-      <w:pPr>
-        <w:spacing w:before="0" w:after="80"/>
-      </w:pPr>
-    </w:p>
-    <w:tbl>
-      <w:tblPr>
-        <w:tblLook w:firstColumn="1" w:firstRow="1" w:lastColumn="0" w:lastRow="0" w:noHBand="0" w:noVBand="1" w:val="04A0"/>
-        <w:tblBorders>
-          <w:top w:val="nil"/>
-          <w:left w:val="nil"/>
-          <w:bottom w:val="nil"/>
-          <w:right w:val="nil"/>
-          <w:insideH w:val="nil"/>
-          <w:insideV w:val="nil"/>
-        </w:tblBorders>
-        <w:tblW w:w="6929" w:type="dxa"/>
-      </w:tblPr>
-      <w:tblGrid>
-        <w:gridCol w:w="4706"/>
-        <w:gridCol w:w="4706"/>
-      </w:tblGrid>
-      <w:tr>
-        <w:tc>
-          <w:tcPr>
-            <w:tcW w:w="472" w:type="dxa"/>
-            <w:shd w:val="clear" w:color="auto" w:fill="E94560"/>
-            <w:tcMar>
-              <w:top w:w="70" w:type="dxa"/>
-              <w:bottom w:w="70" w:type="dxa"/>
-              <w:left w:w="40" w:type="dxa"/>
-              <w:right w:w="40" w:type="dxa"/>
-            </w:tcMar>
-            <w:vAlign w:val="center"/>
-          </w:tcPr>
-          <w:p>
-            <w:pPr>
-              <w:spacing w:before="0" w:after="0"/>
-              <w:jc w:val="center"/>
-            </w:pPr>
-            <w:r>
-              <w:rPr>
-                <w:rFonts w:ascii="PT Sans Narrow" w:hAnsi="PT Sans Narrow" w:cs="PT Sans Narrow" w:eastAsia="PT Sans Narrow"/>
-                <w:b/>
-                <w:i w:val="0"/>
-                <w:color w:val="FFFFFF"/>
-                <w:sz w:val="30"/>
-              </w:rPr>
-              <w:t>3</w:t>
-            </w:r>
-          </w:p>
-        </w:tc>
-        <w:tc>
-          <w:tcPr>
-            <w:tcW w:type="dxa" w:w="4706"/>
-            <w:shd w:val="clear" w:color="auto" w:fill="F0F4F8"/>
-            <w:tcMar>
-              <w:top w:w="70" w:type="dxa"/>
-              <w:bottom w:w="70" w:type="dxa"/>
-              <w:left w:w="110" w:type="dxa"/>
-              <w:right w:w="90" w:type="dxa"/>
-            </w:tcMar>
-          </w:tcPr>
-          <w:p>
-            <w:pPr>
-              <w:spacing w:before="0" w:after="60"/>
-            </w:pPr>
-            <w:r>
-              <w:rPr>
-                <w:rFonts w:ascii="PT Sans Narrow" w:hAnsi="PT Sans Narrow" w:cs="PT Sans Narrow" w:eastAsia="PT Sans Narrow"/>
-                <w:b/>
-                <w:i w:val="0"/>
-                <w:color w:val="16213E"/>
+                <w:color w:val="343A40"/>
                 <w:sz w:val="26"/>
               </w:rPr>
-              <w:t>Controlla lo stato</w:t>
-              <w:br/>
-            </w:r>
-            <w:r>
-              <w:rPr>
-                <w:rFonts w:ascii="PT Sans Narrow" w:hAnsi="PT Sans Narrow" w:cs="PT Sans Narrow" w:eastAsia="PT Sans Narrow"/>
-                <w:b w:val="0"/>
-                <w:i w:val="0"/>
-                <w:color w:val="6C757D"/>
-                <w:sz w:val="24"/>
-              </w:rPr>
-              <w:t>Ogni prenotazione mostra: cliente, tavolo, slot, stato (attesa/check-in/completata)</w:t>
+              <w:t>Gli SLOT ORDINI (tab "Slot ordini" in Admin → Tavoli) sono SEPARATI dalle fasce orarie tavoli: regolano solo il ritiro del cibo ordinato, non la prenotazione dei posti a sedere.</w:t>
             </w:r>
           </w:p>
         </w:tc>
@@ -14197,7 +16204,298 @@
           <w:color w:val="16213E"/>
           <w:sz w:val="32"/>
         </w:rPr>
-        <w:t>5.2  Check-in all'arrivo del cliente</w:t>
+        <w:t>5.2  Visualizzare la panoramica del giorno</w:t>
+      </w:r>
+    </w:p>
+    <w:tbl>
+      <w:tblPr>
+        <w:tblLook w:firstColumn="1" w:firstRow="1" w:lastColumn="0" w:lastRow="0" w:noHBand="0" w:noVBand="1" w:val="04A0"/>
+        <w:tblBorders>
+          <w:top w:val="nil"/>
+          <w:left w:val="nil"/>
+          <w:bottom w:val="nil"/>
+          <w:right w:val="nil"/>
+          <w:insideH w:val="nil"/>
+          <w:insideV w:val="nil"/>
+        </w:tblBorders>
+        <w:tblW w:w="6929" w:type="dxa"/>
+      </w:tblPr>
+      <w:tblGrid>
+        <w:gridCol w:w="4706"/>
+        <w:gridCol w:w="4706"/>
+      </w:tblGrid>
+      <w:tr>
+        <w:tc>
+          <w:tcPr>
+            <w:tcW w:w="472" w:type="dxa"/>
+            <w:shd w:val="clear" w:color="auto" w:fill="E94560"/>
+            <w:tcMar>
+              <w:top w:w="70" w:type="dxa"/>
+              <w:bottom w:w="70" w:type="dxa"/>
+              <w:left w:w="40" w:type="dxa"/>
+              <w:right w:w="40" w:type="dxa"/>
+            </w:tcMar>
+            <w:vAlign w:val="center"/>
+          </w:tcPr>
+          <w:p>
+            <w:pPr>
+              <w:spacing w:before="0" w:after="0"/>
+              <w:jc w:val="center"/>
+            </w:pPr>
+            <w:r>
+              <w:rPr>
+                <w:rFonts w:ascii="PT Sans Narrow" w:hAnsi="PT Sans Narrow" w:cs="PT Sans Narrow" w:eastAsia="PT Sans Narrow"/>
+                <w:b/>
+                <w:i w:val="0"/>
+                <w:color w:val="FFFFFF"/>
+                <w:sz w:val="30"/>
+              </w:rPr>
+              <w:t>1</w:t>
+            </w:r>
+          </w:p>
+        </w:tc>
+        <w:tc>
+          <w:tcPr>
+            <w:tcW w:type="dxa" w:w="4706"/>
+            <w:shd w:val="clear" w:color="auto" w:fill="F0F4F8"/>
+            <w:tcMar>
+              <w:top w:w="70" w:type="dxa"/>
+              <w:bottom w:w="70" w:type="dxa"/>
+              <w:left w:w="110" w:type="dxa"/>
+              <w:right w:w="90" w:type="dxa"/>
+            </w:tcMar>
+          </w:tcPr>
+          <w:p>
+            <w:pPr>
+              <w:spacing w:before="0" w:after="60"/>
+            </w:pPr>
+            <w:r>
+              <w:rPr>
+                <w:rFonts w:ascii="PT Sans Narrow" w:hAnsi="PT Sans Narrow" w:cs="PT Sans Narrow" w:eastAsia="PT Sans Narrow"/>
+                <w:b/>
+                <w:i w:val="0"/>
+                <w:color w:val="16213E"/>
+                <w:sz w:val="26"/>
+              </w:rPr>
+              <w:t>Vai in Admin → Tavoli → tab Panoramica</w:t>
+              <w:br/>
+            </w:r>
+            <w:r>
+              <w:rPr>
+                <w:rFonts w:ascii="PT Sans Narrow" w:hAnsi="PT Sans Narrow" w:cs="PT Sans Narrow" w:eastAsia="PT Sans Narrow"/>
+                <w:b w:val="0"/>
+                <w:i w:val="0"/>
+                <w:color w:val="6C757D"/>
+                <w:sz w:val="24"/>
+              </w:rPr>
+              <w:t>Vedi tutte le fasce orarie del giorno corrente</w:t>
+            </w:r>
+          </w:p>
+        </w:tc>
+      </w:tr>
+    </w:tbl>
+    <w:p>
+      <w:pPr>
+        <w:spacing w:before="0" w:after="80"/>
+      </w:pPr>
+    </w:p>
+    <w:tbl>
+      <w:tblPr>
+        <w:tblLook w:firstColumn="1" w:firstRow="1" w:lastColumn="0" w:lastRow="0" w:noHBand="0" w:noVBand="1" w:val="04A0"/>
+        <w:tblBorders>
+          <w:top w:val="nil"/>
+          <w:left w:val="nil"/>
+          <w:bottom w:val="nil"/>
+          <w:right w:val="nil"/>
+          <w:insideH w:val="nil"/>
+          <w:insideV w:val="nil"/>
+        </w:tblBorders>
+        <w:tblW w:w="6929" w:type="dxa"/>
+      </w:tblPr>
+      <w:tblGrid>
+        <w:gridCol w:w="4706"/>
+        <w:gridCol w:w="4706"/>
+      </w:tblGrid>
+      <w:tr>
+        <w:tc>
+          <w:tcPr>
+            <w:tcW w:w="472" w:type="dxa"/>
+            <w:shd w:val="clear" w:color="auto" w:fill="E94560"/>
+            <w:tcMar>
+              <w:top w:w="70" w:type="dxa"/>
+              <w:bottom w:w="70" w:type="dxa"/>
+              <w:left w:w="40" w:type="dxa"/>
+              <w:right w:w="40" w:type="dxa"/>
+            </w:tcMar>
+            <w:vAlign w:val="center"/>
+          </w:tcPr>
+          <w:p>
+            <w:pPr>
+              <w:spacing w:before="0" w:after="0"/>
+              <w:jc w:val="center"/>
+            </w:pPr>
+            <w:r>
+              <w:rPr>
+                <w:rFonts w:ascii="PT Sans Narrow" w:hAnsi="PT Sans Narrow" w:cs="PT Sans Narrow" w:eastAsia="PT Sans Narrow"/>
+                <w:b/>
+                <w:i w:val="0"/>
+                <w:color w:val="FFFFFF"/>
+                <w:sz w:val="30"/>
+              </w:rPr>
+              <w:t>2</w:t>
+            </w:r>
+          </w:p>
+        </w:tc>
+        <w:tc>
+          <w:tcPr>
+            <w:tcW w:type="dxa" w:w="4706"/>
+            <w:shd w:val="clear" w:color="auto" w:fill="F0F4F8"/>
+            <w:tcMar>
+              <w:top w:w="70" w:type="dxa"/>
+              <w:bottom w:w="70" w:type="dxa"/>
+              <w:left w:w="110" w:type="dxa"/>
+              <w:right w:w="90" w:type="dxa"/>
+            </w:tcMar>
+          </w:tcPr>
+          <w:p>
+            <w:pPr>
+              <w:spacing w:before="0" w:after="60"/>
+            </w:pPr>
+            <w:r>
+              <w:rPr>
+                <w:rFonts w:ascii="PT Sans Narrow" w:hAnsi="PT Sans Narrow" w:cs="PT Sans Narrow" w:eastAsia="PT Sans Narrow"/>
+                <w:b/>
+                <w:i w:val="0"/>
+                <w:color w:val="16213E"/>
+                <w:sz w:val="26"/>
+              </w:rPr>
+              <w:t>Naviga tra i giorni</w:t>
+              <w:br/>
+            </w:r>
+            <w:r>
+              <w:rPr>
+                <w:rFonts w:ascii="PT Sans Narrow" w:hAnsi="PT Sans Narrow" w:cs="PT Sans Narrow" w:eastAsia="PT Sans Narrow"/>
+                <w:b w:val="0"/>
+                <w:i w:val="0"/>
+                <w:color w:val="6C757D"/>
+                <w:sz w:val="24"/>
+              </w:rPr>
+              <w:t>Usa le frecce ‹ › o il selettore data per vedere un altro giorno</w:t>
+            </w:r>
+          </w:p>
+        </w:tc>
+      </w:tr>
+    </w:tbl>
+    <w:p>
+      <w:pPr>
+        <w:spacing w:before="0" w:after="80"/>
+      </w:pPr>
+    </w:p>
+    <w:tbl>
+      <w:tblPr>
+        <w:tblLook w:firstColumn="1" w:firstRow="1" w:lastColumn="0" w:lastRow="0" w:noHBand="0" w:noVBand="1" w:val="04A0"/>
+        <w:tblBorders>
+          <w:top w:val="nil"/>
+          <w:left w:val="nil"/>
+          <w:bottom w:val="nil"/>
+          <w:right w:val="nil"/>
+          <w:insideH w:val="nil"/>
+          <w:insideV w:val="nil"/>
+        </w:tblBorders>
+        <w:tblW w:w="6929" w:type="dxa"/>
+      </w:tblPr>
+      <w:tblGrid>
+        <w:gridCol w:w="4706"/>
+        <w:gridCol w:w="4706"/>
+      </w:tblGrid>
+      <w:tr>
+        <w:tc>
+          <w:tcPr>
+            <w:tcW w:w="472" w:type="dxa"/>
+            <w:shd w:val="clear" w:color="auto" w:fill="E94560"/>
+            <w:tcMar>
+              <w:top w:w="70" w:type="dxa"/>
+              <w:bottom w:w="70" w:type="dxa"/>
+              <w:left w:w="40" w:type="dxa"/>
+              <w:right w:w="40" w:type="dxa"/>
+            </w:tcMar>
+            <w:vAlign w:val="center"/>
+          </w:tcPr>
+          <w:p>
+            <w:pPr>
+              <w:spacing w:before="0" w:after="0"/>
+              <w:jc w:val="center"/>
+            </w:pPr>
+            <w:r>
+              <w:rPr>
+                <w:rFonts w:ascii="PT Sans Narrow" w:hAnsi="PT Sans Narrow" w:cs="PT Sans Narrow" w:eastAsia="PT Sans Narrow"/>
+                <w:b/>
+                <w:i w:val="0"/>
+                <w:color w:val="FFFFFF"/>
+                <w:sz w:val="30"/>
+              </w:rPr>
+              <w:t>3</w:t>
+            </w:r>
+          </w:p>
+        </w:tc>
+        <w:tc>
+          <w:tcPr>
+            <w:tcW w:type="dxa" w:w="4706"/>
+            <w:shd w:val="clear" w:color="auto" w:fill="F0F4F8"/>
+            <w:tcMar>
+              <w:top w:w="70" w:type="dxa"/>
+              <w:bottom w:w="70" w:type="dxa"/>
+              <w:left w:w="110" w:type="dxa"/>
+              <w:right w:w="90" w:type="dxa"/>
+            </w:tcMar>
+          </w:tcPr>
+          <w:p>
+            <w:pPr>
+              <w:spacing w:before="0" w:after="60"/>
+            </w:pPr>
+            <w:r>
+              <w:rPr>
+                <w:rFonts w:ascii="PT Sans Narrow" w:hAnsi="PT Sans Narrow" w:cs="PT Sans Narrow" w:eastAsia="PT Sans Narrow"/>
+                <w:b/>
+                <w:i w:val="0"/>
+                <w:color w:val="16213E"/>
+                <w:sz w:val="26"/>
+              </w:rPr>
+              <w:t>Leggi i chip colorati</w:t>
+              <w:br/>
+            </w:r>
+            <w:r>
+              <w:rPr>
+                <w:rFonts w:ascii="PT Sans Narrow" w:hAnsi="PT Sans Narrow" w:cs="PT Sans Narrow" w:eastAsia="PT Sans Narrow"/>
+                <w:b w:val="0"/>
+                <w:i w:val="0"/>
+                <w:color w:val="6C757D"/>
+                <w:sz w:val="24"/>
+              </w:rPr>
+              <w:t>Verde = tavolo libero in quella sessione; rosso = occupato con il nome del cliente</w:t>
+            </w:r>
+          </w:p>
+        </w:tc>
+      </w:tr>
+    </w:tbl>
+    <w:p>
+      <w:pPr>
+        <w:spacing w:before="0" w:after="160"/>
+      </w:pPr>
+    </w:p>
+    <w:p>
+      <w:pPr>
+        <w:spacing w:before="160" w:after="60"/>
+      </w:pPr>
+      <w:r>
+        <w:rPr>
+          <w:rFonts w:ascii="PT Sans Narrow" w:hAnsi="PT Sans Narrow" w:cs="PT Sans Narrow" w:eastAsia="PT Sans Narrow"/>
+          <w:b/>
+          <w:i w:val="0"/>
+          <w:color w:val="16213E"/>
+          <w:sz w:val="32"/>
+        </w:rPr>
+        <w:t>5.3  Check-in all'arrivo del cliente</w:t>
       </w:r>
     </w:p>
     <w:p>
@@ -14291,7 +16589,7 @@
                 <w:color w:val="16213E"/>
                 <w:sz w:val="26"/>
               </w:rPr>
-              <w:t>Trova la prenotazione</w:t>
+              <w:t>Trova la prenotazione in Panoramica o nella lista</w:t>
               <w:br/>
             </w:r>
             <w:r>
@@ -14302,7 +16600,7 @@
                 <w:color w:val="6C757D"/>
                 <w:sz w:val="24"/>
               </w:rPr>
-              <w:t>Cerca il cliente per nome nella lista prenotazioni del giorno</w:t>
+              <w:t>Cerca il cliente per nome o per orario sessione</w:t>
             </w:r>
           </w:p>
         </w:tc>
@@ -14383,7 +16681,7 @@
                 <w:color w:val="16213E"/>
                 <w:sz w:val="26"/>
               </w:rPr>
-              <w:t>Clicca "✔ Check-in"</w:t>
+              <w:t>Clicca il pulsante check-in (icona porta)</w:t>
               <w:br/>
             </w:r>
             <w:r>
@@ -14486,7 +16784,7 @@
                 <w:color w:val="6C757D"/>
                 <w:sz w:val="24"/>
               </w:rPr>
-              <w:t>Accanto alla prenotazione appare il conteggio: "In sala da X min"</w:t>
+              <w:t>Accanto alla prenotazione appare l'orario di check-in</w:t>
             </w:r>
           </w:p>
         </w:tc>
@@ -14567,7 +16865,7 @@
                 <w:color w:val="16213E"/>
                 <w:sz w:val="26"/>
               </w:rPr>
-              <w:t>Assegna il tavolo fisicamente</w:t>
+              <w:t>Accompagna il cliente al tavolo prenotato</w:t>
               <w:br/>
             </w:r>
             <w:r>
@@ -14578,7 +16876,7 @@
                 <w:color w:val="6C757D"/>
                 <w:sz w:val="24"/>
               </w:rPr>
-              <w:t>Accompagna il cliente al tavolo (il sistema non assegna automaticamente un numero di tavolo fisico)</w:t>
+              <w:t>Il numero tavolo è visibile sulla prenotazione</w:t>
             </w:r>
           </w:p>
         </w:tc>
@@ -14668,7 +16966,7 @@
           <w:color w:val="16213E"/>
           <w:sz w:val="32"/>
         </w:rPr>
-        <w:t>5.3  Avvisi di tempo — Notifiche Telegram</w:t>
+        <w:t>5.4  Avvisi di tempo — Notifiche Telegram</w:t>
       </w:r>
     </w:p>
     <w:p>
@@ -14684,7 +16982,7 @@
           <w:color w:val="343A40"/>
           <w:sz w:val="28"/>
         </w:rPr>
-        <w:t>Quando un cliente è in sala da più di (durata slot - 10 minuti), il sistema invia un avviso Telegram al canale sala/admin.</w:t>
+        <w:t>Quando un cliente è in sala da più di (durata fascia - 10 minuti), il sistema invia un avviso Telegram al canale sala/admin.</w:t>
       </w:r>
     </w:p>
     <w:p>
@@ -14738,13 +17036,13 @@
                 <w:color w:val="343A40"/>
                 <w:sz w:val="26"/>
               </w:rPr>
-              <w:t>⏰  Esempio: Lo slot "12:00" ha durata 45 minuti.</w:t>
+              <w:t>⏰  Esempio: Fascia 11:25–12:30 con 30 min di durata.</w:t>
               <w:br/>
-              <w:t>Al minuto 35 dall'arrivo del cliente → il sistema invia:</w:t>
+              <w:t>Cliente fa check-in alle 11:25.</w:t>
               <w:br/>
-              <w:t>🪑 AVVISO TAVOLO — Mario Rossi (slot 12:00)</w:t>
+              <w:t>Alle 11:45 (dopo 20 min, cioè 10 min prima della scadenza) → avviso:</w:t>
               <w:br/>
-              <w:t>Tempo rimasto: circa 10 minuti. Prepararsi al cambio tavolo.</w:t>
+              <w:t>⏰ Tavolo 3 — Mario Rossi. Tempo rimasto: ~10 min.</w:t>
             </w:r>
           </w:p>
         </w:tc>
@@ -19217,6 +21515,1122 @@
                 <w:sz w:val="26"/>
               </w:rPr>
               <w:t>Se un ordine non è arrivato o c'è un errore, mostra al cassiere il numero ordine visibile in "I miei ordini". Il numero ordine permette al cassiere di trovare e correggere il problema in pochi secondi.</w:t>
+            </w:r>
+          </w:p>
+        </w:tc>
+      </w:tr>
+    </w:tbl>
+    <w:p>
+      <w:pPr>
+        <w:spacing w:before="0" w:after="200"/>
+      </w:pPr>
+    </w:p>
+    <w:p>
+      <w:pPr>
+        <w:spacing w:before="160" w:after="60"/>
+      </w:pPr>
+      <w:r>
+        <w:rPr>
+          <w:rFonts w:ascii="PT Sans Narrow" w:hAnsi="PT Sans Narrow" w:cs="PT Sans Narrow" w:eastAsia="PT Sans Narrow"/>
+          <w:b/>
+          <w:i w:val="0"/>
+          <w:color w:val="16213E"/>
+          <w:sz w:val="32"/>
+        </w:rPr>
+        <w:t>6.7  Adesso al banco — ordine senza slot</w:t>
+      </w:r>
+    </w:p>
+    <w:p>
+      <w:pPr>
+        <w:spacing w:before="0" w:after="80"/>
+        <w:jc w:val="left"/>
+      </w:pPr>
+      <w:r>
+        <w:rPr>
+          <w:rFonts w:ascii="PT Sans Narrow" w:hAnsi="PT Sans Narrow" w:cs="PT Sans Narrow" w:eastAsia="PT Sans Narrow"/>
+          <w:b w:val="0"/>
+          <w:i w:val="0"/>
+          <w:color w:val="343A40"/>
+          <w:sz w:val="28"/>
+        </w:rPr>
+        <w:t>Se sei fisicamente al bancone e vuoi che il tuo ordine venga preparato subito, scegli "Adesso al banco" nel carrello invece di uno slot di ritiro.</w:t>
+      </w:r>
+    </w:p>
+    <w:p>
+      <w:pPr>
+        <w:spacing w:before="0" w:after="120"/>
+      </w:pPr>
+    </w:p>
+    <w:tbl>
+      <w:tblPr>
+        <w:tblLook w:firstColumn="1" w:firstRow="1" w:lastColumn="0" w:lastRow="0" w:noHBand="0" w:noVBand="1" w:val="04A0"/>
+        <w:tblBorders>
+          <w:top w:val="nil"/>
+          <w:left w:val="nil"/>
+          <w:bottom w:val="nil"/>
+          <w:right w:val="nil"/>
+          <w:insideH w:val="nil"/>
+          <w:insideV w:val="nil"/>
+        </w:tblBorders>
+        <w:tblW w:w="6929" w:type="dxa"/>
+      </w:tblPr>
+      <w:tblGrid>
+        <w:gridCol w:w="4706"/>
+        <w:gridCol w:w="4706"/>
+      </w:tblGrid>
+      <w:tr>
+        <w:tc>
+          <w:tcPr>
+            <w:tcW w:w="472" w:type="dxa"/>
+            <w:shd w:val="clear" w:color="auto" w:fill="E94560"/>
+            <w:tcMar>
+              <w:top w:w="70" w:type="dxa"/>
+              <w:bottom w:w="70" w:type="dxa"/>
+              <w:left w:w="40" w:type="dxa"/>
+              <w:right w:w="40" w:type="dxa"/>
+            </w:tcMar>
+            <w:vAlign w:val="center"/>
+          </w:tcPr>
+          <w:p>
+            <w:pPr>
+              <w:spacing w:before="0" w:after="0"/>
+              <w:jc w:val="center"/>
+            </w:pPr>
+            <w:r>
+              <w:rPr>
+                <w:rFonts w:ascii="PT Sans Narrow" w:hAnsi="PT Sans Narrow" w:cs="PT Sans Narrow" w:eastAsia="PT Sans Narrow"/>
+                <w:b/>
+                <w:i w:val="0"/>
+                <w:color w:val="FFFFFF"/>
+                <w:sz w:val="30"/>
+              </w:rPr>
+              <w:t>1</w:t>
+            </w:r>
+          </w:p>
+        </w:tc>
+        <w:tc>
+          <w:tcPr>
+            <w:tcW w:type="dxa" w:w="4706"/>
+            <w:shd w:val="clear" w:color="auto" w:fill="F0F4F8"/>
+            <w:tcMar>
+              <w:top w:w="70" w:type="dxa"/>
+              <w:bottom w:w="70" w:type="dxa"/>
+              <w:left w:w="110" w:type="dxa"/>
+              <w:right w:w="90" w:type="dxa"/>
+            </w:tcMar>
+          </w:tcPr>
+          <w:p>
+            <w:pPr>
+              <w:spacing w:before="0" w:after="60"/>
+            </w:pPr>
+            <w:r>
+              <w:rPr>
+                <w:rFonts w:ascii="PT Sans Narrow" w:hAnsi="PT Sans Narrow" w:cs="PT Sans Narrow" w:eastAsia="PT Sans Narrow"/>
+                <w:b/>
+                <w:i w:val="0"/>
+                <w:color w:val="16213E"/>
+                <w:sz w:val="26"/>
+              </w:rPr>
+              <w:t>Aggiungi prodotti al carrello</w:t>
+              <w:br/>
+            </w:r>
+            <w:r>
+              <w:rPr>
+                <w:rFonts w:ascii="PT Sans Narrow" w:hAnsi="PT Sans Narrow" w:cs="PT Sans Narrow" w:eastAsia="PT Sans Narrow"/>
+                <w:b w:val="0"/>
+                <w:i w:val="0"/>
+                <w:color w:val="6C757D"/>
+                <w:sz w:val="24"/>
+              </w:rPr>
+              <w:t>Componi l'ordine normalmente dal menu</w:t>
+            </w:r>
+          </w:p>
+        </w:tc>
+      </w:tr>
+    </w:tbl>
+    <w:p>
+      <w:pPr>
+        <w:spacing w:before="0" w:after="80"/>
+      </w:pPr>
+    </w:p>
+    <w:tbl>
+      <w:tblPr>
+        <w:tblLook w:firstColumn="1" w:firstRow="1" w:lastColumn="0" w:lastRow="0" w:noHBand="0" w:noVBand="1" w:val="04A0"/>
+        <w:tblBorders>
+          <w:top w:val="nil"/>
+          <w:left w:val="nil"/>
+          <w:bottom w:val="nil"/>
+          <w:right w:val="nil"/>
+          <w:insideH w:val="nil"/>
+          <w:insideV w:val="nil"/>
+        </w:tblBorders>
+        <w:tblW w:w="6929" w:type="dxa"/>
+      </w:tblPr>
+      <w:tblGrid>
+        <w:gridCol w:w="4706"/>
+        <w:gridCol w:w="4706"/>
+      </w:tblGrid>
+      <w:tr>
+        <w:tc>
+          <w:tcPr>
+            <w:tcW w:w="472" w:type="dxa"/>
+            <w:shd w:val="clear" w:color="auto" w:fill="E94560"/>
+            <w:tcMar>
+              <w:top w:w="70" w:type="dxa"/>
+              <w:bottom w:w="70" w:type="dxa"/>
+              <w:left w:w="40" w:type="dxa"/>
+              <w:right w:w="40" w:type="dxa"/>
+            </w:tcMar>
+            <w:vAlign w:val="center"/>
+          </w:tcPr>
+          <w:p>
+            <w:pPr>
+              <w:spacing w:before="0" w:after="0"/>
+              <w:jc w:val="center"/>
+            </w:pPr>
+            <w:r>
+              <w:rPr>
+                <w:rFonts w:ascii="PT Sans Narrow" w:hAnsi="PT Sans Narrow" w:cs="PT Sans Narrow" w:eastAsia="PT Sans Narrow"/>
+                <w:b/>
+                <w:i w:val="0"/>
+                <w:color w:val="FFFFFF"/>
+                <w:sz w:val="30"/>
+              </w:rPr>
+              <w:t>2</w:t>
+            </w:r>
+          </w:p>
+        </w:tc>
+        <w:tc>
+          <w:tcPr>
+            <w:tcW w:type="dxa" w:w="4706"/>
+            <w:shd w:val="clear" w:color="auto" w:fill="F0F4F8"/>
+            <w:tcMar>
+              <w:top w:w="70" w:type="dxa"/>
+              <w:bottom w:w="70" w:type="dxa"/>
+              <w:left w:w="110" w:type="dxa"/>
+              <w:right w:w="90" w:type="dxa"/>
+            </w:tcMar>
+          </w:tcPr>
+          <w:p>
+            <w:pPr>
+              <w:spacing w:before="0" w:after="60"/>
+            </w:pPr>
+            <w:r>
+              <w:rPr>
+                <w:rFonts w:ascii="PT Sans Narrow" w:hAnsi="PT Sans Narrow" w:cs="PT Sans Narrow" w:eastAsia="PT Sans Narrow"/>
+                <w:b/>
+                <w:i w:val="0"/>
+                <w:color w:val="16213E"/>
+                <w:sz w:val="26"/>
+              </w:rPr>
+              <w:t>Vai al carrello</w:t>
+              <w:br/>
+            </w:r>
+            <w:r>
+              <w:rPr>
+                <w:rFonts w:ascii="PT Sans Narrow" w:hAnsi="PT Sans Narrow" w:cs="PT Sans Narrow" w:eastAsia="PT Sans Narrow"/>
+                <w:b w:val="0"/>
+                <w:i w:val="0"/>
+                <w:color w:val="6C757D"/>
+                <w:sz w:val="24"/>
+              </w:rPr>
+              <w:t>Tocca l'icona carrello o vai in Ordina → Carrello</w:t>
+            </w:r>
+          </w:p>
+        </w:tc>
+      </w:tr>
+    </w:tbl>
+    <w:p>
+      <w:pPr>
+        <w:spacing w:before="0" w:after="80"/>
+      </w:pPr>
+    </w:p>
+    <w:tbl>
+      <w:tblPr>
+        <w:tblLook w:firstColumn="1" w:firstRow="1" w:lastColumn="0" w:lastRow="0" w:noHBand="0" w:noVBand="1" w:val="04A0"/>
+        <w:tblBorders>
+          <w:top w:val="nil"/>
+          <w:left w:val="nil"/>
+          <w:bottom w:val="nil"/>
+          <w:right w:val="nil"/>
+          <w:insideH w:val="nil"/>
+          <w:insideV w:val="nil"/>
+        </w:tblBorders>
+        <w:tblW w:w="6929" w:type="dxa"/>
+      </w:tblPr>
+      <w:tblGrid>
+        <w:gridCol w:w="4706"/>
+        <w:gridCol w:w="4706"/>
+      </w:tblGrid>
+      <w:tr>
+        <w:tc>
+          <w:tcPr>
+            <w:tcW w:w="472" w:type="dxa"/>
+            <w:shd w:val="clear" w:color="auto" w:fill="E94560"/>
+            <w:tcMar>
+              <w:top w:w="70" w:type="dxa"/>
+              <w:bottom w:w="70" w:type="dxa"/>
+              <w:left w:w="40" w:type="dxa"/>
+              <w:right w:w="40" w:type="dxa"/>
+            </w:tcMar>
+            <w:vAlign w:val="center"/>
+          </w:tcPr>
+          <w:p>
+            <w:pPr>
+              <w:spacing w:before="0" w:after="0"/>
+              <w:jc w:val="center"/>
+            </w:pPr>
+            <w:r>
+              <w:rPr>
+                <w:rFonts w:ascii="PT Sans Narrow" w:hAnsi="PT Sans Narrow" w:cs="PT Sans Narrow" w:eastAsia="PT Sans Narrow"/>
+                <w:b/>
+                <w:i w:val="0"/>
+                <w:color w:val="FFFFFF"/>
+                <w:sz w:val="30"/>
+              </w:rPr>
+              <w:t>3</w:t>
+            </w:r>
+          </w:p>
+        </w:tc>
+        <w:tc>
+          <w:tcPr>
+            <w:tcW w:type="dxa" w:w="4706"/>
+            <w:shd w:val="clear" w:color="auto" w:fill="F0F4F8"/>
+            <w:tcMar>
+              <w:top w:w="70" w:type="dxa"/>
+              <w:bottom w:w="70" w:type="dxa"/>
+              <w:left w:w="110" w:type="dxa"/>
+              <w:right w:w="90" w:type="dxa"/>
+            </w:tcMar>
+          </w:tcPr>
+          <w:p>
+            <w:pPr>
+              <w:spacing w:before="0" w:after="60"/>
+            </w:pPr>
+            <w:r>
+              <w:rPr>
+                <w:rFonts w:ascii="PT Sans Narrow" w:hAnsi="PT Sans Narrow" w:cs="PT Sans Narrow" w:eastAsia="PT Sans Narrow"/>
+                <w:b/>
+                <w:i w:val="0"/>
+                <w:color w:val="16213E"/>
+                <w:sz w:val="26"/>
+              </w:rPr>
+              <w:t>Seleziona "Adesso al banco"</w:t>
+              <w:br/>
+            </w:r>
+            <w:r>
+              <w:rPr>
+                <w:rFonts w:ascii="PT Sans Narrow" w:hAnsi="PT Sans Narrow" w:cs="PT Sans Narrow" w:eastAsia="PT Sans Narrow"/>
+                <w:b w:val="0"/>
+                <w:i w:val="0"/>
+                <w:color w:val="6C757D"/>
+                <w:sz w:val="24"/>
+              </w:rPr>
+              <w:t>Prima delle opzioni di slot, trovi un'opzione radio "Adesso al banco" — selezionala</w:t>
+            </w:r>
+          </w:p>
+        </w:tc>
+      </w:tr>
+    </w:tbl>
+    <w:p>
+      <w:pPr>
+        <w:spacing w:before="0" w:after="80"/>
+      </w:pPr>
+    </w:p>
+    <w:tbl>
+      <w:tblPr>
+        <w:tblLook w:firstColumn="1" w:firstRow="1" w:lastColumn="0" w:lastRow="0" w:noHBand="0" w:noVBand="1" w:val="04A0"/>
+        <w:tblBorders>
+          <w:top w:val="nil"/>
+          <w:left w:val="nil"/>
+          <w:bottom w:val="nil"/>
+          <w:right w:val="nil"/>
+          <w:insideH w:val="nil"/>
+          <w:insideV w:val="nil"/>
+        </w:tblBorders>
+        <w:tblW w:w="6929" w:type="dxa"/>
+      </w:tblPr>
+      <w:tblGrid>
+        <w:gridCol w:w="4706"/>
+        <w:gridCol w:w="4706"/>
+      </w:tblGrid>
+      <w:tr>
+        <w:tc>
+          <w:tcPr>
+            <w:tcW w:w="472" w:type="dxa"/>
+            <w:shd w:val="clear" w:color="auto" w:fill="E94560"/>
+            <w:tcMar>
+              <w:top w:w="70" w:type="dxa"/>
+              <w:bottom w:w="70" w:type="dxa"/>
+              <w:left w:w="40" w:type="dxa"/>
+              <w:right w:w="40" w:type="dxa"/>
+            </w:tcMar>
+            <w:vAlign w:val="center"/>
+          </w:tcPr>
+          <w:p>
+            <w:pPr>
+              <w:spacing w:before="0" w:after="0"/>
+              <w:jc w:val="center"/>
+            </w:pPr>
+            <w:r>
+              <w:rPr>
+                <w:rFonts w:ascii="PT Sans Narrow" w:hAnsi="PT Sans Narrow" w:cs="PT Sans Narrow" w:eastAsia="PT Sans Narrow"/>
+                <w:b/>
+                <w:i w:val="0"/>
+                <w:color w:val="FFFFFF"/>
+                <w:sz w:val="30"/>
+              </w:rPr>
+              <w:t>4</w:t>
+            </w:r>
+          </w:p>
+        </w:tc>
+        <w:tc>
+          <w:tcPr>
+            <w:tcW w:type="dxa" w:w="4706"/>
+            <w:shd w:val="clear" w:color="auto" w:fill="F0F4F8"/>
+            <w:tcMar>
+              <w:top w:w="70" w:type="dxa"/>
+              <w:bottom w:w="70" w:type="dxa"/>
+              <w:left w:w="110" w:type="dxa"/>
+              <w:right w:w="90" w:type="dxa"/>
+            </w:tcMar>
+          </w:tcPr>
+          <w:p>
+            <w:pPr>
+              <w:spacing w:before="0" w:after="60"/>
+            </w:pPr>
+            <w:r>
+              <w:rPr>
+                <w:rFonts w:ascii="PT Sans Narrow" w:hAnsi="PT Sans Narrow" w:cs="PT Sans Narrow" w:eastAsia="PT Sans Narrow"/>
+                <w:b/>
+                <w:i w:val="0"/>
+                <w:color w:val="16213E"/>
+                <w:sz w:val="26"/>
+              </w:rPr>
+              <w:t>Conferma l'ordine</w:t>
+              <w:br/>
+            </w:r>
+            <w:r>
+              <w:rPr>
+                <w:rFonts w:ascii="PT Sans Narrow" w:hAnsi="PT Sans Narrow" w:cs="PT Sans Narrow" w:eastAsia="PT Sans Narrow"/>
+                <w:b w:val="0"/>
+                <w:i w:val="0"/>
+                <w:color w:val="6C757D"/>
+                <w:sz w:val="24"/>
+              </w:rPr>
+              <w:t>Il tuo ordine viene inviato in cucina immediatamente, senza prenotare uno slot orario</w:t>
+            </w:r>
+          </w:p>
+        </w:tc>
+      </w:tr>
+    </w:tbl>
+    <w:p>
+      <w:pPr>
+        <w:spacing w:before="0" w:after="120"/>
+      </w:pPr>
+    </w:p>
+    <w:tbl>
+      <w:tblPr>
+        <w:tblLook w:firstColumn="1" w:firstRow="1" w:lastColumn="0" w:lastRow="0" w:noHBand="0" w:noVBand="1" w:val="04A0"/>
+        <w:tblBorders>
+          <w:top w:val="nil"/>
+          <w:left w:val="nil"/>
+          <w:bottom w:val="nil"/>
+          <w:right w:val="nil"/>
+          <w:insideH w:val="nil"/>
+          <w:insideV w:val="nil"/>
+        </w:tblBorders>
+        <w:tblW w:w="6929" w:type="dxa"/>
+      </w:tblPr>
+      <w:tblGrid>
+        <w:gridCol w:w="9412"/>
+      </w:tblGrid>
+      <w:tr>
+        <w:tc>
+          <w:tcPr>
+            <w:tcW w:type="dxa" w:w="9412"/>
+            <w:shd w:val="clear" w:color="auto" w:fill="EBF5FB"/>
+            <w:tcBorders>
+              <w:top w:val="single" w:sz="6" w:color="16A085" w:space="0"/>
+              <w:bottom w:val="single" w:sz="6" w:color="16A085" w:space="0"/>
+              <w:left w:val="single" w:sz="6" w:color="16A085" w:space="0"/>
+              <w:right w:val="single" w:sz="6" w:color="16A085" w:space="0"/>
+            </w:tcBorders>
+            <w:tcMar>
+              <w:top w:w="70" w:type="dxa"/>
+              <w:bottom w:w="70" w:type="dxa"/>
+              <w:left w:w="130" w:type="dxa"/>
+              <w:right w:w="90" w:type="dxa"/>
+            </w:tcMar>
+          </w:tcPr>
+          <w:p>
+            <w:pPr>
+              <w:spacing w:before="0" w:after="0"/>
+            </w:pPr>
+            <w:r>
+              <w:rPr>
+                <w:rFonts w:ascii="PT Sans Narrow" w:hAnsi="PT Sans Narrow" w:cs="PT Sans Narrow" w:eastAsia="PT Sans Narrow"/>
+                <w:b w:val="0"/>
+                <w:i w:val="0"/>
+                <w:color w:val="343A40"/>
+                <w:sz w:val="26"/>
+              </w:rPr>
+              <w:t>ℹ️  Il codice ordine generato con questa modalità include il tag BANCO: QuickLunch-AAMMGG-BANCO-NNNN. Mostralo allo staff per il ritiro.</w:t>
+            </w:r>
+          </w:p>
+        </w:tc>
+      </w:tr>
+    </w:tbl>
+    <w:p>
+      <w:pPr>
+        <w:spacing w:before="0" w:after="200"/>
+      </w:pPr>
+    </w:p>
+    <w:p>
+      <w:pPr>
+        <w:spacing w:before="160" w:after="60"/>
+      </w:pPr>
+      <w:r>
+        <w:rPr>
+          <w:rFonts w:ascii="PT Sans Narrow" w:hAnsi="PT Sans Narrow" w:cs="PT Sans Narrow" w:eastAsia="PT Sans Narrow"/>
+          <w:b/>
+          <w:i w:val="0"/>
+          <w:color w:val="16213E"/>
+          <w:sz w:val="32"/>
+        </w:rPr>
+        <w:t>6.8  Paga al Banco — scanner QR</w:t>
+      </w:r>
+    </w:p>
+    <w:p>
+      <w:pPr>
+        <w:spacing w:before="0" w:after="80"/>
+        <w:jc w:val="left"/>
+      </w:pPr>
+      <w:r>
+        <w:rPr>
+          <w:rFonts w:ascii="PT Sans Narrow" w:hAnsi="PT Sans Narrow" w:cs="PT Sans Narrow" w:eastAsia="PT Sans Narrow"/>
+          <w:b w:val="0"/>
+          <w:i w:val="0"/>
+          <w:color w:val="343A40"/>
+          <w:sz w:val="28"/>
+        </w:rPr>
+        <w:t>Quando sei al bancone e lo staff ti mostra un QR generato dal Banco POS, puoi pagarlo direttamente dall'app senza contanti e senza usare il wallet.</w:t>
+      </w:r>
+    </w:p>
+    <w:p>
+      <w:pPr>
+        <w:spacing w:before="0" w:after="120"/>
+      </w:pPr>
+    </w:p>
+    <w:tbl>
+      <w:tblPr>
+        <w:tblLook w:firstColumn="1" w:firstRow="1" w:lastColumn="0" w:lastRow="0" w:noHBand="0" w:noVBand="1" w:val="04A0"/>
+        <w:tblBorders>
+          <w:top w:val="nil"/>
+          <w:left w:val="nil"/>
+          <w:bottom w:val="nil"/>
+          <w:right w:val="nil"/>
+          <w:insideH w:val="nil"/>
+          <w:insideV w:val="nil"/>
+        </w:tblBorders>
+        <w:tblW w:w="6929" w:type="dxa"/>
+      </w:tblPr>
+      <w:tblGrid>
+        <w:gridCol w:w="4706"/>
+        <w:gridCol w:w="4706"/>
+      </w:tblGrid>
+      <w:tr>
+        <w:tc>
+          <w:tcPr>
+            <w:tcW w:w="472" w:type="dxa"/>
+            <w:shd w:val="clear" w:color="auto" w:fill="E94560"/>
+            <w:tcMar>
+              <w:top w:w="70" w:type="dxa"/>
+              <w:bottom w:w="70" w:type="dxa"/>
+              <w:left w:w="40" w:type="dxa"/>
+              <w:right w:w="40" w:type="dxa"/>
+            </w:tcMar>
+            <w:vAlign w:val="center"/>
+          </w:tcPr>
+          <w:p>
+            <w:pPr>
+              <w:spacing w:before="0" w:after="0"/>
+              <w:jc w:val="center"/>
+            </w:pPr>
+            <w:r>
+              <w:rPr>
+                <w:rFonts w:ascii="PT Sans Narrow" w:hAnsi="PT Sans Narrow" w:cs="PT Sans Narrow" w:eastAsia="PT Sans Narrow"/>
+                <w:b/>
+                <w:i w:val="0"/>
+                <w:color w:val="FFFFFF"/>
+                <w:sz w:val="30"/>
+              </w:rPr>
+              <w:t>1</w:t>
+            </w:r>
+          </w:p>
+        </w:tc>
+        <w:tc>
+          <w:tcPr>
+            <w:tcW w:type="dxa" w:w="4706"/>
+            <w:shd w:val="clear" w:color="auto" w:fill="F0F4F8"/>
+            <w:tcMar>
+              <w:top w:w="70" w:type="dxa"/>
+              <w:bottom w:w="70" w:type="dxa"/>
+              <w:left w:w="110" w:type="dxa"/>
+              <w:right w:w="90" w:type="dxa"/>
+            </w:tcMar>
+          </w:tcPr>
+          <w:p>
+            <w:pPr>
+              <w:spacing w:before="0" w:after="60"/>
+            </w:pPr>
+            <w:r>
+              <w:rPr>
+                <w:rFonts w:ascii="PT Sans Narrow" w:hAnsi="PT Sans Narrow" w:cs="PT Sans Narrow" w:eastAsia="PT Sans Narrow"/>
+                <w:b/>
+                <w:i w:val="0"/>
+                <w:color w:val="16213E"/>
+                <w:sz w:val="26"/>
+              </w:rPr>
+              <w:t>Vai nella tua Dashboard</w:t>
+              <w:br/>
+            </w:r>
+            <w:r>
+              <w:rPr>
+                <w:rFonts w:ascii="PT Sans Narrow" w:hAnsi="PT Sans Narrow" w:cs="PT Sans Narrow" w:eastAsia="PT Sans Narrow"/>
+                <w:b w:val="0"/>
+                <w:i w:val="0"/>
+                <w:color w:val="6C757D"/>
+                <w:sz w:val="24"/>
+              </w:rPr>
+              <w:t>Dalla home o dal menu laterale</w:t>
+            </w:r>
+          </w:p>
+        </w:tc>
+      </w:tr>
+    </w:tbl>
+    <w:p>
+      <w:pPr>
+        <w:spacing w:before="0" w:after="80"/>
+      </w:pPr>
+    </w:p>
+    <w:tbl>
+      <w:tblPr>
+        <w:tblLook w:firstColumn="1" w:firstRow="1" w:lastColumn="0" w:lastRow="0" w:noHBand="0" w:noVBand="1" w:val="04A0"/>
+        <w:tblBorders>
+          <w:top w:val="nil"/>
+          <w:left w:val="nil"/>
+          <w:bottom w:val="nil"/>
+          <w:right w:val="nil"/>
+          <w:insideH w:val="nil"/>
+          <w:insideV w:val="nil"/>
+        </w:tblBorders>
+        <w:tblW w:w="6929" w:type="dxa"/>
+      </w:tblPr>
+      <w:tblGrid>
+        <w:gridCol w:w="4706"/>
+        <w:gridCol w:w="4706"/>
+      </w:tblGrid>
+      <w:tr>
+        <w:tc>
+          <w:tcPr>
+            <w:tcW w:w="472" w:type="dxa"/>
+            <w:shd w:val="clear" w:color="auto" w:fill="E94560"/>
+            <w:tcMar>
+              <w:top w:w="70" w:type="dxa"/>
+              <w:bottom w:w="70" w:type="dxa"/>
+              <w:left w:w="40" w:type="dxa"/>
+              <w:right w:w="40" w:type="dxa"/>
+            </w:tcMar>
+            <w:vAlign w:val="center"/>
+          </w:tcPr>
+          <w:p>
+            <w:pPr>
+              <w:spacing w:before="0" w:after="0"/>
+              <w:jc w:val="center"/>
+            </w:pPr>
+            <w:r>
+              <w:rPr>
+                <w:rFonts w:ascii="PT Sans Narrow" w:hAnsi="PT Sans Narrow" w:cs="PT Sans Narrow" w:eastAsia="PT Sans Narrow"/>
+                <w:b/>
+                <w:i w:val="0"/>
+                <w:color w:val="FFFFFF"/>
+                <w:sz w:val="30"/>
+              </w:rPr>
+              <w:t>2</w:t>
+            </w:r>
+          </w:p>
+        </w:tc>
+        <w:tc>
+          <w:tcPr>
+            <w:tcW w:type="dxa" w:w="4706"/>
+            <w:shd w:val="clear" w:color="auto" w:fill="F0F4F8"/>
+            <w:tcMar>
+              <w:top w:w="70" w:type="dxa"/>
+              <w:bottom w:w="70" w:type="dxa"/>
+              <w:left w:w="110" w:type="dxa"/>
+              <w:right w:w="90" w:type="dxa"/>
+            </w:tcMar>
+          </w:tcPr>
+          <w:p>
+            <w:pPr>
+              <w:spacing w:before="0" w:after="60"/>
+            </w:pPr>
+            <w:r>
+              <w:rPr>
+                <w:rFonts w:ascii="PT Sans Narrow" w:hAnsi="PT Sans Narrow" w:cs="PT Sans Narrow" w:eastAsia="PT Sans Narrow"/>
+                <w:b/>
+                <w:i w:val="0"/>
+                <w:color w:val="16213E"/>
+                <w:sz w:val="26"/>
+              </w:rPr>
+              <w:t>Tocca "Paga al Banco"</w:t>
+              <w:br/>
+            </w:r>
+            <w:r>
+              <w:rPr>
+                <w:rFonts w:ascii="PT Sans Narrow" w:hAnsi="PT Sans Narrow" w:cs="PT Sans Narrow" w:eastAsia="PT Sans Narrow"/>
+                <w:b w:val="0"/>
+                <w:i w:val="0"/>
+                <w:color w:val="6C757D"/>
+                <w:sz w:val="24"/>
+              </w:rPr>
+              <w:t>Il pulsante si trova nella dashboard principale del cliente</w:t>
+            </w:r>
+          </w:p>
+        </w:tc>
+      </w:tr>
+    </w:tbl>
+    <w:p>
+      <w:pPr>
+        <w:spacing w:before="0" w:after="80"/>
+      </w:pPr>
+    </w:p>
+    <w:tbl>
+      <w:tblPr>
+        <w:tblLook w:firstColumn="1" w:firstRow="1" w:lastColumn="0" w:lastRow="0" w:noHBand="0" w:noVBand="1" w:val="04A0"/>
+        <w:tblBorders>
+          <w:top w:val="nil"/>
+          <w:left w:val="nil"/>
+          <w:bottom w:val="nil"/>
+          <w:right w:val="nil"/>
+          <w:insideH w:val="nil"/>
+          <w:insideV w:val="nil"/>
+        </w:tblBorders>
+        <w:tblW w:w="6929" w:type="dxa"/>
+      </w:tblPr>
+      <w:tblGrid>
+        <w:gridCol w:w="4706"/>
+        <w:gridCol w:w="4706"/>
+      </w:tblGrid>
+      <w:tr>
+        <w:tc>
+          <w:tcPr>
+            <w:tcW w:w="472" w:type="dxa"/>
+            <w:shd w:val="clear" w:color="auto" w:fill="E94560"/>
+            <w:tcMar>
+              <w:top w:w="70" w:type="dxa"/>
+              <w:bottom w:w="70" w:type="dxa"/>
+              <w:left w:w="40" w:type="dxa"/>
+              <w:right w:w="40" w:type="dxa"/>
+            </w:tcMar>
+            <w:vAlign w:val="center"/>
+          </w:tcPr>
+          <w:p>
+            <w:pPr>
+              <w:spacing w:before="0" w:after="0"/>
+              <w:jc w:val="center"/>
+            </w:pPr>
+            <w:r>
+              <w:rPr>
+                <w:rFonts w:ascii="PT Sans Narrow" w:hAnsi="PT Sans Narrow" w:cs="PT Sans Narrow" w:eastAsia="PT Sans Narrow"/>
+                <w:b/>
+                <w:i w:val="0"/>
+                <w:color w:val="FFFFFF"/>
+                <w:sz w:val="30"/>
+              </w:rPr>
+              <w:t>3</w:t>
+            </w:r>
+          </w:p>
+        </w:tc>
+        <w:tc>
+          <w:tcPr>
+            <w:tcW w:type="dxa" w:w="4706"/>
+            <w:shd w:val="clear" w:color="auto" w:fill="F0F4F8"/>
+            <w:tcMar>
+              <w:top w:w="70" w:type="dxa"/>
+              <w:bottom w:w="70" w:type="dxa"/>
+              <w:left w:w="110" w:type="dxa"/>
+              <w:right w:w="90" w:type="dxa"/>
+            </w:tcMar>
+          </w:tcPr>
+          <w:p>
+            <w:pPr>
+              <w:spacing w:before="0" w:after="60"/>
+            </w:pPr>
+            <w:r>
+              <w:rPr>
+                <w:rFonts w:ascii="PT Sans Narrow" w:hAnsi="PT Sans Narrow" w:cs="PT Sans Narrow" w:eastAsia="PT Sans Narrow"/>
+                <w:b/>
+                <w:i w:val="0"/>
+                <w:color w:val="16213E"/>
+                <w:sz w:val="26"/>
+              </w:rPr>
+              <w:t>Autorizza la fotocamera</w:t>
+              <w:br/>
+            </w:r>
+            <w:r>
+              <w:rPr>
+                <w:rFonts w:ascii="PT Sans Narrow" w:hAnsi="PT Sans Narrow" w:cs="PT Sans Narrow" w:eastAsia="PT Sans Narrow"/>
+                <w:b w:val="0"/>
+                <w:i w:val="0"/>
+                <w:color w:val="6C757D"/>
+                <w:sz w:val="24"/>
+              </w:rPr>
+              <w:t>Alla prima apertura il browser chiede il permesso per usare la fotocamera — consenti</w:t>
+            </w:r>
+          </w:p>
+        </w:tc>
+      </w:tr>
+    </w:tbl>
+    <w:p>
+      <w:pPr>
+        <w:spacing w:before="0" w:after="80"/>
+      </w:pPr>
+    </w:p>
+    <w:tbl>
+      <w:tblPr>
+        <w:tblLook w:firstColumn="1" w:firstRow="1" w:lastColumn="0" w:lastRow="0" w:noHBand="0" w:noVBand="1" w:val="04A0"/>
+        <w:tblBorders>
+          <w:top w:val="nil"/>
+          <w:left w:val="nil"/>
+          <w:bottom w:val="nil"/>
+          <w:right w:val="nil"/>
+          <w:insideH w:val="nil"/>
+          <w:insideV w:val="nil"/>
+        </w:tblBorders>
+        <w:tblW w:w="6929" w:type="dxa"/>
+      </w:tblPr>
+      <w:tblGrid>
+        <w:gridCol w:w="4706"/>
+        <w:gridCol w:w="4706"/>
+      </w:tblGrid>
+      <w:tr>
+        <w:tc>
+          <w:tcPr>
+            <w:tcW w:w="472" w:type="dxa"/>
+            <w:shd w:val="clear" w:color="auto" w:fill="E94560"/>
+            <w:tcMar>
+              <w:top w:w="70" w:type="dxa"/>
+              <w:bottom w:w="70" w:type="dxa"/>
+              <w:left w:w="40" w:type="dxa"/>
+              <w:right w:w="40" w:type="dxa"/>
+            </w:tcMar>
+            <w:vAlign w:val="center"/>
+          </w:tcPr>
+          <w:p>
+            <w:pPr>
+              <w:spacing w:before="0" w:after="0"/>
+              <w:jc w:val="center"/>
+            </w:pPr>
+            <w:r>
+              <w:rPr>
+                <w:rFonts w:ascii="PT Sans Narrow" w:hAnsi="PT Sans Narrow" w:cs="PT Sans Narrow" w:eastAsia="PT Sans Narrow"/>
+                <w:b/>
+                <w:i w:val="0"/>
+                <w:color w:val="FFFFFF"/>
+                <w:sz w:val="30"/>
+              </w:rPr>
+              <w:t>4</w:t>
+            </w:r>
+          </w:p>
+        </w:tc>
+        <w:tc>
+          <w:tcPr>
+            <w:tcW w:type="dxa" w:w="4706"/>
+            <w:shd w:val="clear" w:color="auto" w:fill="F0F4F8"/>
+            <w:tcMar>
+              <w:top w:w="70" w:type="dxa"/>
+              <w:bottom w:w="70" w:type="dxa"/>
+              <w:left w:w="110" w:type="dxa"/>
+              <w:right w:w="90" w:type="dxa"/>
+            </w:tcMar>
+          </w:tcPr>
+          <w:p>
+            <w:pPr>
+              <w:spacing w:before="0" w:after="60"/>
+            </w:pPr>
+            <w:r>
+              <w:rPr>
+                <w:rFonts w:ascii="PT Sans Narrow" w:hAnsi="PT Sans Narrow" w:cs="PT Sans Narrow" w:eastAsia="PT Sans Narrow"/>
+                <w:b/>
+                <w:i w:val="0"/>
+                <w:color w:val="16213E"/>
+                <w:sz w:val="26"/>
+              </w:rPr>
+              <w:t>Inquadra il QR dello staff</w:t>
+              <w:br/>
+            </w:r>
+            <w:r>
+              <w:rPr>
+                <w:rFonts w:ascii="PT Sans Narrow" w:hAnsi="PT Sans Narrow" w:cs="PT Sans Narrow" w:eastAsia="PT Sans Narrow"/>
+                <w:b w:val="0"/>
+                <w:i w:val="0"/>
+                <w:color w:val="6C757D"/>
+                <w:sz w:val="24"/>
+              </w:rPr>
+              <w:t>Punta la fotocamera sul QR mostrato dallo staff al bancone</w:t>
+            </w:r>
+          </w:p>
+        </w:tc>
+      </w:tr>
+    </w:tbl>
+    <w:p>
+      <w:pPr>
+        <w:spacing w:before="0" w:after="80"/>
+      </w:pPr>
+    </w:p>
+    <w:tbl>
+      <w:tblPr>
+        <w:tblLook w:firstColumn="1" w:firstRow="1" w:lastColumn="0" w:lastRow="0" w:noHBand="0" w:noVBand="1" w:val="04A0"/>
+        <w:tblBorders>
+          <w:top w:val="nil"/>
+          <w:left w:val="nil"/>
+          <w:bottom w:val="nil"/>
+          <w:right w:val="nil"/>
+          <w:insideH w:val="nil"/>
+          <w:insideV w:val="nil"/>
+        </w:tblBorders>
+        <w:tblW w:w="6929" w:type="dxa"/>
+      </w:tblPr>
+      <w:tblGrid>
+        <w:gridCol w:w="4706"/>
+        <w:gridCol w:w="4706"/>
+      </w:tblGrid>
+      <w:tr>
+        <w:tc>
+          <w:tcPr>
+            <w:tcW w:w="472" w:type="dxa"/>
+            <w:shd w:val="clear" w:color="auto" w:fill="E94560"/>
+            <w:tcMar>
+              <w:top w:w="70" w:type="dxa"/>
+              <w:bottom w:w="70" w:type="dxa"/>
+              <w:left w:w="40" w:type="dxa"/>
+              <w:right w:w="40" w:type="dxa"/>
+            </w:tcMar>
+            <w:vAlign w:val="center"/>
+          </w:tcPr>
+          <w:p>
+            <w:pPr>
+              <w:spacing w:before="0" w:after="0"/>
+              <w:jc w:val="center"/>
+            </w:pPr>
+            <w:r>
+              <w:rPr>
+                <w:rFonts w:ascii="PT Sans Narrow" w:hAnsi="PT Sans Narrow" w:cs="PT Sans Narrow" w:eastAsia="PT Sans Narrow"/>
+                <w:b/>
+                <w:i w:val="0"/>
+                <w:color w:val="FFFFFF"/>
+                <w:sz w:val="30"/>
+              </w:rPr>
+              <w:t>5</w:t>
+            </w:r>
+          </w:p>
+        </w:tc>
+        <w:tc>
+          <w:tcPr>
+            <w:tcW w:type="dxa" w:w="4706"/>
+            <w:shd w:val="clear" w:color="auto" w:fill="F0F4F8"/>
+            <w:tcMar>
+              <w:top w:w="70" w:type="dxa"/>
+              <w:bottom w:w="70" w:type="dxa"/>
+              <w:left w:w="110" w:type="dxa"/>
+              <w:right w:w="90" w:type="dxa"/>
+            </w:tcMar>
+          </w:tcPr>
+          <w:p>
+            <w:pPr>
+              <w:spacing w:before="0" w:after="60"/>
+            </w:pPr>
+            <w:r>
+              <w:rPr>
+                <w:rFonts w:ascii="PT Sans Narrow" w:hAnsi="PT Sans Narrow" w:cs="PT Sans Narrow" w:eastAsia="PT Sans Narrow"/>
+                <w:b/>
+                <w:i w:val="0"/>
+                <w:color w:val="16213E"/>
+                <w:sz w:val="26"/>
+              </w:rPr>
+              <w:t>Rivedi l'importo e conferma</w:t>
+              <w:br/>
+            </w:r>
+            <w:r>
+              <w:rPr>
+                <w:rFonts w:ascii="PT Sans Narrow" w:hAnsi="PT Sans Narrow" w:cs="PT Sans Narrow" w:eastAsia="PT Sans Narrow"/>
+                <w:b w:val="0"/>
+                <w:i w:val="0"/>
+                <w:color w:val="6C757D"/>
+                <w:sz w:val="24"/>
+              </w:rPr>
+              <w:t>Vedi il totale da pagare e tocca "Conferma pagamento"</w:t>
+            </w:r>
+          </w:p>
+        </w:tc>
+      </w:tr>
+    </w:tbl>
+    <w:p>
+      <w:pPr>
+        <w:spacing w:before="0" w:after="80"/>
+      </w:pPr>
+    </w:p>
+    <w:tbl>
+      <w:tblPr>
+        <w:tblLook w:firstColumn="1" w:firstRow="1" w:lastColumn="0" w:lastRow="0" w:noHBand="0" w:noVBand="1" w:val="04A0"/>
+        <w:tblBorders>
+          <w:top w:val="nil"/>
+          <w:left w:val="nil"/>
+          <w:bottom w:val="nil"/>
+          <w:right w:val="nil"/>
+          <w:insideH w:val="nil"/>
+          <w:insideV w:val="nil"/>
+        </w:tblBorders>
+        <w:tblW w:w="6929" w:type="dxa"/>
+      </w:tblPr>
+      <w:tblGrid>
+        <w:gridCol w:w="4706"/>
+        <w:gridCol w:w="4706"/>
+      </w:tblGrid>
+      <w:tr>
+        <w:tc>
+          <w:tcPr>
+            <w:tcW w:w="472" w:type="dxa"/>
+            <w:shd w:val="clear" w:color="auto" w:fill="E94560"/>
+            <w:tcMar>
+              <w:top w:w="70" w:type="dxa"/>
+              <w:bottom w:w="70" w:type="dxa"/>
+              <w:left w:w="40" w:type="dxa"/>
+              <w:right w:w="40" w:type="dxa"/>
+            </w:tcMar>
+            <w:vAlign w:val="center"/>
+          </w:tcPr>
+          <w:p>
+            <w:pPr>
+              <w:spacing w:before="0" w:after="0"/>
+              <w:jc w:val="center"/>
+            </w:pPr>
+            <w:r>
+              <w:rPr>
+                <w:rFonts w:ascii="PT Sans Narrow" w:hAnsi="PT Sans Narrow" w:cs="PT Sans Narrow" w:eastAsia="PT Sans Narrow"/>
+                <w:b/>
+                <w:i w:val="0"/>
+                <w:color w:val="FFFFFF"/>
+                <w:sz w:val="30"/>
+              </w:rPr>
+              <w:t>6</w:t>
+            </w:r>
+          </w:p>
+        </w:tc>
+        <w:tc>
+          <w:tcPr>
+            <w:tcW w:type="dxa" w:w="4706"/>
+            <w:shd w:val="clear" w:color="auto" w:fill="F0F4F8"/>
+            <w:tcMar>
+              <w:top w:w="70" w:type="dxa"/>
+              <w:bottom w:w="70" w:type="dxa"/>
+              <w:left w:w="110" w:type="dxa"/>
+              <w:right w:w="90" w:type="dxa"/>
+            </w:tcMar>
+          </w:tcPr>
+          <w:p>
+            <w:pPr>
+              <w:spacing w:before="0" w:after="60"/>
+            </w:pPr>
+            <w:r>
+              <w:rPr>
+                <w:rFonts w:ascii="PT Sans Narrow" w:hAnsi="PT Sans Narrow" w:cs="PT Sans Narrow" w:eastAsia="PT Sans Narrow"/>
+                <w:b/>
+                <w:i w:val="0"/>
+                <w:color w:val="16213E"/>
+                <w:sz w:val="26"/>
+              </w:rPr>
+              <w:t>Pagamento completato</w:t>
+              <w:br/>
+            </w:r>
+            <w:r>
+              <w:rPr>
+                <w:rFonts w:ascii="PT Sans Narrow" w:hAnsi="PT Sans Narrow" w:cs="PT Sans Narrow" w:eastAsia="PT Sans Narrow"/>
+                <w:b w:val="0"/>
+                <w:i w:val="0"/>
+                <w:color w:val="6C757D"/>
+                <w:sz w:val="24"/>
+              </w:rPr>
+              <w:t>Lo schermo del banco si aggiorna mostrando "✓ Pagato da [Il tuo nome]"</w:t>
+            </w:r>
+          </w:p>
+        </w:tc>
+      </w:tr>
+    </w:tbl>
+    <w:p>
+      <w:pPr>
+        <w:spacing w:before="0" w:after="160"/>
+      </w:pPr>
+    </w:p>
+    <w:tbl>
+      <w:tblPr>
+        <w:tblLook w:firstColumn="1" w:firstRow="1" w:lastColumn="0" w:lastRow="0" w:noHBand="0" w:noVBand="1" w:val="04A0"/>
+        <w:tblBorders>
+          <w:top w:val="nil"/>
+          <w:left w:val="nil"/>
+          <w:bottom w:val="nil"/>
+          <w:right w:val="nil"/>
+          <w:insideH w:val="nil"/>
+          <w:insideV w:val="nil"/>
+        </w:tblBorders>
+        <w:tblW w:w="6929" w:type="dxa"/>
+      </w:tblPr>
+      <w:tblGrid>
+        <w:gridCol w:w="9412"/>
+      </w:tblGrid>
+      <w:tr>
+        <w:tc>
+          <w:tcPr>
+            <w:tcW w:type="dxa" w:w="9412"/>
+            <w:shd w:val="clear" w:color="auto" w:fill="F5F5F5"/>
+            <w:tcBorders>
+              <w:top w:val="single" w:sz="14" w:color="E8E8E8" w:space="0"/>
+              <w:bottom w:val="single" w:sz="14" w:color="E8E8E8" w:space="0"/>
+              <w:left w:val="single" w:sz="14" w:color="E94560" w:space="0"/>
+              <w:right w:val="single" w:sz="14" w:color="E8E8E8" w:space="0"/>
+            </w:tcBorders>
+            <w:tcMar>
+              <w:top w:w="70" w:type="dxa"/>
+              <w:bottom w:w="70" w:type="dxa"/>
+              <w:left w:w="130" w:type="dxa"/>
+              <w:right w:w="90" w:type="dxa"/>
+            </w:tcMar>
+          </w:tcPr>
+          <w:p>
+            <w:pPr>
+              <w:spacing w:before="0" w:after="0"/>
+            </w:pPr>
+            <w:r>
+              <w:rPr>
+                <w:rFonts w:ascii="PT Sans Narrow" w:hAnsi="PT Sans Narrow" w:cs="PT Sans Narrow" w:eastAsia="PT Sans Narrow"/>
+                <w:b w:val="0"/>
+                <w:i w:val="0"/>
+                <w:color w:val="E94560"/>
+                <w:sz w:val="26"/>
+              </w:rPr>
+              <w:t xml:space="preserve">⚠️  </w:t>
+            </w:r>
+            <w:r>
+              <w:rPr>
+                <w:rFonts w:ascii="PT Sans Narrow" w:hAnsi="PT Sans Narrow" w:cs="PT Sans Narrow" w:eastAsia="PT Sans Narrow"/>
+                <w:b w:val="0"/>
+                <w:i w:val="0"/>
+                <w:color w:val="343A40"/>
+                <w:sz w:val="26"/>
+              </w:rPr>
+              <w:t>Il QR generato dallo staff ha una validità di 10 minuti. Se scade prima che tu riesca a scansionarlo, chiedi allo staff di generarne uno nuovo.</w:t>
             </w:r>
           </w:p>
         </w:tc>
@@ -25936,6 +29350,538 @@
                 <w:sz w:val="22"/>
               </w:rPr>
               <w:t>❌</w:t>
+            </w:r>
+          </w:p>
+        </w:tc>
+      </w:tr>
+      <w:tr>
+        <w:tc>
+          <w:tcPr>
+            <w:tcW w:w="1968" w:type="dxa"/>
+            <w:shd w:val="clear" w:color="auto" w:fill="F8F9FA"/>
+            <w:tcBorders>
+              <w:top w:val="nil"/>
+              <w:bottom w:val="single" w:sz="8" w:color="DEE2E6" w:space="0"/>
+              <w:left w:val="nil"/>
+              <w:right w:val="nil"/>
+            </w:tcBorders>
+            <w:tcMar>
+              <w:top w:w="55" w:type="dxa"/>
+              <w:bottom w:w="55" w:type="dxa"/>
+              <w:left w:w="80" w:type="dxa"/>
+              <w:right w:w="80" w:type="dxa"/>
+            </w:tcMar>
+          </w:tcPr>
+          <w:p>
+            <w:pPr>
+              <w:spacing w:before="0" w:after="0"/>
+            </w:pPr>
+            <w:r>
+              <w:rPr>
+                <w:rFonts w:ascii="PT Sans Narrow" w:hAnsi="PT Sans Narrow" w:cs="PT Sans Narrow" w:eastAsia="PT Sans Narrow"/>
+                <w:b/>
+                <w:i w:val="0"/>
+                <w:color w:val="16213E"/>
+                <w:sz w:val="22"/>
+              </w:rPr>
+              <w:t>Banco POS (genera QR)</w:t>
+            </w:r>
+          </w:p>
+        </w:tc>
+        <w:tc>
+          <w:tcPr>
+            <w:tcW w:w="708" w:type="dxa"/>
+            <w:shd w:val="clear" w:color="auto" w:fill="F8F9FA"/>
+            <w:tcBorders>
+              <w:top w:val="nil"/>
+              <w:bottom w:val="single" w:sz="8" w:color="DEE2E6" w:space="0"/>
+              <w:left w:val="nil"/>
+              <w:right w:val="nil"/>
+            </w:tcBorders>
+            <w:tcMar>
+              <w:top w:w="55" w:type="dxa"/>
+              <w:bottom w:w="55" w:type="dxa"/>
+              <w:left w:w="80" w:type="dxa"/>
+              <w:right w:w="80" w:type="dxa"/>
+            </w:tcMar>
+          </w:tcPr>
+          <w:p>
+            <w:pPr>
+              <w:spacing w:before="0" w:after="0"/>
+            </w:pPr>
+            <w:r>
+              <w:rPr>
+                <w:rFonts w:ascii="PT Sans Narrow" w:hAnsi="PT Sans Narrow" w:cs="PT Sans Narrow" w:eastAsia="PT Sans Narrow"/>
+                <w:b w:val="0"/>
+                <w:i w:val="0"/>
+                <w:color w:val="6C757D"/>
+                <w:sz w:val="22"/>
+              </w:rPr>
+              <w:t>✅</w:t>
+            </w:r>
+          </w:p>
+        </w:tc>
+        <w:tc>
+          <w:tcPr>
+            <w:tcW w:w="708" w:type="dxa"/>
+            <w:shd w:val="clear" w:color="auto" w:fill="F8F9FA"/>
+            <w:tcBorders>
+              <w:top w:val="nil"/>
+              <w:bottom w:val="single" w:sz="8" w:color="DEE2E6" w:space="0"/>
+              <w:left w:val="nil"/>
+              <w:right w:val="nil"/>
+            </w:tcBorders>
+            <w:tcMar>
+              <w:top w:w="55" w:type="dxa"/>
+              <w:bottom w:w="55" w:type="dxa"/>
+              <w:left w:w="80" w:type="dxa"/>
+              <w:right w:w="80" w:type="dxa"/>
+            </w:tcMar>
+          </w:tcPr>
+          <w:p>
+            <w:pPr>
+              <w:spacing w:before="0" w:after="0"/>
+            </w:pPr>
+            <w:r>
+              <w:rPr>
+                <w:rFonts w:ascii="PT Sans Narrow" w:hAnsi="PT Sans Narrow" w:cs="PT Sans Narrow" w:eastAsia="PT Sans Narrow"/>
+                <w:b w:val="0"/>
+                <w:i w:val="0"/>
+                <w:color w:val="6C757D"/>
+                <w:sz w:val="22"/>
+              </w:rPr>
+              <w:t>✅</w:t>
+            </w:r>
+          </w:p>
+        </w:tc>
+        <w:tc>
+          <w:tcPr>
+            <w:tcW w:w="708" w:type="dxa"/>
+            <w:shd w:val="clear" w:color="auto" w:fill="F8F9FA"/>
+            <w:tcBorders>
+              <w:top w:val="nil"/>
+              <w:bottom w:val="single" w:sz="8" w:color="DEE2E6" w:space="0"/>
+              <w:left w:val="nil"/>
+              <w:right w:val="nil"/>
+            </w:tcBorders>
+            <w:tcMar>
+              <w:top w:w="55" w:type="dxa"/>
+              <w:bottom w:w="55" w:type="dxa"/>
+              <w:left w:w="80" w:type="dxa"/>
+              <w:right w:w="80" w:type="dxa"/>
+            </w:tcMar>
+          </w:tcPr>
+          <w:p>
+            <w:pPr>
+              <w:spacing w:before="0" w:after="0"/>
+            </w:pPr>
+            <w:r>
+              <w:rPr>
+                <w:rFonts w:ascii="PT Sans Narrow" w:hAnsi="PT Sans Narrow" w:cs="PT Sans Narrow" w:eastAsia="PT Sans Narrow"/>
+                <w:b w:val="0"/>
+                <w:i w:val="0"/>
+                <w:color w:val="6C757D"/>
+                <w:sz w:val="22"/>
+              </w:rPr>
+              <w:t>✅</w:t>
+            </w:r>
+          </w:p>
+        </w:tc>
+        <w:tc>
+          <w:tcPr>
+            <w:tcW w:w="708" w:type="dxa"/>
+            <w:shd w:val="clear" w:color="auto" w:fill="F8F9FA"/>
+            <w:tcBorders>
+              <w:top w:val="nil"/>
+              <w:bottom w:val="single" w:sz="8" w:color="DEE2E6" w:space="0"/>
+              <w:left w:val="nil"/>
+              <w:right w:val="nil"/>
+            </w:tcBorders>
+            <w:tcMar>
+              <w:top w:w="55" w:type="dxa"/>
+              <w:bottom w:w="55" w:type="dxa"/>
+              <w:left w:w="80" w:type="dxa"/>
+              <w:right w:w="80" w:type="dxa"/>
+            </w:tcMar>
+          </w:tcPr>
+          <w:p>
+            <w:pPr>
+              <w:spacing w:before="0" w:after="0"/>
+            </w:pPr>
+            <w:r>
+              <w:rPr>
+                <w:rFonts w:ascii="PT Sans Narrow" w:hAnsi="PT Sans Narrow" w:cs="PT Sans Narrow" w:eastAsia="PT Sans Narrow"/>
+                <w:b w:val="0"/>
+                <w:i w:val="0"/>
+                <w:color w:val="6C757D"/>
+                <w:sz w:val="22"/>
+              </w:rPr>
+              <w:t>❌</w:t>
+            </w:r>
+          </w:p>
+        </w:tc>
+        <w:tc>
+          <w:tcPr>
+            <w:tcW w:w="708" w:type="dxa"/>
+            <w:shd w:val="clear" w:color="auto" w:fill="F8F9FA"/>
+            <w:tcBorders>
+              <w:top w:val="nil"/>
+              <w:bottom w:val="single" w:sz="8" w:color="DEE2E6" w:space="0"/>
+              <w:left w:val="nil"/>
+              <w:right w:val="nil"/>
+            </w:tcBorders>
+            <w:tcMar>
+              <w:top w:w="55" w:type="dxa"/>
+              <w:bottom w:w="55" w:type="dxa"/>
+              <w:left w:w="80" w:type="dxa"/>
+              <w:right w:w="80" w:type="dxa"/>
+            </w:tcMar>
+          </w:tcPr>
+          <w:p>
+            <w:pPr>
+              <w:spacing w:before="0" w:after="0"/>
+            </w:pPr>
+            <w:r>
+              <w:rPr>
+                <w:rFonts w:ascii="PT Sans Narrow" w:hAnsi="PT Sans Narrow" w:cs="PT Sans Narrow" w:eastAsia="PT Sans Narrow"/>
+                <w:b w:val="0"/>
+                <w:i w:val="0"/>
+                <w:color w:val="6C757D"/>
+                <w:sz w:val="22"/>
+              </w:rPr>
+              <w:t>❌</w:t>
+            </w:r>
+          </w:p>
+        </w:tc>
+        <w:tc>
+          <w:tcPr>
+            <w:tcW w:w="787" w:type="dxa"/>
+            <w:shd w:val="clear" w:color="auto" w:fill="F8F9FA"/>
+            <w:tcBorders>
+              <w:top w:val="nil"/>
+              <w:bottom w:val="single" w:sz="8" w:color="DEE2E6" w:space="0"/>
+              <w:left w:val="nil"/>
+              <w:right w:val="nil"/>
+            </w:tcBorders>
+            <w:tcMar>
+              <w:top w:w="55" w:type="dxa"/>
+              <w:bottom w:w="55" w:type="dxa"/>
+              <w:left w:w="80" w:type="dxa"/>
+              <w:right w:w="80" w:type="dxa"/>
+            </w:tcMar>
+          </w:tcPr>
+          <w:p>
+            <w:pPr>
+              <w:spacing w:before="0" w:after="0"/>
+            </w:pPr>
+            <w:r>
+              <w:rPr>
+                <w:rFonts w:ascii="PT Sans Narrow" w:hAnsi="PT Sans Narrow" w:cs="PT Sans Narrow" w:eastAsia="PT Sans Narrow"/>
+                <w:b w:val="0"/>
+                <w:i w:val="0"/>
+                <w:color w:val="6C757D"/>
+                <w:sz w:val="22"/>
+              </w:rPr>
+              <w:t>❌</w:t>
+            </w:r>
+          </w:p>
+        </w:tc>
+        <w:tc>
+          <w:tcPr>
+            <w:tcW w:w="1023" w:type="dxa"/>
+            <w:shd w:val="clear" w:color="auto" w:fill="F8F9FA"/>
+            <w:tcBorders>
+              <w:top w:val="nil"/>
+              <w:bottom w:val="single" w:sz="8" w:color="DEE2E6" w:space="0"/>
+              <w:left w:val="nil"/>
+              <w:right w:val="nil"/>
+            </w:tcBorders>
+            <w:tcMar>
+              <w:top w:w="55" w:type="dxa"/>
+              <w:bottom w:w="55" w:type="dxa"/>
+              <w:left w:w="80" w:type="dxa"/>
+              <w:right w:w="80" w:type="dxa"/>
+            </w:tcMar>
+          </w:tcPr>
+          <w:p>
+            <w:pPr>
+              <w:spacing w:before="0" w:after="0"/>
+            </w:pPr>
+            <w:r>
+              <w:rPr>
+                <w:rFonts w:ascii="PT Sans Narrow" w:hAnsi="PT Sans Narrow" w:cs="PT Sans Narrow" w:eastAsia="PT Sans Narrow"/>
+                <w:b w:val="0"/>
+                <w:i w:val="0"/>
+                <w:color w:val="6C757D"/>
+                <w:sz w:val="22"/>
+              </w:rPr>
+              <w:t>❌</w:t>
+            </w:r>
+          </w:p>
+        </w:tc>
+      </w:tr>
+      <w:tr>
+        <w:tc>
+          <w:tcPr>
+            <w:tcW w:w="1968" w:type="dxa"/>
+            <w:shd w:val="clear" w:color="auto" w:fill="FFFFFF"/>
+            <w:tcBorders>
+              <w:top w:val="nil"/>
+              <w:bottom w:val="single" w:sz="8" w:color="DEE2E6" w:space="0"/>
+              <w:left w:val="nil"/>
+              <w:right w:val="nil"/>
+            </w:tcBorders>
+            <w:tcMar>
+              <w:top w:w="55" w:type="dxa"/>
+              <w:bottom w:w="55" w:type="dxa"/>
+              <w:left w:w="80" w:type="dxa"/>
+              <w:right w:w="80" w:type="dxa"/>
+            </w:tcMar>
+          </w:tcPr>
+          <w:p>
+            <w:pPr>
+              <w:spacing w:before="0" w:after="0"/>
+            </w:pPr>
+            <w:r>
+              <w:rPr>
+                <w:rFonts w:ascii="PT Sans Narrow" w:hAnsi="PT Sans Narrow" w:cs="PT Sans Narrow" w:eastAsia="PT Sans Narrow"/>
+                <w:b/>
+                <w:i w:val="0"/>
+                <w:color w:val="16213E"/>
+                <w:sz w:val="22"/>
+              </w:rPr>
+              <w:t>Paga al Banco (scan QR)</w:t>
+            </w:r>
+          </w:p>
+        </w:tc>
+        <w:tc>
+          <w:tcPr>
+            <w:tcW w:w="708" w:type="dxa"/>
+            <w:shd w:val="clear" w:color="auto" w:fill="FFFFFF"/>
+            <w:tcBorders>
+              <w:top w:val="nil"/>
+              <w:bottom w:val="single" w:sz="8" w:color="DEE2E6" w:space="0"/>
+              <w:left w:val="nil"/>
+              <w:right w:val="nil"/>
+            </w:tcBorders>
+            <w:tcMar>
+              <w:top w:w="55" w:type="dxa"/>
+              <w:bottom w:w="55" w:type="dxa"/>
+              <w:left w:w="80" w:type="dxa"/>
+              <w:right w:w="80" w:type="dxa"/>
+            </w:tcMar>
+          </w:tcPr>
+          <w:p>
+            <w:pPr>
+              <w:spacing w:before="0" w:after="0"/>
+            </w:pPr>
+            <w:r>
+              <w:rPr>
+                <w:rFonts w:ascii="PT Sans Narrow" w:hAnsi="PT Sans Narrow" w:cs="PT Sans Narrow" w:eastAsia="PT Sans Narrow"/>
+                <w:b w:val="0"/>
+                <w:i w:val="0"/>
+                <w:color w:val="6C757D"/>
+                <w:sz w:val="22"/>
+              </w:rPr>
+              <w:t>❌</w:t>
+            </w:r>
+          </w:p>
+        </w:tc>
+        <w:tc>
+          <w:tcPr>
+            <w:tcW w:w="708" w:type="dxa"/>
+            <w:shd w:val="clear" w:color="auto" w:fill="FFFFFF"/>
+            <w:tcBorders>
+              <w:top w:val="nil"/>
+              <w:bottom w:val="single" w:sz="8" w:color="DEE2E6" w:space="0"/>
+              <w:left w:val="nil"/>
+              <w:right w:val="nil"/>
+            </w:tcBorders>
+            <w:tcMar>
+              <w:top w:w="55" w:type="dxa"/>
+              <w:bottom w:w="55" w:type="dxa"/>
+              <w:left w:w="80" w:type="dxa"/>
+              <w:right w:w="80" w:type="dxa"/>
+            </w:tcMar>
+          </w:tcPr>
+          <w:p>
+            <w:pPr>
+              <w:spacing w:before="0" w:after="0"/>
+            </w:pPr>
+            <w:r>
+              <w:rPr>
+                <w:rFonts w:ascii="PT Sans Narrow" w:hAnsi="PT Sans Narrow" w:cs="PT Sans Narrow" w:eastAsia="PT Sans Narrow"/>
+                <w:b w:val="0"/>
+                <w:i w:val="0"/>
+                <w:color w:val="6C757D"/>
+                <w:sz w:val="22"/>
+              </w:rPr>
+              <w:t>❌</w:t>
+            </w:r>
+          </w:p>
+        </w:tc>
+        <w:tc>
+          <w:tcPr>
+            <w:tcW w:w="708" w:type="dxa"/>
+            <w:shd w:val="clear" w:color="auto" w:fill="FFFFFF"/>
+            <w:tcBorders>
+              <w:top w:val="nil"/>
+              <w:bottom w:val="single" w:sz="8" w:color="DEE2E6" w:space="0"/>
+              <w:left w:val="nil"/>
+              <w:right w:val="nil"/>
+            </w:tcBorders>
+            <w:tcMar>
+              <w:top w:w="55" w:type="dxa"/>
+              <w:bottom w:w="55" w:type="dxa"/>
+              <w:left w:w="80" w:type="dxa"/>
+              <w:right w:w="80" w:type="dxa"/>
+            </w:tcMar>
+          </w:tcPr>
+          <w:p>
+            <w:pPr>
+              <w:spacing w:before="0" w:after="0"/>
+            </w:pPr>
+            <w:r>
+              <w:rPr>
+                <w:rFonts w:ascii="PT Sans Narrow" w:hAnsi="PT Sans Narrow" w:cs="PT Sans Narrow" w:eastAsia="PT Sans Narrow"/>
+                <w:b w:val="0"/>
+                <w:i w:val="0"/>
+                <w:color w:val="6C757D"/>
+                <w:sz w:val="22"/>
+              </w:rPr>
+              <w:t>❌</w:t>
+            </w:r>
+          </w:p>
+        </w:tc>
+        <w:tc>
+          <w:tcPr>
+            <w:tcW w:w="708" w:type="dxa"/>
+            <w:shd w:val="clear" w:color="auto" w:fill="FFFFFF"/>
+            <w:tcBorders>
+              <w:top w:val="nil"/>
+              <w:bottom w:val="single" w:sz="8" w:color="DEE2E6" w:space="0"/>
+              <w:left w:val="nil"/>
+              <w:right w:val="nil"/>
+            </w:tcBorders>
+            <w:tcMar>
+              <w:top w:w="55" w:type="dxa"/>
+              <w:bottom w:w="55" w:type="dxa"/>
+              <w:left w:w="80" w:type="dxa"/>
+              <w:right w:w="80" w:type="dxa"/>
+            </w:tcMar>
+          </w:tcPr>
+          <w:p>
+            <w:pPr>
+              <w:spacing w:before="0" w:after="0"/>
+            </w:pPr>
+            <w:r>
+              <w:rPr>
+                <w:rFonts w:ascii="PT Sans Narrow" w:hAnsi="PT Sans Narrow" w:cs="PT Sans Narrow" w:eastAsia="PT Sans Narrow"/>
+                <w:b w:val="0"/>
+                <w:i w:val="0"/>
+                <w:color w:val="6C757D"/>
+                <w:sz w:val="22"/>
+              </w:rPr>
+              <w:t>❌</w:t>
+            </w:r>
+          </w:p>
+        </w:tc>
+        <w:tc>
+          <w:tcPr>
+            <w:tcW w:w="708" w:type="dxa"/>
+            <w:shd w:val="clear" w:color="auto" w:fill="FFFFFF"/>
+            <w:tcBorders>
+              <w:top w:val="nil"/>
+              <w:bottom w:val="single" w:sz="8" w:color="DEE2E6" w:space="0"/>
+              <w:left w:val="nil"/>
+              <w:right w:val="nil"/>
+            </w:tcBorders>
+            <w:tcMar>
+              <w:top w:w="55" w:type="dxa"/>
+              <w:bottom w:w="55" w:type="dxa"/>
+              <w:left w:w="80" w:type="dxa"/>
+              <w:right w:w="80" w:type="dxa"/>
+            </w:tcMar>
+          </w:tcPr>
+          <w:p>
+            <w:pPr>
+              <w:spacing w:before="0" w:after="0"/>
+            </w:pPr>
+            <w:r>
+              <w:rPr>
+                <w:rFonts w:ascii="PT Sans Narrow" w:hAnsi="PT Sans Narrow" w:cs="PT Sans Narrow" w:eastAsia="PT Sans Narrow"/>
+                <w:b w:val="0"/>
+                <w:i w:val="0"/>
+                <w:color w:val="6C757D"/>
+                <w:sz w:val="22"/>
+              </w:rPr>
+              <w:t>❌</w:t>
+            </w:r>
+          </w:p>
+        </w:tc>
+        <w:tc>
+          <w:tcPr>
+            <w:tcW w:w="787" w:type="dxa"/>
+            <w:shd w:val="clear" w:color="auto" w:fill="FFFFFF"/>
+            <w:tcBorders>
+              <w:top w:val="nil"/>
+              <w:bottom w:val="single" w:sz="8" w:color="DEE2E6" w:space="0"/>
+              <w:left w:val="nil"/>
+              <w:right w:val="nil"/>
+            </w:tcBorders>
+            <w:tcMar>
+              <w:top w:w="55" w:type="dxa"/>
+              <w:bottom w:w="55" w:type="dxa"/>
+              <w:left w:w="80" w:type="dxa"/>
+              <w:right w:w="80" w:type="dxa"/>
+            </w:tcMar>
+          </w:tcPr>
+          <w:p>
+            <w:pPr>
+              <w:spacing w:before="0" w:after="0"/>
+            </w:pPr>
+            <w:r>
+              <w:rPr>
+                <w:rFonts w:ascii="PT Sans Narrow" w:hAnsi="PT Sans Narrow" w:cs="PT Sans Narrow" w:eastAsia="PT Sans Narrow"/>
+                <w:b w:val="0"/>
+                <w:i w:val="0"/>
+                <w:color w:val="6C757D"/>
+                <w:sz w:val="22"/>
+              </w:rPr>
+              <w:t>✅</w:t>
+            </w:r>
+          </w:p>
+        </w:tc>
+        <w:tc>
+          <w:tcPr>
+            <w:tcW w:w="1023" w:type="dxa"/>
+            <w:shd w:val="clear" w:color="auto" w:fill="FFFFFF"/>
+            <w:tcBorders>
+              <w:top w:val="nil"/>
+              <w:bottom w:val="single" w:sz="8" w:color="DEE2E6" w:space="0"/>
+              <w:left w:val="nil"/>
+              <w:right w:val="nil"/>
+            </w:tcBorders>
+            <w:tcMar>
+              <w:top w:w="55" w:type="dxa"/>
+              <w:bottom w:w="55" w:type="dxa"/>
+              <w:left w:w="80" w:type="dxa"/>
+              <w:right w:w="80" w:type="dxa"/>
+            </w:tcMar>
+          </w:tcPr>
+          <w:p>
+            <w:pPr>
+              <w:spacing w:before="0" w:after="0"/>
+            </w:pPr>
+            <w:r>
+              <w:rPr>
+                <w:rFonts w:ascii="PT Sans Narrow" w:hAnsi="PT Sans Narrow" w:cs="PT Sans Narrow" w:eastAsia="PT Sans Narrow"/>
+                <w:b w:val="0"/>
+                <w:i w:val="0"/>
+                <w:color w:val="6C757D"/>
+                <w:sz w:val="22"/>
+              </w:rPr>
+              <w:t>✅</w:t>
             </w:r>
           </w:p>
         </w:tc>
